--- a/02_ANALISIS/05_CASOS_DE_USO.docx
+++ b/02_ANALISIS/05_CASOS_DE_USO.docx
@@ -521,7 +521,7 @@
       <w:r>
         <w:t xml:space="preserve">. La especificación detallada está en </w:t>
       </w:r>
-      <w:hyperlink w:history="1" r:id="rId7gvmqza5nmegy6loquodg">
+      <w:hyperlink w:history="1" r:id="rIdmvvut89otkdgg2folpfqq">
         <w:r>
           <w:rPr>
             <w:color w:val="1D4ED8"/>
@@ -557,13 +557,13 @@
         <w:tblLayout w:type="fixed"/>
       </w:tblPr>
       <w:tblGrid>
-        <w:gridCol w:w="925"/>
-        <w:gridCol w:w="2217"/>
-        <w:gridCol w:w="2043"/>
-        <w:gridCol w:w="1639"/>
-        <w:gridCol w:w="857"/>
-        <w:gridCol w:w="3144"/>
-        <w:gridCol w:w="2135"/>
+        <w:gridCol w:w="924"/>
+        <w:gridCol w:w="2213"/>
+        <w:gridCol w:w="2042"/>
+        <w:gridCol w:w="1637"/>
+        <w:gridCol w:w="856"/>
+        <w:gridCol w:w="3157"/>
+        <w:gridCol w:w="2131"/>
       </w:tblGrid>
       <w:tr>
         <w:trPr>
@@ -571,7 +571,7 @@
         </w:trPr>
         <w:tc>
           <w:tcPr>
-            <w:tcW w:type="dxa" w:w="925"/>
+            <w:tcW w:type="dxa" w:w="924"/>
             <w:tcBorders>
               <w:top w:val="single" w:color="CBD5E1" w:sz="4"/>
               <w:left w:val="single" w:color="CBD5E1" w:sz="4"/>
@@ -601,7 +601,7 @@
         </w:tc>
         <w:tc>
           <w:tcPr>
-            <w:tcW w:type="dxa" w:w="2217"/>
+            <w:tcW w:type="dxa" w:w="2213"/>
             <w:tcBorders>
               <w:top w:val="single" w:color="CBD5E1" w:sz="4"/>
               <w:left w:val="single" w:color="CBD5E1" w:sz="4"/>
@@ -631,7 +631,7 @@
         </w:tc>
         <w:tc>
           <w:tcPr>
-            <w:tcW w:type="dxa" w:w="2043"/>
+            <w:tcW w:type="dxa" w:w="2042"/>
             <w:tcBorders>
               <w:top w:val="single" w:color="CBD5E1" w:sz="4"/>
               <w:left w:val="single" w:color="CBD5E1" w:sz="4"/>
@@ -661,7 +661,7 @@
         </w:tc>
         <w:tc>
           <w:tcPr>
-            <w:tcW w:type="dxa" w:w="1639"/>
+            <w:tcW w:type="dxa" w:w="1637"/>
             <w:tcBorders>
               <w:top w:val="single" w:color="CBD5E1" w:sz="4"/>
               <w:left w:val="single" w:color="CBD5E1" w:sz="4"/>
@@ -691,7 +691,7 @@
         </w:tc>
         <w:tc>
           <w:tcPr>
-            <w:tcW w:type="dxa" w:w="857"/>
+            <w:tcW w:type="dxa" w:w="856"/>
             <w:tcBorders>
               <w:top w:val="single" w:color="CBD5E1" w:sz="4"/>
               <w:left w:val="single" w:color="CBD5E1" w:sz="4"/>
@@ -721,7 +721,7 @@
         </w:tc>
         <w:tc>
           <w:tcPr>
-            <w:tcW w:type="dxa" w:w="3144"/>
+            <w:tcW w:type="dxa" w:w="3157"/>
             <w:tcBorders>
               <w:top w:val="single" w:color="CBD5E1" w:sz="4"/>
               <w:left w:val="single" w:color="CBD5E1" w:sz="4"/>
@@ -751,7 +751,7 @@
         </w:tc>
         <w:tc>
           <w:tcPr>
-            <w:tcW w:type="dxa" w:w="2135"/>
+            <w:tcW w:type="dxa" w:w="2131"/>
             <w:tcBorders>
               <w:top w:val="single" w:color="CBD5E1" w:sz="4"/>
               <w:left w:val="single" w:color="CBD5E1" w:sz="4"/>
@@ -783,7 +783,7 @@
       <w:tr>
         <w:tc>
           <w:tcPr>
-            <w:tcW w:type="dxa" w:w="925"/>
+            <w:tcW w:type="dxa" w:w="924"/>
             <w:tcBorders>
               <w:top w:val="single" w:color="CBD5E1" w:sz="4"/>
               <w:left w:val="single" w:color="CBD5E1" w:sz="4"/>
@@ -812,7 +812,7 @@
         </w:tc>
         <w:tc>
           <w:tcPr>
-            <w:tcW w:type="dxa" w:w="2217"/>
+            <w:tcW w:type="dxa" w:w="2213"/>
             <w:tcBorders>
               <w:top w:val="single" w:color="CBD5E1" w:sz="4"/>
               <w:left w:val="single" w:color="CBD5E1" w:sz="4"/>
@@ -839,7 +839,7 @@
         </w:tc>
         <w:tc>
           <w:tcPr>
-            <w:tcW w:type="dxa" w:w="2043"/>
+            <w:tcW w:type="dxa" w:w="2042"/>
             <w:tcBorders>
               <w:top w:val="single" w:color="CBD5E1" w:sz="4"/>
               <w:left w:val="single" w:color="CBD5E1" w:sz="4"/>
@@ -868,7 +868,7 @@
         </w:tc>
         <w:tc>
           <w:tcPr>
-            <w:tcW w:type="dxa" w:w="1639"/>
+            <w:tcW w:type="dxa" w:w="1637"/>
             <w:tcBorders>
               <w:top w:val="single" w:color="CBD5E1" w:sz="4"/>
               <w:left w:val="single" w:color="CBD5E1" w:sz="4"/>
@@ -901,7 +901,7 @@
         </w:tc>
         <w:tc>
           <w:tcPr>
-            <w:tcW w:type="dxa" w:w="857"/>
+            <w:tcW w:type="dxa" w:w="856"/>
             <w:tcBorders>
               <w:top w:val="single" w:color="CBD5E1" w:sz="4"/>
               <w:left w:val="single" w:color="CBD5E1" w:sz="4"/>
@@ -928,7 +928,7 @@
         </w:tc>
         <w:tc>
           <w:tcPr>
-            <w:tcW w:type="dxa" w:w="3144"/>
+            <w:tcW w:type="dxa" w:w="3157"/>
             <w:tcBorders>
               <w:top w:val="single" w:color="CBD5E1" w:sz="4"/>
               <w:left w:val="single" w:color="CBD5E1" w:sz="4"/>
@@ -957,7 +957,7 @@
         </w:tc>
         <w:tc>
           <w:tcPr>
-            <w:tcW w:type="dxa" w:w="2135"/>
+            <w:tcW w:type="dxa" w:w="2131"/>
             <w:tcBorders>
               <w:top w:val="single" w:color="CBD5E1" w:sz="4"/>
               <w:left w:val="single" w:color="CBD5E1" w:sz="4"/>
@@ -986,7 +986,7 @@
       <w:tr>
         <w:tc>
           <w:tcPr>
-            <w:tcW w:type="dxa" w:w="925"/>
+            <w:tcW w:type="dxa" w:w="924"/>
             <w:tcBorders>
               <w:top w:val="single" w:color="CBD5E1" w:sz="4"/>
               <w:left w:val="single" w:color="CBD5E1" w:sz="4"/>
@@ -1015,7 +1015,7 @@
         </w:tc>
         <w:tc>
           <w:tcPr>
-            <w:tcW w:type="dxa" w:w="2217"/>
+            <w:tcW w:type="dxa" w:w="2213"/>
             <w:tcBorders>
               <w:top w:val="single" w:color="CBD5E1" w:sz="4"/>
               <w:left w:val="single" w:color="CBD5E1" w:sz="4"/>
@@ -1042,7 +1042,7 @@
         </w:tc>
         <w:tc>
           <w:tcPr>
-            <w:tcW w:type="dxa" w:w="2043"/>
+            <w:tcW w:type="dxa" w:w="2042"/>
             <w:tcBorders>
               <w:top w:val="single" w:color="CBD5E1" w:sz="4"/>
               <w:left w:val="single" w:color="CBD5E1" w:sz="4"/>
@@ -1073,7 +1073,7 @@
         </w:tc>
         <w:tc>
           <w:tcPr>
-            <w:tcW w:type="dxa" w:w="1639"/>
+            <w:tcW w:type="dxa" w:w="1637"/>
             <w:tcBorders>
               <w:top w:val="single" w:color="CBD5E1" w:sz="4"/>
               <w:left w:val="single" w:color="CBD5E1" w:sz="4"/>
@@ -1104,7 +1104,7 @@
         </w:tc>
         <w:tc>
           <w:tcPr>
-            <w:tcW w:type="dxa" w:w="857"/>
+            <w:tcW w:type="dxa" w:w="856"/>
             <w:tcBorders>
               <w:top w:val="single" w:color="CBD5E1" w:sz="4"/>
               <w:left w:val="single" w:color="CBD5E1" w:sz="4"/>
@@ -1131,7 +1131,7 @@
         </w:tc>
         <w:tc>
           <w:tcPr>
-            <w:tcW w:type="dxa" w:w="3144"/>
+            <w:tcW w:type="dxa" w:w="3157"/>
             <w:tcBorders>
               <w:top w:val="single" w:color="CBD5E1" w:sz="4"/>
               <w:left w:val="single" w:color="CBD5E1" w:sz="4"/>
@@ -1160,7 +1160,7 @@
         </w:tc>
         <w:tc>
           <w:tcPr>
-            <w:tcW w:type="dxa" w:w="2135"/>
+            <w:tcW w:type="dxa" w:w="2131"/>
             <w:tcBorders>
               <w:top w:val="single" w:color="CBD5E1" w:sz="4"/>
               <w:left w:val="single" w:color="CBD5E1" w:sz="4"/>
@@ -1189,7 +1189,7 @@
       <w:tr>
         <w:tc>
           <w:tcPr>
-            <w:tcW w:type="dxa" w:w="925"/>
+            <w:tcW w:type="dxa" w:w="924"/>
             <w:tcBorders>
               <w:top w:val="single" w:color="CBD5E1" w:sz="4"/>
               <w:left w:val="single" w:color="CBD5E1" w:sz="4"/>
@@ -1218,7 +1218,7 @@
         </w:tc>
         <w:tc>
           <w:tcPr>
-            <w:tcW w:type="dxa" w:w="2217"/>
+            <w:tcW w:type="dxa" w:w="2213"/>
             <w:tcBorders>
               <w:top w:val="single" w:color="CBD5E1" w:sz="4"/>
               <w:left w:val="single" w:color="CBD5E1" w:sz="4"/>
@@ -1245,7 +1245,7 @@
         </w:tc>
         <w:tc>
           <w:tcPr>
-            <w:tcW w:type="dxa" w:w="2043"/>
+            <w:tcW w:type="dxa" w:w="2042"/>
             <w:tcBorders>
               <w:top w:val="single" w:color="CBD5E1" w:sz="4"/>
               <w:left w:val="single" w:color="CBD5E1" w:sz="4"/>
@@ -1280,7 +1280,7 @@
         </w:tc>
         <w:tc>
           <w:tcPr>
-            <w:tcW w:type="dxa" w:w="1639"/>
+            <w:tcW w:type="dxa" w:w="1637"/>
             <w:tcBorders>
               <w:top w:val="single" w:color="CBD5E1" w:sz="4"/>
               <w:left w:val="single" w:color="CBD5E1" w:sz="4"/>
@@ -1309,7 +1309,7 @@
         </w:tc>
         <w:tc>
           <w:tcPr>
-            <w:tcW w:type="dxa" w:w="857"/>
+            <w:tcW w:type="dxa" w:w="856"/>
             <w:tcBorders>
               <w:top w:val="single" w:color="CBD5E1" w:sz="4"/>
               <w:left w:val="single" w:color="CBD5E1" w:sz="4"/>
@@ -1336,7 +1336,7 @@
         </w:tc>
         <w:tc>
           <w:tcPr>
-            <w:tcW w:type="dxa" w:w="3144"/>
+            <w:tcW w:type="dxa" w:w="3157"/>
             <w:tcBorders>
               <w:top w:val="single" w:color="CBD5E1" w:sz="4"/>
               <w:left w:val="single" w:color="CBD5E1" w:sz="4"/>
@@ -1365,7 +1365,7 @@
         </w:tc>
         <w:tc>
           <w:tcPr>
-            <w:tcW w:type="dxa" w:w="2135"/>
+            <w:tcW w:type="dxa" w:w="2131"/>
             <w:tcBorders>
               <w:top w:val="single" w:color="CBD5E1" w:sz="4"/>
               <w:left w:val="single" w:color="CBD5E1" w:sz="4"/>
@@ -1394,7 +1394,7 @@
       <w:tr>
         <w:tc>
           <w:tcPr>
-            <w:tcW w:type="dxa" w:w="925"/>
+            <w:tcW w:type="dxa" w:w="924"/>
             <w:tcBorders>
               <w:top w:val="single" w:color="CBD5E1" w:sz="4"/>
               <w:left w:val="single" w:color="CBD5E1" w:sz="4"/>
@@ -1423,7 +1423,7 @@
         </w:tc>
         <w:tc>
           <w:tcPr>
-            <w:tcW w:type="dxa" w:w="2217"/>
+            <w:tcW w:type="dxa" w:w="2213"/>
             <w:tcBorders>
               <w:top w:val="single" w:color="CBD5E1" w:sz="4"/>
               <w:left w:val="single" w:color="CBD5E1" w:sz="4"/>
@@ -1450,7 +1450,7 @@
         </w:tc>
         <w:tc>
           <w:tcPr>
-            <w:tcW w:type="dxa" w:w="2043"/>
+            <w:tcW w:type="dxa" w:w="2042"/>
             <w:tcBorders>
               <w:top w:val="single" w:color="CBD5E1" w:sz="4"/>
               <w:left w:val="single" w:color="CBD5E1" w:sz="4"/>
@@ -1477,7 +1477,7 @@
         </w:tc>
         <w:tc>
           <w:tcPr>
-            <w:tcW w:type="dxa" w:w="1639"/>
+            <w:tcW w:type="dxa" w:w="1637"/>
             <w:tcBorders>
               <w:top w:val="single" w:color="CBD5E1" w:sz="4"/>
               <w:left w:val="single" w:color="CBD5E1" w:sz="4"/>
@@ -1504,7 +1504,7 @@
         </w:tc>
         <w:tc>
           <w:tcPr>
-            <w:tcW w:type="dxa" w:w="857"/>
+            <w:tcW w:type="dxa" w:w="856"/>
             <w:tcBorders>
               <w:top w:val="single" w:color="CBD5E1" w:sz="4"/>
               <w:left w:val="single" w:color="CBD5E1" w:sz="4"/>
@@ -1531,7 +1531,7 @@
         </w:tc>
         <w:tc>
           <w:tcPr>
-            <w:tcW w:type="dxa" w:w="3144"/>
+            <w:tcW w:type="dxa" w:w="3157"/>
             <w:tcBorders>
               <w:top w:val="single" w:color="CBD5E1" w:sz="4"/>
               <w:left w:val="single" w:color="CBD5E1" w:sz="4"/>
@@ -1560,7 +1560,7 @@
         </w:tc>
         <w:tc>
           <w:tcPr>
-            <w:tcW w:type="dxa" w:w="2135"/>
+            <w:tcW w:type="dxa" w:w="2131"/>
             <w:tcBorders>
               <w:top w:val="single" w:color="CBD5E1" w:sz="4"/>
               <w:left w:val="single" w:color="CBD5E1" w:sz="4"/>
@@ -1589,7 +1589,7 @@
       <w:tr>
         <w:tc>
           <w:tcPr>
-            <w:tcW w:type="dxa" w:w="925"/>
+            <w:tcW w:type="dxa" w:w="924"/>
             <w:tcBorders>
               <w:top w:val="single" w:color="CBD5E1" w:sz="4"/>
               <w:left w:val="single" w:color="CBD5E1" w:sz="4"/>
@@ -1618,7 +1618,7 @@
         </w:tc>
         <w:tc>
           <w:tcPr>
-            <w:tcW w:type="dxa" w:w="2217"/>
+            <w:tcW w:type="dxa" w:w="2213"/>
             <w:tcBorders>
               <w:top w:val="single" w:color="CBD5E1" w:sz="4"/>
               <w:left w:val="single" w:color="CBD5E1" w:sz="4"/>
@@ -1645,7 +1645,7 @@
         </w:tc>
         <w:tc>
           <w:tcPr>
-            <w:tcW w:type="dxa" w:w="2043"/>
+            <w:tcW w:type="dxa" w:w="2042"/>
             <w:tcBorders>
               <w:top w:val="single" w:color="CBD5E1" w:sz="4"/>
               <w:left w:val="single" w:color="CBD5E1" w:sz="4"/>
@@ -1672,7 +1672,7 @@
         </w:tc>
         <w:tc>
           <w:tcPr>
-            <w:tcW w:type="dxa" w:w="1639"/>
+            <w:tcW w:type="dxa" w:w="1637"/>
             <w:tcBorders>
               <w:top w:val="single" w:color="CBD5E1" w:sz="4"/>
               <w:left w:val="single" w:color="CBD5E1" w:sz="4"/>
@@ -1701,7 +1701,7 @@
         </w:tc>
         <w:tc>
           <w:tcPr>
-            <w:tcW w:type="dxa" w:w="857"/>
+            <w:tcW w:type="dxa" w:w="856"/>
             <w:tcBorders>
               <w:top w:val="single" w:color="CBD5E1" w:sz="4"/>
               <w:left w:val="single" w:color="CBD5E1" w:sz="4"/>
@@ -1728,7 +1728,7 @@
         </w:tc>
         <w:tc>
           <w:tcPr>
-            <w:tcW w:type="dxa" w:w="3144"/>
+            <w:tcW w:type="dxa" w:w="3157"/>
             <w:tcBorders>
               <w:top w:val="single" w:color="CBD5E1" w:sz="4"/>
               <w:left w:val="single" w:color="CBD5E1" w:sz="4"/>
@@ -1757,7 +1757,7 @@
         </w:tc>
         <w:tc>
           <w:tcPr>
-            <w:tcW w:type="dxa" w:w="2135"/>
+            <w:tcW w:type="dxa" w:w="2131"/>
             <w:tcBorders>
               <w:top w:val="single" w:color="CBD5E1" w:sz="4"/>
               <w:left w:val="single" w:color="CBD5E1" w:sz="4"/>
@@ -1786,7 +1786,7 @@
       <w:tr>
         <w:tc>
           <w:tcPr>
-            <w:tcW w:type="dxa" w:w="925"/>
+            <w:tcW w:type="dxa" w:w="924"/>
             <w:tcBorders>
               <w:top w:val="single" w:color="CBD5E1" w:sz="4"/>
               <w:left w:val="single" w:color="CBD5E1" w:sz="4"/>
@@ -1815,7 +1815,7 @@
         </w:tc>
         <w:tc>
           <w:tcPr>
-            <w:tcW w:type="dxa" w:w="2217"/>
+            <w:tcW w:type="dxa" w:w="2213"/>
             <w:tcBorders>
               <w:top w:val="single" w:color="CBD5E1" w:sz="4"/>
               <w:left w:val="single" w:color="CBD5E1" w:sz="4"/>
@@ -1842,7 +1842,7 @@
         </w:tc>
         <w:tc>
           <w:tcPr>
-            <w:tcW w:type="dxa" w:w="2043"/>
+            <w:tcW w:type="dxa" w:w="2042"/>
             <w:tcBorders>
               <w:top w:val="single" w:color="CBD5E1" w:sz="4"/>
               <w:left w:val="single" w:color="CBD5E1" w:sz="4"/>
@@ -1873,7 +1873,7 @@
         </w:tc>
         <w:tc>
           <w:tcPr>
-            <w:tcW w:type="dxa" w:w="1639"/>
+            <w:tcW w:type="dxa" w:w="1637"/>
             <w:tcBorders>
               <w:top w:val="single" w:color="CBD5E1" w:sz="4"/>
               <w:left w:val="single" w:color="CBD5E1" w:sz="4"/>
@@ -1904,7 +1904,7 @@
         </w:tc>
         <w:tc>
           <w:tcPr>
-            <w:tcW w:type="dxa" w:w="857"/>
+            <w:tcW w:type="dxa" w:w="856"/>
             <w:tcBorders>
               <w:top w:val="single" w:color="CBD5E1" w:sz="4"/>
               <w:left w:val="single" w:color="CBD5E1" w:sz="4"/>
@@ -1931,217 +1931,29 @@
         </w:tc>
         <w:tc>
           <w:tcPr>
-            <w:tcW w:type="dxa" w:w="3144"/>
-            <w:tcBorders>
-              <w:top w:val="single" w:color="CBD5E1" w:sz="4"/>
-              <w:left w:val="single" w:color="CBD5E1" w:sz="4"/>
-              <w:bottom w:val="single" w:color="CBD5E1" w:sz="4"/>
-              <w:right w:val="single" w:color="CBD5E1" w:sz="4"/>
-            </w:tcBorders>
-            <w:tcMar>
-              <w:top w:type="dxa" w:w="60"/>
-              <w:left w:type="dxa" w:w="90"/>
-              <w:bottom w:type="dxa" w:w="60"/>
-              <w:right w:type="dxa" w:w="90"/>
-            </w:tcMar>
-            <w:vAlign w:val="top"/>
-          </w:tcPr>
-          <w:p>
-            <w:r>
-              <w:rPr>
-                <w:sz w:val="15"/>
-                <w:szCs w:val="15"/>
-              </w:rPr>
-              <w:t xml:space="preserve">Sin pantalla (BUG</w:t>
-              <w:noBreakHyphen/>
-              <w:t xml:space="preserve">004)</w:t>
-            </w:r>
-          </w:p>
-        </w:tc>
-        <w:tc>
-          <w:tcPr>
-            <w:tcW w:type="dxa" w:w="2135"/>
-            <w:tcBorders>
-              <w:top w:val="single" w:color="CBD5E1" w:sz="4"/>
-              <w:left w:val="single" w:color="CBD5E1" w:sz="4"/>
-              <w:bottom w:val="single" w:color="CBD5E1" w:sz="4"/>
-              <w:right w:val="single" w:color="CBD5E1" w:sz="4"/>
-            </w:tcBorders>
-            <w:tcMar>
-              <w:top w:type="dxa" w:w="60"/>
-              <w:left w:type="dxa" w:w="90"/>
-              <w:bottom w:type="dxa" w:w="60"/>
-              <w:right w:type="dxa" w:w="90"/>
-            </w:tcMar>
-            <w:vAlign w:val="top"/>
-          </w:tcPr>
-          <w:p>
-            <w:r>
-              <w:rPr>
-                <w:sz w:val="15"/>
-                <w:szCs w:val="15"/>
-              </w:rPr>
-              <w:t xml:space="preserve">PARCIALMENTE IMPLEMENTADO</w:t>
-            </w:r>
-          </w:p>
-        </w:tc>
-      </w:tr>
-      <w:tr>
-        <w:tc>
-          <w:tcPr>
-            <w:tcW w:type="dxa" w:w="925"/>
-            <w:tcBorders>
-              <w:top w:val="single" w:color="CBD5E1" w:sz="4"/>
-              <w:left w:val="single" w:color="CBD5E1" w:sz="4"/>
-              <w:bottom w:val="single" w:color="CBD5E1" w:sz="4"/>
-              <w:right w:val="single" w:color="CBD5E1" w:sz="4"/>
-            </w:tcBorders>
-            <w:tcMar>
-              <w:top w:type="dxa" w:w="60"/>
-              <w:left w:type="dxa" w:w="90"/>
-              <w:bottom w:type="dxa" w:w="60"/>
-              <w:right w:type="dxa" w:w="90"/>
-            </w:tcMar>
-            <w:vAlign w:val="top"/>
-          </w:tcPr>
-          <w:p>
-            <w:r>
-              <w:rPr>
-                <w:sz w:val="15"/>
-                <w:szCs w:val="15"/>
-              </w:rPr>
-              <w:t xml:space="preserve">UC</w:t>
-              <w:noBreakHyphen/>
-              <w:t xml:space="preserve">007</w:t>
-            </w:r>
-          </w:p>
-        </w:tc>
-        <w:tc>
-          <w:tcPr>
-            <w:tcW w:type="dxa" w:w="2217"/>
-            <w:tcBorders>
-              <w:top w:val="single" w:color="CBD5E1" w:sz="4"/>
-              <w:left w:val="single" w:color="CBD5E1" w:sz="4"/>
-              <w:bottom w:val="single" w:color="CBD5E1" w:sz="4"/>
-              <w:right w:val="single" w:color="CBD5E1" w:sz="4"/>
-            </w:tcBorders>
-            <w:tcMar>
-              <w:top w:type="dxa" w:w="60"/>
-              <w:left w:type="dxa" w:w="90"/>
-              <w:bottom w:type="dxa" w:w="60"/>
-              <w:right w:type="dxa" w:w="90"/>
-            </w:tcMar>
-            <w:vAlign w:val="top"/>
-          </w:tcPr>
-          <w:p>
-            <w:r>
-              <w:rPr>
-                <w:sz w:val="15"/>
-                <w:szCs w:val="15"/>
-              </w:rPr>
-              <w:t xml:space="preserve">Consultar catálogo y detalle</w:t>
-            </w:r>
-          </w:p>
-        </w:tc>
-        <w:tc>
-          <w:tcPr>
-            <w:tcW w:type="dxa" w:w="2043"/>
-            <w:tcBorders>
-              <w:top w:val="single" w:color="CBD5E1" w:sz="4"/>
-              <w:left w:val="single" w:color="CBD5E1" w:sz="4"/>
-              <w:bottom w:val="single" w:color="CBD5E1" w:sz="4"/>
-              <w:right w:val="single" w:color="CBD5E1" w:sz="4"/>
-            </w:tcBorders>
-            <w:tcMar>
-              <w:top w:type="dxa" w:w="60"/>
-              <w:left w:type="dxa" w:w="90"/>
-              <w:bottom w:type="dxa" w:w="60"/>
-              <w:right w:type="dxa" w:w="90"/>
-            </w:tcMar>
-            <w:vAlign w:val="top"/>
-          </w:tcPr>
-          <w:p>
-            <w:r>
-              <w:rPr>
-                <w:sz w:val="15"/>
-                <w:szCs w:val="15"/>
-              </w:rPr>
-              <w:t xml:space="preserve">Todos</w:t>
-            </w:r>
-          </w:p>
-        </w:tc>
-        <w:tc>
-          <w:tcPr>
-            <w:tcW w:type="dxa" w:w="1639"/>
-            <w:tcBorders>
-              <w:top w:val="single" w:color="CBD5E1" w:sz="4"/>
-              <w:left w:val="single" w:color="CBD5E1" w:sz="4"/>
-              <w:bottom w:val="single" w:color="CBD5E1" w:sz="4"/>
-              <w:right w:val="single" w:color="CBD5E1" w:sz="4"/>
-            </w:tcBorders>
-            <w:tcMar>
-              <w:top w:type="dxa" w:w="60"/>
-              <w:left w:type="dxa" w:w="90"/>
-              <w:bottom w:type="dxa" w:w="60"/>
-              <w:right w:type="dxa" w:w="90"/>
-            </w:tcMar>
-            <w:vAlign w:val="top"/>
-          </w:tcPr>
-          <w:p>
-            <w:r>
-              <w:rPr>
-                <w:sz w:val="15"/>
-                <w:szCs w:val="15"/>
-              </w:rPr>
-              <w:t xml:space="preserve">—</w:t>
-            </w:r>
-          </w:p>
-        </w:tc>
-        <w:tc>
-          <w:tcPr>
-            <w:tcW w:type="dxa" w:w="857"/>
-            <w:tcBorders>
-              <w:top w:val="single" w:color="CBD5E1" w:sz="4"/>
-              <w:left w:val="single" w:color="CBD5E1" w:sz="4"/>
-              <w:bottom w:val="single" w:color="CBD5E1" w:sz="4"/>
-              <w:right w:val="single" w:color="CBD5E1" w:sz="4"/>
-            </w:tcBorders>
-            <w:tcMar>
-              <w:top w:type="dxa" w:w="60"/>
-              <w:left w:type="dxa" w:w="90"/>
-              <w:bottom w:type="dxa" w:w="60"/>
-              <w:right w:type="dxa" w:w="90"/>
-            </w:tcMar>
-            <w:vAlign w:val="top"/>
-          </w:tcPr>
-          <w:p>
-            <w:r>
-              <w:rPr>
-                <w:sz w:val="15"/>
-                <w:szCs w:val="15"/>
-              </w:rPr>
-              <w:t xml:space="preserve">014, 015</w:t>
-            </w:r>
-          </w:p>
-        </w:tc>
-        <w:tc>
-          <w:tcPr>
-            <w:tcW w:type="dxa" w:w="3144"/>
-            <w:tcBorders>
-              <w:top w:val="single" w:color="CBD5E1" w:sz="4"/>
-              <w:left w:val="single" w:color="CBD5E1" w:sz="4"/>
-              <w:bottom w:val="single" w:color="CBD5E1" w:sz="4"/>
-              <w:right w:val="single" w:color="CBD5E1" w:sz="4"/>
-            </w:tcBorders>
-            <w:tcMar>
-              <w:top w:type="dxa" w:w="60"/>
-              <w:left w:type="dxa" w:w="90"/>
-              <w:bottom w:type="dxa" w:w="60"/>
-              <w:right w:type="dxa" w:w="90"/>
-            </w:tcMar>
-            <w:vAlign w:val="top"/>
-          </w:tcPr>
-          <w:p>
+            <w:tcW w:type="dxa" w:w="3157"/>
+            <w:tcBorders>
+              <w:top w:val="single" w:color="CBD5E1" w:sz="4"/>
+              <w:left w:val="single" w:color="CBD5E1" w:sz="4"/>
+              <w:bottom w:val="single" w:color="CBD5E1" w:sz="4"/>
+              <w:right w:val="single" w:color="CBD5E1" w:sz="4"/>
+            </w:tcBorders>
+            <w:tcMar>
+              <w:top w:type="dxa" w:w="60"/>
+              <w:left w:type="dxa" w:w="90"/>
+              <w:bottom w:type="dxa" w:w="60"/>
+              <w:right w:type="dxa" w:w="90"/>
+            </w:tcMar>
+            <w:vAlign w:val="top"/>
+          </w:tcPr>
+          <w:p>
+            <w:r>
+              <w:rPr>
+                <w:sz w:val="15"/>
+                <w:szCs w:val="15"/>
+              </w:rPr>
+              <w:t xml:space="preserve">Pantalla </w:t>
+            </w:r>
             <w:r>
               <w:rPr>
                 <w:rFonts w:ascii="Consolas" w:cs="Consolas" w:eastAsia="Consolas" w:hAnsi="Consolas"/>
@@ -2149,15 +1961,201 @@
                 <w:szCs w:val="14"/>
                 <w:shd w:fill="F1F5F9" w:color="auto" w:val="clear"/>
               </w:rPr>
-              <w:t xml:space="preserve">index.html</w:t>
-            </w:r>
-            <w:r>
-              <w:rPr>
-                <w:sz w:val="15"/>
-                <w:szCs w:val="15"/>
-              </w:rPr>
-              <w:t xml:space="preserve">, </w:t>
-            </w:r>
+              <w:t xml:space="preserve">mi-cuenta.html</w:t>
+            </w:r>
+            <w:r>
+              <w:rPr>
+                <w:sz w:val="15"/>
+                <w:szCs w:val="15"/>
+              </w:rPr>
+              <w:t xml:space="preserve"> (2026-10-16)</w:t>
+            </w:r>
+          </w:p>
+        </w:tc>
+        <w:tc>
+          <w:tcPr>
+            <w:tcW w:type="dxa" w:w="2131"/>
+            <w:tcBorders>
+              <w:top w:val="single" w:color="CBD5E1" w:sz="4"/>
+              <w:left w:val="single" w:color="CBD5E1" w:sz="4"/>
+              <w:bottom w:val="single" w:color="CBD5E1" w:sz="4"/>
+              <w:right w:val="single" w:color="CBD5E1" w:sz="4"/>
+            </w:tcBorders>
+            <w:tcMar>
+              <w:top w:type="dxa" w:w="60"/>
+              <w:left w:type="dxa" w:w="90"/>
+              <w:bottom w:type="dxa" w:w="60"/>
+              <w:right w:type="dxa" w:w="90"/>
+            </w:tcMar>
+            <w:vAlign w:val="top"/>
+          </w:tcPr>
+          <w:p>
+            <w:r>
+              <w:rPr>
+                <w:sz w:val="15"/>
+                <w:szCs w:val="15"/>
+              </w:rPr>
+              <w:t xml:space="preserve">IMPLEMENTADO Y VERIFICADO</w:t>
+            </w:r>
+          </w:p>
+        </w:tc>
+      </w:tr>
+      <w:tr>
+        <w:tc>
+          <w:tcPr>
+            <w:tcW w:type="dxa" w:w="924"/>
+            <w:tcBorders>
+              <w:top w:val="single" w:color="CBD5E1" w:sz="4"/>
+              <w:left w:val="single" w:color="CBD5E1" w:sz="4"/>
+              <w:bottom w:val="single" w:color="CBD5E1" w:sz="4"/>
+              <w:right w:val="single" w:color="CBD5E1" w:sz="4"/>
+            </w:tcBorders>
+            <w:tcMar>
+              <w:top w:type="dxa" w:w="60"/>
+              <w:left w:type="dxa" w:w="90"/>
+              <w:bottom w:type="dxa" w:w="60"/>
+              <w:right w:type="dxa" w:w="90"/>
+            </w:tcMar>
+            <w:vAlign w:val="top"/>
+          </w:tcPr>
+          <w:p>
+            <w:r>
+              <w:rPr>
+                <w:sz w:val="15"/>
+                <w:szCs w:val="15"/>
+              </w:rPr>
+              <w:t xml:space="preserve">UC</w:t>
+              <w:noBreakHyphen/>
+              <w:t xml:space="preserve">007</w:t>
+            </w:r>
+          </w:p>
+        </w:tc>
+        <w:tc>
+          <w:tcPr>
+            <w:tcW w:type="dxa" w:w="2213"/>
+            <w:tcBorders>
+              <w:top w:val="single" w:color="CBD5E1" w:sz="4"/>
+              <w:left w:val="single" w:color="CBD5E1" w:sz="4"/>
+              <w:bottom w:val="single" w:color="CBD5E1" w:sz="4"/>
+              <w:right w:val="single" w:color="CBD5E1" w:sz="4"/>
+            </w:tcBorders>
+            <w:tcMar>
+              <w:top w:type="dxa" w:w="60"/>
+              <w:left w:type="dxa" w:w="90"/>
+              <w:bottom w:type="dxa" w:w="60"/>
+              <w:right w:type="dxa" w:w="90"/>
+            </w:tcMar>
+            <w:vAlign w:val="top"/>
+          </w:tcPr>
+          <w:p>
+            <w:r>
+              <w:rPr>
+                <w:sz w:val="15"/>
+                <w:szCs w:val="15"/>
+              </w:rPr>
+              <w:t xml:space="preserve">Consultar catálogo y detalle</w:t>
+            </w:r>
+          </w:p>
+        </w:tc>
+        <w:tc>
+          <w:tcPr>
+            <w:tcW w:type="dxa" w:w="2042"/>
+            <w:tcBorders>
+              <w:top w:val="single" w:color="CBD5E1" w:sz="4"/>
+              <w:left w:val="single" w:color="CBD5E1" w:sz="4"/>
+              <w:bottom w:val="single" w:color="CBD5E1" w:sz="4"/>
+              <w:right w:val="single" w:color="CBD5E1" w:sz="4"/>
+            </w:tcBorders>
+            <w:tcMar>
+              <w:top w:type="dxa" w:w="60"/>
+              <w:left w:type="dxa" w:w="90"/>
+              <w:bottom w:type="dxa" w:w="60"/>
+              <w:right w:type="dxa" w:w="90"/>
+            </w:tcMar>
+            <w:vAlign w:val="top"/>
+          </w:tcPr>
+          <w:p>
+            <w:r>
+              <w:rPr>
+                <w:sz w:val="15"/>
+                <w:szCs w:val="15"/>
+              </w:rPr>
+              <w:t xml:space="preserve">Todos</w:t>
+            </w:r>
+          </w:p>
+        </w:tc>
+        <w:tc>
+          <w:tcPr>
+            <w:tcW w:type="dxa" w:w="1637"/>
+            <w:tcBorders>
+              <w:top w:val="single" w:color="CBD5E1" w:sz="4"/>
+              <w:left w:val="single" w:color="CBD5E1" w:sz="4"/>
+              <w:bottom w:val="single" w:color="CBD5E1" w:sz="4"/>
+              <w:right w:val="single" w:color="CBD5E1" w:sz="4"/>
+            </w:tcBorders>
+            <w:tcMar>
+              <w:top w:type="dxa" w:w="60"/>
+              <w:left w:type="dxa" w:w="90"/>
+              <w:bottom w:type="dxa" w:w="60"/>
+              <w:right w:type="dxa" w:w="90"/>
+            </w:tcMar>
+            <w:vAlign w:val="top"/>
+          </w:tcPr>
+          <w:p>
+            <w:r>
+              <w:rPr>
+                <w:sz w:val="15"/>
+                <w:szCs w:val="15"/>
+              </w:rPr>
+              <w:t xml:space="preserve">—</w:t>
+            </w:r>
+          </w:p>
+        </w:tc>
+        <w:tc>
+          <w:tcPr>
+            <w:tcW w:type="dxa" w:w="856"/>
+            <w:tcBorders>
+              <w:top w:val="single" w:color="CBD5E1" w:sz="4"/>
+              <w:left w:val="single" w:color="CBD5E1" w:sz="4"/>
+              <w:bottom w:val="single" w:color="CBD5E1" w:sz="4"/>
+              <w:right w:val="single" w:color="CBD5E1" w:sz="4"/>
+            </w:tcBorders>
+            <w:tcMar>
+              <w:top w:type="dxa" w:w="60"/>
+              <w:left w:type="dxa" w:w="90"/>
+              <w:bottom w:type="dxa" w:w="60"/>
+              <w:right w:type="dxa" w:w="90"/>
+            </w:tcMar>
+            <w:vAlign w:val="top"/>
+          </w:tcPr>
+          <w:p>
+            <w:r>
+              <w:rPr>
+                <w:sz w:val="15"/>
+                <w:szCs w:val="15"/>
+              </w:rPr>
+              <w:t xml:space="preserve">014, 015</w:t>
+            </w:r>
+          </w:p>
+        </w:tc>
+        <w:tc>
+          <w:tcPr>
+            <w:tcW w:type="dxa" w:w="3157"/>
+            <w:tcBorders>
+              <w:top w:val="single" w:color="CBD5E1" w:sz="4"/>
+              <w:left w:val="single" w:color="CBD5E1" w:sz="4"/>
+              <w:bottom w:val="single" w:color="CBD5E1" w:sz="4"/>
+              <w:right w:val="single" w:color="CBD5E1" w:sz="4"/>
+            </w:tcBorders>
+            <w:tcMar>
+              <w:top w:type="dxa" w:w="60"/>
+              <w:left w:type="dxa" w:w="90"/>
+              <w:bottom w:type="dxa" w:w="60"/>
+              <w:right w:type="dxa" w:w="90"/>
+            </w:tcMar>
+            <w:vAlign w:val="top"/>
+          </w:tcPr>
+          <w:p>
             <w:r>
               <w:rPr>
                 <w:rFonts w:ascii="Consolas" w:cs="Consolas" w:eastAsia="Consolas" w:hAnsi="Consolas"/>
@@ -2165,7 +2163,7 @@
                 <w:szCs w:val="14"/>
                 <w:shd w:fill="F1F5F9" w:color="auto" w:val="clear"/>
               </w:rPr>
-              <w:t xml:space="preserve">producto-detalle.html</w:t>
+              <w:t xml:space="preserve">index.html</w:t>
             </w:r>
             <w:r>
               <w:rPr>
@@ -2181,198 +2179,15 @@
                 <w:szCs w:val="14"/>
                 <w:shd w:fill="F1F5F9" w:color="auto" w:val="clear"/>
               </w:rPr>
-              <w:t xml:space="preserve">landing.html</w:t>
-            </w:r>
-          </w:p>
-        </w:tc>
-        <w:tc>
-          <w:tcPr>
-            <w:tcW w:type="dxa" w:w="2135"/>
-            <w:tcBorders>
-              <w:top w:val="single" w:color="CBD5E1" w:sz="4"/>
-              <w:left w:val="single" w:color="CBD5E1" w:sz="4"/>
-              <w:bottom w:val="single" w:color="CBD5E1" w:sz="4"/>
-              <w:right w:val="single" w:color="CBD5E1" w:sz="4"/>
-            </w:tcBorders>
-            <w:tcMar>
-              <w:top w:type="dxa" w:w="60"/>
-              <w:left w:type="dxa" w:w="90"/>
-              <w:bottom w:type="dxa" w:w="60"/>
-              <w:right w:type="dxa" w:w="90"/>
-            </w:tcMar>
-            <w:vAlign w:val="top"/>
-          </w:tcPr>
-          <w:p>
-            <w:r>
-              <w:rPr>
-                <w:sz w:val="15"/>
-                <w:szCs w:val="15"/>
-              </w:rPr>
-              <w:t xml:space="preserve">014 VERIFICADO; 015 NO VERIFICADO</w:t>
-            </w:r>
-          </w:p>
-        </w:tc>
-      </w:tr>
-      <w:tr>
-        <w:tc>
-          <w:tcPr>
-            <w:tcW w:type="dxa" w:w="925"/>
-            <w:tcBorders>
-              <w:top w:val="single" w:color="CBD5E1" w:sz="4"/>
-              <w:left w:val="single" w:color="CBD5E1" w:sz="4"/>
-              <w:bottom w:val="single" w:color="CBD5E1" w:sz="4"/>
-              <w:right w:val="single" w:color="CBD5E1" w:sz="4"/>
-            </w:tcBorders>
-            <w:tcMar>
-              <w:top w:type="dxa" w:w="60"/>
-              <w:left w:type="dxa" w:w="90"/>
-              <w:bottom w:type="dxa" w:w="60"/>
-              <w:right w:type="dxa" w:w="90"/>
-            </w:tcMar>
-            <w:vAlign w:val="top"/>
-          </w:tcPr>
-          <w:p>
-            <w:r>
-              <w:rPr>
-                <w:sz w:val="15"/>
-                <w:szCs w:val="15"/>
-              </w:rPr>
-              <w:t xml:space="preserve">UC</w:t>
-              <w:noBreakHyphen/>
-              <w:t xml:space="preserve">008</w:t>
-            </w:r>
-          </w:p>
-        </w:tc>
-        <w:tc>
-          <w:tcPr>
-            <w:tcW w:type="dxa" w:w="2217"/>
-            <w:tcBorders>
-              <w:top w:val="single" w:color="CBD5E1" w:sz="4"/>
-              <w:left w:val="single" w:color="CBD5E1" w:sz="4"/>
-              <w:bottom w:val="single" w:color="CBD5E1" w:sz="4"/>
-              <w:right w:val="single" w:color="CBD5E1" w:sz="4"/>
-            </w:tcBorders>
-            <w:tcMar>
-              <w:top w:type="dxa" w:w="60"/>
-              <w:left w:type="dxa" w:w="90"/>
-              <w:bottom w:type="dxa" w:w="60"/>
-              <w:right w:type="dxa" w:w="90"/>
-            </w:tcMar>
-            <w:vAlign w:val="top"/>
-          </w:tcPr>
-          <w:p>
-            <w:r>
-              <w:rPr>
-                <w:sz w:val="15"/>
-                <w:szCs w:val="15"/>
-              </w:rPr>
-              <w:t xml:space="preserve">Gestionar carrito</w:t>
-            </w:r>
-          </w:p>
-        </w:tc>
-        <w:tc>
-          <w:tcPr>
-            <w:tcW w:type="dxa" w:w="2043"/>
-            <w:tcBorders>
-              <w:top w:val="single" w:color="CBD5E1" w:sz="4"/>
-              <w:left w:val="single" w:color="CBD5E1" w:sz="4"/>
-              <w:bottom w:val="single" w:color="CBD5E1" w:sz="4"/>
-              <w:right w:val="single" w:color="CBD5E1" w:sz="4"/>
-            </w:tcBorders>
-            <w:tcMar>
-              <w:top w:type="dxa" w:w="60"/>
-              <w:left w:type="dxa" w:w="90"/>
-              <w:bottom w:type="dxa" w:w="60"/>
-              <w:right w:type="dxa" w:w="90"/>
-            </w:tcMar>
-            <w:vAlign w:val="top"/>
-          </w:tcPr>
-          <w:p>
-            <w:r>
-              <w:rPr>
-                <w:sz w:val="15"/>
-                <w:szCs w:val="15"/>
-              </w:rPr>
-              <w:t xml:space="preserve">ACT</w:t>
-              <w:noBreakHyphen/>
-              <w:t xml:space="preserve">01 a ACT</w:t>
-              <w:noBreakHyphen/>
-              <w:t xml:space="preserve">04</w:t>
-            </w:r>
-          </w:p>
-        </w:tc>
-        <w:tc>
-          <w:tcPr>
-            <w:tcW w:type="dxa" w:w="1639"/>
-            <w:tcBorders>
-              <w:top w:val="single" w:color="CBD5E1" w:sz="4"/>
-              <w:left w:val="single" w:color="CBD5E1" w:sz="4"/>
-              <w:bottom w:val="single" w:color="CBD5E1" w:sz="4"/>
-              <w:right w:val="single" w:color="CBD5E1" w:sz="4"/>
-            </w:tcBorders>
-            <w:tcMar>
-              <w:top w:type="dxa" w:w="60"/>
-              <w:left w:type="dxa" w:w="90"/>
-              <w:bottom w:type="dxa" w:w="60"/>
-              <w:right w:type="dxa" w:w="90"/>
-            </w:tcMar>
-            <w:vAlign w:val="top"/>
-          </w:tcPr>
-          <w:p>
-            <w:r>
-              <w:rPr>
-                <w:sz w:val="15"/>
-                <w:szCs w:val="15"/>
-              </w:rPr>
-              <w:t xml:space="preserve">—</w:t>
-            </w:r>
-          </w:p>
-        </w:tc>
-        <w:tc>
-          <w:tcPr>
-            <w:tcW w:type="dxa" w:w="857"/>
-            <w:tcBorders>
-              <w:top w:val="single" w:color="CBD5E1" w:sz="4"/>
-              <w:left w:val="single" w:color="CBD5E1" w:sz="4"/>
-              <w:bottom w:val="single" w:color="CBD5E1" w:sz="4"/>
-              <w:right w:val="single" w:color="CBD5E1" w:sz="4"/>
-            </w:tcBorders>
-            <w:tcMar>
-              <w:top w:type="dxa" w:w="60"/>
-              <w:left w:type="dxa" w:w="90"/>
-              <w:bottom w:type="dxa" w:w="60"/>
-              <w:right w:type="dxa" w:w="90"/>
-            </w:tcMar>
-            <w:vAlign w:val="top"/>
-          </w:tcPr>
-          <w:p>
-            <w:r>
-              <w:rPr>
-                <w:sz w:val="15"/>
-                <w:szCs w:val="15"/>
-              </w:rPr>
-              <w:t xml:space="preserve">018</w:t>
-            </w:r>
-          </w:p>
-        </w:tc>
-        <w:tc>
-          <w:tcPr>
-            <w:tcW w:type="dxa" w:w="3144"/>
-            <w:tcBorders>
-              <w:top w:val="single" w:color="CBD5E1" w:sz="4"/>
-              <w:left w:val="single" w:color="CBD5E1" w:sz="4"/>
-              <w:bottom w:val="single" w:color="CBD5E1" w:sz="4"/>
-              <w:right w:val="single" w:color="CBD5E1" w:sz="4"/>
-            </w:tcBorders>
-            <w:tcMar>
-              <w:top w:type="dxa" w:w="60"/>
-              <w:left w:type="dxa" w:w="90"/>
-              <w:bottom w:type="dxa" w:w="60"/>
-              <w:right w:type="dxa" w:w="90"/>
-            </w:tcMar>
-            <w:vAlign w:val="top"/>
-          </w:tcPr>
-          <w:p>
+              <w:t xml:space="preserve">producto-detalle.html</w:t>
+            </w:r>
+            <w:r>
+              <w:rPr>
+                <w:sz w:val="15"/>
+                <w:szCs w:val="15"/>
+              </w:rPr>
+              <w:t xml:space="preserve">, </w:t>
+            </w:r>
             <w:r>
               <w:rPr>
                 <w:rFonts w:ascii="Consolas" w:cs="Consolas" w:eastAsia="Consolas" w:hAnsi="Consolas"/>
@@ -2380,34 +2195,34 @@
                 <w:szCs w:val="14"/>
                 <w:shd w:fill="F1F5F9" w:color="auto" w:val="clear"/>
               </w:rPr>
-              <w:t xml:space="preserve">js/cart.js</w:t>
-            </w:r>
-          </w:p>
-        </w:tc>
-        <w:tc>
-          <w:tcPr>
-            <w:tcW w:type="dxa" w:w="2135"/>
-            <w:tcBorders>
-              <w:top w:val="single" w:color="CBD5E1" w:sz="4"/>
-              <w:left w:val="single" w:color="CBD5E1" w:sz="4"/>
-              <w:bottom w:val="single" w:color="CBD5E1" w:sz="4"/>
-              <w:right w:val="single" w:color="CBD5E1" w:sz="4"/>
-            </w:tcBorders>
-            <w:tcMar>
-              <w:top w:type="dxa" w:w="60"/>
-              <w:left w:type="dxa" w:w="90"/>
-              <w:bottom w:type="dxa" w:w="60"/>
-              <w:right w:type="dxa" w:w="90"/>
-            </w:tcMar>
-            <w:vAlign w:val="top"/>
-          </w:tcPr>
-          <w:p>
-            <w:r>
-              <w:rPr>
-                <w:sz w:val="15"/>
-                <w:szCs w:val="15"/>
-              </w:rPr>
-              <w:t xml:space="preserve">IMPLEMENTADO, NO VERIFICADO</w:t>
+              <w:t xml:space="preserve">landing.html</w:t>
+            </w:r>
+          </w:p>
+        </w:tc>
+        <w:tc>
+          <w:tcPr>
+            <w:tcW w:type="dxa" w:w="2131"/>
+            <w:tcBorders>
+              <w:top w:val="single" w:color="CBD5E1" w:sz="4"/>
+              <w:left w:val="single" w:color="CBD5E1" w:sz="4"/>
+              <w:bottom w:val="single" w:color="CBD5E1" w:sz="4"/>
+              <w:right w:val="single" w:color="CBD5E1" w:sz="4"/>
+            </w:tcBorders>
+            <w:tcMar>
+              <w:top w:type="dxa" w:w="60"/>
+              <w:left w:type="dxa" w:w="90"/>
+              <w:bottom w:type="dxa" w:w="60"/>
+              <w:right w:type="dxa" w:w="90"/>
+            </w:tcMar>
+            <w:vAlign w:val="top"/>
+          </w:tcPr>
+          <w:p>
+            <w:r>
+              <w:rPr>
+                <w:sz w:val="15"/>
+                <w:szCs w:val="15"/>
+              </w:rPr>
+              <w:t xml:space="preserve">014 VERIFICADO; 015 NO VERIFICADO</w:t>
             </w:r>
           </w:p>
         </w:tc>
@@ -2415,7 +2230,7 @@
       <w:tr>
         <w:tc>
           <w:tcPr>
-            <w:tcW w:type="dxa" w:w="925"/>
+            <w:tcW w:type="dxa" w:w="924"/>
             <w:tcBorders>
               <w:top w:val="single" w:color="CBD5E1" w:sz="4"/>
               <w:left w:val="single" w:color="CBD5E1" w:sz="4"/>
@@ -2438,40 +2253,40 @@
               </w:rPr>
               <w:t xml:space="preserve">UC</w:t>
               <w:noBreakHyphen/>
-              <w:t xml:space="preserve">009</w:t>
-            </w:r>
-          </w:p>
-        </w:tc>
-        <w:tc>
-          <w:tcPr>
-            <w:tcW w:type="dxa" w:w="2217"/>
-            <w:tcBorders>
-              <w:top w:val="single" w:color="CBD5E1" w:sz="4"/>
-              <w:left w:val="single" w:color="CBD5E1" w:sz="4"/>
-              <w:bottom w:val="single" w:color="CBD5E1" w:sz="4"/>
-              <w:right w:val="single" w:color="CBD5E1" w:sz="4"/>
-            </w:tcBorders>
-            <w:tcMar>
-              <w:top w:type="dxa" w:w="60"/>
-              <w:left w:type="dxa" w:w="90"/>
-              <w:bottom w:type="dxa" w:w="60"/>
-              <w:right w:type="dxa" w:w="90"/>
-            </w:tcMar>
-            <w:vAlign w:val="top"/>
-          </w:tcPr>
-          <w:p>
-            <w:r>
-              <w:rPr>
-                <w:sz w:val="15"/>
-                <w:szCs w:val="15"/>
-              </w:rPr>
-              <w:t xml:space="preserve">Realizar checkout y pago (mock)</w:t>
-            </w:r>
-          </w:p>
-        </w:tc>
-        <w:tc>
-          <w:tcPr>
-            <w:tcW w:type="dxa" w:w="2043"/>
+              <w:t xml:space="preserve">008</w:t>
+            </w:r>
+          </w:p>
+        </w:tc>
+        <w:tc>
+          <w:tcPr>
+            <w:tcW w:type="dxa" w:w="2213"/>
+            <w:tcBorders>
+              <w:top w:val="single" w:color="CBD5E1" w:sz="4"/>
+              <w:left w:val="single" w:color="CBD5E1" w:sz="4"/>
+              <w:bottom w:val="single" w:color="CBD5E1" w:sz="4"/>
+              <w:right w:val="single" w:color="CBD5E1" w:sz="4"/>
+            </w:tcBorders>
+            <w:tcMar>
+              <w:top w:type="dxa" w:w="60"/>
+              <w:left w:type="dxa" w:w="90"/>
+              <w:bottom w:type="dxa" w:w="60"/>
+              <w:right w:type="dxa" w:w="90"/>
+            </w:tcMar>
+            <w:vAlign w:val="top"/>
+          </w:tcPr>
+          <w:p>
+            <w:r>
+              <w:rPr>
+                <w:sz w:val="15"/>
+                <w:szCs w:val="15"/>
+              </w:rPr>
+              <w:t xml:space="preserve">Gestionar carrito</w:t>
+            </w:r>
+          </w:p>
+        </w:tc>
+        <w:tc>
+          <w:tcPr>
+            <w:tcW w:type="dxa" w:w="2042"/>
             <w:tcBorders>
               <w:top w:val="single" w:color="CBD5E1" w:sz="4"/>
               <w:left w:val="single" w:color="CBD5E1" w:sz="4"/>
@@ -2494,7 +2309,7 @@
               </w:rPr>
               <w:t xml:space="preserve">ACT</w:t>
               <w:noBreakHyphen/>
-              <w:t xml:space="preserve">03 / ACT</w:t>
+              <w:t xml:space="preserve">01 a ACT</w:t>
               <w:noBreakHyphen/>
               <w:t xml:space="preserve">04</w:t>
             </w:r>
@@ -2502,63 +2317,61 @@
         </w:tc>
         <w:tc>
           <w:tcPr>
-            <w:tcW w:type="dxa" w:w="1639"/>
-            <w:tcBorders>
-              <w:top w:val="single" w:color="CBD5E1" w:sz="4"/>
-              <w:left w:val="single" w:color="CBD5E1" w:sz="4"/>
-              <w:bottom w:val="single" w:color="CBD5E1" w:sz="4"/>
-              <w:right w:val="single" w:color="CBD5E1" w:sz="4"/>
-            </w:tcBorders>
-            <w:tcMar>
-              <w:top w:type="dxa" w:w="60"/>
-              <w:left w:type="dxa" w:w="90"/>
-              <w:bottom w:type="dxa" w:w="60"/>
-              <w:right w:type="dxa" w:w="90"/>
-            </w:tcMar>
-            <w:vAlign w:val="top"/>
-          </w:tcPr>
-          <w:p>
-            <w:r>
-              <w:rPr>
-                <w:sz w:val="15"/>
-                <w:szCs w:val="15"/>
-              </w:rPr>
-              <w:t xml:space="preserve">ACT</w:t>
-              <w:noBreakHyphen/>
-              <w:t xml:space="preserve">08</w:t>
-            </w:r>
-          </w:p>
-        </w:tc>
-        <w:tc>
-          <w:tcPr>
-            <w:tcW w:type="dxa" w:w="857"/>
-            <w:tcBorders>
-              <w:top w:val="single" w:color="CBD5E1" w:sz="4"/>
-              <w:left w:val="single" w:color="CBD5E1" w:sz="4"/>
-              <w:bottom w:val="single" w:color="CBD5E1" w:sz="4"/>
-              <w:right w:val="single" w:color="CBD5E1" w:sz="4"/>
-            </w:tcBorders>
-            <w:tcMar>
-              <w:top w:type="dxa" w:w="60"/>
-              <w:left w:type="dxa" w:w="90"/>
-              <w:bottom w:type="dxa" w:w="60"/>
-              <w:right w:type="dxa" w:w="90"/>
-            </w:tcMar>
-            <w:vAlign w:val="top"/>
-          </w:tcPr>
-          <w:p>
-            <w:r>
-              <w:rPr>
-                <w:sz w:val="15"/>
-                <w:szCs w:val="15"/>
-              </w:rPr>
-              <w:t xml:space="preserve">019, 020, 021, 040</w:t>
-            </w:r>
-          </w:p>
-        </w:tc>
-        <w:tc>
-          <w:tcPr>
-            <w:tcW w:type="dxa" w:w="3144"/>
+            <w:tcW w:type="dxa" w:w="1637"/>
+            <w:tcBorders>
+              <w:top w:val="single" w:color="CBD5E1" w:sz="4"/>
+              <w:left w:val="single" w:color="CBD5E1" w:sz="4"/>
+              <w:bottom w:val="single" w:color="CBD5E1" w:sz="4"/>
+              <w:right w:val="single" w:color="CBD5E1" w:sz="4"/>
+            </w:tcBorders>
+            <w:tcMar>
+              <w:top w:type="dxa" w:w="60"/>
+              <w:left w:type="dxa" w:w="90"/>
+              <w:bottom w:type="dxa" w:w="60"/>
+              <w:right w:type="dxa" w:w="90"/>
+            </w:tcMar>
+            <w:vAlign w:val="top"/>
+          </w:tcPr>
+          <w:p>
+            <w:r>
+              <w:rPr>
+                <w:sz w:val="15"/>
+                <w:szCs w:val="15"/>
+              </w:rPr>
+              <w:t xml:space="preserve">—</w:t>
+            </w:r>
+          </w:p>
+        </w:tc>
+        <w:tc>
+          <w:tcPr>
+            <w:tcW w:type="dxa" w:w="856"/>
+            <w:tcBorders>
+              <w:top w:val="single" w:color="CBD5E1" w:sz="4"/>
+              <w:left w:val="single" w:color="CBD5E1" w:sz="4"/>
+              <w:bottom w:val="single" w:color="CBD5E1" w:sz="4"/>
+              <w:right w:val="single" w:color="CBD5E1" w:sz="4"/>
+            </w:tcBorders>
+            <w:tcMar>
+              <w:top w:type="dxa" w:w="60"/>
+              <w:left w:type="dxa" w:w="90"/>
+              <w:bottom w:type="dxa" w:w="60"/>
+              <w:right w:type="dxa" w:w="90"/>
+            </w:tcMar>
+            <w:vAlign w:val="top"/>
+          </w:tcPr>
+          <w:p>
+            <w:r>
+              <w:rPr>
+                <w:sz w:val="15"/>
+                <w:szCs w:val="15"/>
+              </w:rPr>
+              <w:t xml:space="preserve">018</w:t>
+            </w:r>
+          </w:p>
+        </w:tc>
+        <w:tc>
+          <w:tcPr>
+            <w:tcW w:type="dxa" w:w="3157"/>
             <w:tcBorders>
               <w:top w:val="single" w:color="CBD5E1" w:sz="4"/>
               <w:left w:val="single" w:color="CBD5E1" w:sz="4"/>
@@ -2581,34 +2394,34 @@
                 <w:szCs w:val="14"/>
                 <w:shd w:fill="F1F5F9" w:color="auto" w:val="clear"/>
               </w:rPr>
-              <w:t xml:space="preserve">checkout.html</w:t>
-            </w:r>
-          </w:p>
-        </w:tc>
-        <w:tc>
-          <w:tcPr>
-            <w:tcW w:type="dxa" w:w="2135"/>
-            <w:tcBorders>
-              <w:top w:val="single" w:color="CBD5E1" w:sz="4"/>
-              <w:left w:val="single" w:color="CBD5E1" w:sz="4"/>
-              <w:bottom w:val="single" w:color="CBD5E1" w:sz="4"/>
-              <w:right w:val="single" w:color="CBD5E1" w:sz="4"/>
-            </w:tcBorders>
-            <w:tcMar>
-              <w:top w:type="dxa" w:w="60"/>
-              <w:left w:type="dxa" w:w="90"/>
-              <w:bottom w:type="dxa" w:w="60"/>
-              <w:right w:type="dxa" w:w="90"/>
-            </w:tcMar>
-            <w:vAlign w:val="top"/>
-          </w:tcPr>
-          <w:p>
-            <w:r>
-              <w:rPr>
-                <w:sz w:val="15"/>
-                <w:szCs w:val="15"/>
-              </w:rPr>
-              <w:t xml:space="preserve">Mixto (ver REQ)</w:t>
+              <w:t xml:space="preserve">js/cart.js</w:t>
+            </w:r>
+          </w:p>
+        </w:tc>
+        <w:tc>
+          <w:tcPr>
+            <w:tcW w:type="dxa" w:w="2131"/>
+            <w:tcBorders>
+              <w:top w:val="single" w:color="CBD5E1" w:sz="4"/>
+              <w:left w:val="single" w:color="CBD5E1" w:sz="4"/>
+              <w:bottom w:val="single" w:color="CBD5E1" w:sz="4"/>
+              <w:right w:val="single" w:color="CBD5E1" w:sz="4"/>
+            </w:tcBorders>
+            <w:tcMar>
+              <w:top w:type="dxa" w:w="60"/>
+              <w:left w:type="dxa" w:w="90"/>
+              <w:bottom w:type="dxa" w:w="60"/>
+              <w:right w:type="dxa" w:w="90"/>
+            </w:tcMar>
+            <w:vAlign w:val="top"/>
+          </w:tcPr>
+          <w:p>
+            <w:r>
+              <w:rPr>
+                <w:sz w:val="15"/>
+                <w:szCs w:val="15"/>
+              </w:rPr>
+              <w:t xml:space="preserve">IMPLEMENTADO, NO VERIFICADO</w:t>
             </w:r>
           </w:p>
         </w:tc>
@@ -2616,7 +2429,7 @@
       <w:tr>
         <w:tc>
           <w:tcPr>
-            <w:tcW w:type="dxa" w:w="925"/>
+            <w:tcW w:type="dxa" w:w="924"/>
             <w:tcBorders>
               <w:top w:val="single" w:color="CBD5E1" w:sz="4"/>
               <w:left w:val="single" w:color="CBD5E1" w:sz="4"/>
@@ -2639,40 +2452,40 @@
               </w:rPr>
               <w:t xml:space="preserve">UC</w:t>
               <w:noBreakHyphen/>
-              <w:t xml:space="preserve">010</w:t>
-            </w:r>
-          </w:p>
-        </w:tc>
-        <w:tc>
-          <w:tcPr>
-            <w:tcW w:type="dxa" w:w="2217"/>
-            <w:tcBorders>
-              <w:top w:val="single" w:color="CBD5E1" w:sz="4"/>
-              <w:left w:val="single" w:color="CBD5E1" w:sz="4"/>
-              <w:bottom w:val="single" w:color="CBD5E1" w:sz="4"/>
-              <w:right w:val="single" w:color="CBD5E1" w:sz="4"/>
-            </w:tcBorders>
-            <w:tcMar>
-              <w:top w:type="dxa" w:w="60"/>
-              <w:left w:type="dxa" w:w="90"/>
-              <w:bottom w:type="dxa" w:w="60"/>
-              <w:right w:type="dxa" w:w="90"/>
-            </w:tcMar>
-            <w:vAlign w:val="top"/>
-          </w:tcPr>
-          <w:p>
-            <w:r>
-              <w:rPr>
-                <w:sz w:val="15"/>
-                <w:szCs w:val="15"/>
-              </w:rPr>
-              <w:t xml:space="preserve">Consultar historial y cancelar pedido</w:t>
-            </w:r>
-          </w:p>
-        </w:tc>
-        <w:tc>
-          <w:tcPr>
-            <w:tcW w:type="dxa" w:w="2043"/>
+              <w:t xml:space="preserve">009</w:t>
+            </w:r>
+          </w:p>
+        </w:tc>
+        <w:tc>
+          <w:tcPr>
+            <w:tcW w:type="dxa" w:w="2213"/>
+            <w:tcBorders>
+              <w:top w:val="single" w:color="CBD5E1" w:sz="4"/>
+              <w:left w:val="single" w:color="CBD5E1" w:sz="4"/>
+              <w:bottom w:val="single" w:color="CBD5E1" w:sz="4"/>
+              <w:right w:val="single" w:color="CBD5E1" w:sz="4"/>
+            </w:tcBorders>
+            <w:tcMar>
+              <w:top w:type="dxa" w:w="60"/>
+              <w:left w:type="dxa" w:w="90"/>
+              <w:bottom w:type="dxa" w:w="60"/>
+              <w:right w:type="dxa" w:w="90"/>
+            </w:tcMar>
+            <w:vAlign w:val="top"/>
+          </w:tcPr>
+          <w:p>
+            <w:r>
+              <w:rPr>
+                <w:sz w:val="15"/>
+                <w:szCs w:val="15"/>
+              </w:rPr>
+              <w:t xml:space="preserve">Realizar checkout y pago (mock)</w:t>
+            </w:r>
+          </w:p>
+        </w:tc>
+        <w:tc>
+          <w:tcPr>
+            <w:tcW w:type="dxa" w:w="2042"/>
             <w:tcBorders>
               <w:top w:val="single" w:color="CBD5E1" w:sz="4"/>
               <w:left w:val="single" w:color="CBD5E1" w:sz="4"/>
@@ -2703,61 +2516,63 @@
         </w:tc>
         <w:tc>
           <w:tcPr>
-            <w:tcW w:type="dxa" w:w="1639"/>
-            <w:tcBorders>
-              <w:top w:val="single" w:color="CBD5E1" w:sz="4"/>
-              <w:left w:val="single" w:color="CBD5E1" w:sz="4"/>
-              <w:bottom w:val="single" w:color="CBD5E1" w:sz="4"/>
-              <w:right w:val="single" w:color="CBD5E1" w:sz="4"/>
-            </w:tcBorders>
-            <w:tcMar>
-              <w:top w:type="dxa" w:w="60"/>
-              <w:left w:type="dxa" w:w="90"/>
-              <w:bottom w:type="dxa" w:w="60"/>
-              <w:right w:type="dxa" w:w="90"/>
-            </w:tcMar>
-            <w:vAlign w:val="top"/>
-          </w:tcPr>
-          <w:p>
-            <w:r>
-              <w:rPr>
-                <w:sz w:val="15"/>
-                <w:szCs w:val="15"/>
-              </w:rPr>
-              <w:t xml:space="preserve">—</w:t>
-            </w:r>
-          </w:p>
-        </w:tc>
-        <w:tc>
-          <w:tcPr>
-            <w:tcW w:type="dxa" w:w="857"/>
-            <w:tcBorders>
-              <w:top w:val="single" w:color="CBD5E1" w:sz="4"/>
-              <w:left w:val="single" w:color="CBD5E1" w:sz="4"/>
-              <w:bottom w:val="single" w:color="CBD5E1" w:sz="4"/>
-              <w:right w:val="single" w:color="CBD5E1" w:sz="4"/>
-            </w:tcBorders>
-            <w:tcMar>
-              <w:top w:type="dxa" w:w="60"/>
-              <w:left w:type="dxa" w:w="90"/>
-              <w:bottom w:type="dxa" w:w="60"/>
-              <w:right w:type="dxa" w:w="90"/>
-            </w:tcMar>
-            <w:vAlign w:val="top"/>
-          </w:tcPr>
-          <w:p>
-            <w:r>
-              <w:rPr>
-                <w:sz w:val="15"/>
-                <w:szCs w:val="15"/>
-              </w:rPr>
-              <w:t xml:space="preserve">023</w:t>
-            </w:r>
-          </w:p>
-        </w:tc>
-        <w:tc>
-          <w:tcPr>
-            <w:tcW w:type="dxa" w:w="3144"/>
+            <w:tcW w:type="dxa" w:w="1637"/>
+            <w:tcBorders>
+              <w:top w:val="single" w:color="CBD5E1" w:sz="4"/>
+              <w:left w:val="single" w:color="CBD5E1" w:sz="4"/>
+              <w:bottom w:val="single" w:color="CBD5E1" w:sz="4"/>
+              <w:right w:val="single" w:color="CBD5E1" w:sz="4"/>
+            </w:tcBorders>
+            <w:tcMar>
+              <w:top w:type="dxa" w:w="60"/>
+              <w:left w:type="dxa" w:w="90"/>
+              <w:bottom w:type="dxa" w:w="60"/>
+              <w:right w:type="dxa" w:w="90"/>
+            </w:tcMar>
+            <w:vAlign w:val="top"/>
+          </w:tcPr>
+          <w:p>
+            <w:r>
+              <w:rPr>
+                <w:sz w:val="15"/>
+                <w:szCs w:val="15"/>
+              </w:rPr>
+              <w:t xml:space="preserve">ACT</w:t>
+              <w:noBreakHyphen/>
+              <w:t xml:space="preserve">08</w:t>
+            </w:r>
+          </w:p>
+        </w:tc>
+        <w:tc>
+          <w:tcPr>
+            <w:tcW w:type="dxa" w:w="856"/>
+            <w:tcBorders>
+              <w:top w:val="single" w:color="CBD5E1" w:sz="4"/>
+              <w:left w:val="single" w:color="CBD5E1" w:sz="4"/>
+              <w:bottom w:val="single" w:color="CBD5E1" w:sz="4"/>
+              <w:right w:val="single" w:color="CBD5E1" w:sz="4"/>
+            </w:tcBorders>
+            <w:tcMar>
+              <w:top w:type="dxa" w:w="60"/>
+              <w:left w:type="dxa" w:w="90"/>
+              <w:bottom w:type="dxa" w:w="60"/>
+              <w:right w:type="dxa" w:w="90"/>
+            </w:tcMar>
+            <w:vAlign w:val="top"/>
+          </w:tcPr>
+          <w:p>
+            <w:r>
+              <w:rPr>
+                <w:sz w:val="15"/>
+                <w:szCs w:val="15"/>
+              </w:rPr>
+              <w:t xml:space="preserve">019, 020, 021, 040</w:t>
+            </w:r>
+          </w:p>
+        </w:tc>
+        <w:tc>
+          <w:tcPr>
+            <w:tcW w:type="dxa" w:w="3157"/>
             <w:tcBorders>
               <w:top w:val="single" w:color="CBD5E1" w:sz="4"/>
               <w:left w:val="single" w:color="CBD5E1" w:sz="4"/>
@@ -2780,15 +2595,198 @@
                 <w:szCs w:val="14"/>
                 <w:shd w:fill="F1F5F9" w:color="auto" w:val="clear"/>
               </w:rPr>
-              <w:t xml:space="preserve">historial.html</w:t>
-            </w:r>
-            <w:r>
-              <w:rPr>
-                <w:sz w:val="15"/>
-                <w:szCs w:val="15"/>
-              </w:rPr>
-              <w:t xml:space="preserve">, </w:t>
-            </w:r>
+              <w:t xml:space="preserve">checkout.html</w:t>
+            </w:r>
+          </w:p>
+        </w:tc>
+        <w:tc>
+          <w:tcPr>
+            <w:tcW w:type="dxa" w:w="2131"/>
+            <w:tcBorders>
+              <w:top w:val="single" w:color="CBD5E1" w:sz="4"/>
+              <w:left w:val="single" w:color="CBD5E1" w:sz="4"/>
+              <w:bottom w:val="single" w:color="CBD5E1" w:sz="4"/>
+              <w:right w:val="single" w:color="CBD5E1" w:sz="4"/>
+            </w:tcBorders>
+            <w:tcMar>
+              <w:top w:type="dxa" w:w="60"/>
+              <w:left w:type="dxa" w:w="90"/>
+              <w:bottom w:type="dxa" w:w="60"/>
+              <w:right w:type="dxa" w:w="90"/>
+            </w:tcMar>
+            <w:vAlign w:val="top"/>
+          </w:tcPr>
+          <w:p>
+            <w:r>
+              <w:rPr>
+                <w:sz w:val="15"/>
+                <w:szCs w:val="15"/>
+              </w:rPr>
+              <w:t xml:space="preserve">Mixto (ver REQ)</w:t>
+            </w:r>
+          </w:p>
+        </w:tc>
+      </w:tr>
+      <w:tr>
+        <w:tc>
+          <w:tcPr>
+            <w:tcW w:type="dxa" w:w="924"/>
+            <w:tcBorders>
+              <w:top w:val="single" w:color="CBD5E1" w:sz="4"/>
+              <w:left w:val="single" w:color="CBD5E1" w:sz="4"/>
+              <w:bottom w:val="single" w:color="CBD5E1" w:sz="4"/>
+              <w:right w:val="single" w:color="CBD5E1" w:sz="4"/>
+            </w:tcBorders>
+            <w:tcMar>
+              <w:top w:type="dxa" w:w="60"/>
+              <w:left w:type="dxa" w:w="90"/>
+              <w:bottom w:type="dxa" w:w="60"/>
+              <w:right w:type="dxa" w:w="90"/>
+            </w:tcMar>
+            <w:vAlign w:val="top"/>
+          </w:tcPr>
+          <w:p>
+            <w:r>
+              <w:rPr>
+                <w:sz w:val="15"/>
+                <w:szCs w:val="15"/>
+              </w:rPr>
+              <w:t xml:space="preserve">UC</w:t>
+              <w:noBreakHyphen/>
+              <w:t xml:space="preserve">010</w:t>
+            </w:r>
+          </w:p>
+        </w:tc>
+        <w:tc>
+          <w:tcPr>
+            <w:tcW w:type="dxa" w:w="2213"/>
+            <w:tcBorders>
+              <w:top w:val="single" w:color="CBD5E1" w:sz="4"/>
+              <w:left w:val="single" w:color="CBD5E1" w:sz="4"/>
+              <w:bottom w:val="single" w:color="CBD5E1" w:sz="4"/>
+              <w:right w:val="single" w:color="CBD5E1" w:sz="4"/>
+            </w:tcBorders>
+            <w:tcMar>
+              <w:top w:type="dxa" w:w="60"/>
+              <w:left w:type="dxa" w:w="90"/>
+              <w:bottom w:type="dxa" w:w="60"/>
+              <w:right w:type="dxa" w:w="90"/>
+            </w:tcMar>
+            <w:vAlign w:val="top"/>
+          </w:tcPr>
+          <w:p>
+            <w:r>
+              <w:rPr>
+                <w:sz w:val="15"/>
+                <w:szCs w:val="15"/>
+              </w:rPr>
+              <w:t xml:space="preserve">Consultar historial y cancelar pedido</w:t>
+            </w:r>
+          </w:p>
+        </w:tc>
+        <w:tc>
+          <w:tcPr>
+            <w:tcW w:type="dxa" w:w="2042"/>
+            <w:tcBorders>
+              <w:top w:val="single" w:color="CBD5E1" w:sz="4"/>
+              <w:left w:val="single" w:color="CBD5E1" w:sz="4"/>
+              <w:bottom w:val="single" w:color="CBD5E1" w:sz="4"/>
+              <w:right w:val="single" w:color="CBD5E1" w:sz="4"/>
+            </w:tcBorders>
+            <w:tcMar>
+              <w:top w:type="dxa" w:w="60"/>
+              <w:left w:type="dxa" w:w="90"/>
+              <w:bottom w:type="dxa" w:w="60"/>
+              <w:right w:type="dxa" w:w="90"/>
+            </w:tcMar>
+            <w:vAlign w:val="top"/>
+          </w:tcPr>
+          <w:p>
+            <w:r>
+              <w:rPr>
+                <w:sz w:val="15"/>
+                <w:szCs w:val="15"/>
+              </w:rPr>
+              <w:t xml:space="preserve">ACT</w:t>
+              <w:noBreakHyphen/>
+              <w:t xml:space="preserve">03 / ACT</w:t>
+              <w:noBreakHyphen/>
+              <w:t xml:space="preserve">04</w:t>
+            </w:r>
+          </w:p>
+        </w:tc>
+        <w:tc>
+          <w:tcPr>
+            <w:tcW w:type="dxa" w:w="1637"/>
+            <w:tcBorders>
+              <w:top w:val="single" w:color="CBD5E1" w:sz="4"/>
+              <w:left w:val="single" w:color="CBD5E1" w:sz="4"/>
+              <w:bottom w:val="single" w:color="CBD5E1" w:sz="4"/>
+              <w:right w:val="single" w:color="CBD5E1" w:sz="4"/>
+            </w:tcBorders>
+            <w:tcMar>
+              <w:top w:type="dxa" w:w="60"/>
+              <w:left w:type="dxa" w:w="90"/>
+              <w:bottom w:type="dxa" w:w="60"/>
+              <w:right w:type="dxa" w:w="90"/>
+            </w:tcMar>
+            <w:vAlign w:val="top"/>
+          </w:tcPr>
+          <w:p>
+            <w:r>
+              <w:rPr>
+                <w:sz w:val="15"/>
+                <w:szCs w:val="15"/>
+              </w:rPr>
+              <w:t xml:space="preserve">—</w:t>
+            </w:r>
+          </w:p>
+        </w:tc>
+        <w:tc>
+          <w:tcPr>
+            <w:tcW w:type="dxa" w:w="856"/>
+            <w:tcBorders>
+              <w:top w:val="single" w:color="CBD5E1" w:sz="4"/>
+              <w:left w:val="single" w:color="CBD5E1" w:sz="4"/>
+              <w:bottom w:val="single" w:color="CBD5E1" w:sz="4"/>
+              <w:right w:val="single" w:color="CBD5E1" w:sz="4"/>
+            </w:tcBorders>
+            <w:tcMar>
+              <w:top w:type="dxa" w:w="60"/>
+              <w:left w:type="dxa" w:w="90"/>
+              <w:bottom w:type="dxa" w:w="60"/>
+              <w:right w:type="dxa" w:w="90"/>
+            </w:tcMar>
+            <w:vAlign w:val="top"/>
+          </w:tcPr>
+          <w:p>
+            <w:r>
+              <w:rPr>
+                <w:sz w:val="15"/>
+                <w:szCs w:val="15"/>
+              </w:rPr>
+              <w:t xml:space="preserve">023</w:t>
+            </w:r>
+          </w:p>
+        </w:tc>
+        <w:tc>
+          <w:tcPr>
+            <w:tcW w:type="dxa" w:w="3157"/>
+            <w:tcBorders>
+              <w:top w:val="single" w:color="CBD5E1" w:sz="4"/>
+              <w:left w:val="single" w:color="CBD5E1" w:sz="4"/>
+              <w:bottom w:val="single" w:color="CBD5E1" w:sz="4"/>
+              <w:right w:val="single" w:color="CBD5E1" w:sz="4"/>
+            </w:tcBorders>
+            <w:tcMar>
+              <w:top w:type="dxa" w:w="60"/>
+              <w:left w:type="dxa" w:w="90"/>
+              <w:bottom w:type="dxa" w:w="60"/>
+              <w:right w:type="dxa" w:w="90"/>
+            </w:tcMar>
+            <w:vAlign w:val="top"/>
+          </w:tcPr>
+          <w:p>
             <w:r>
               <w:rPr>
                 <w:rFonts w:ascii="Consolas" w:cs="Consolas" w:eastAsia="Consolas" w:hAnsi="Consolas"/>
@@ -2796,200 +2794,15 @@
                 <w:szCs w:val="14"/>
                 <w:shd w:fill="F1F5F9" w:color="auto" w:val="clear"/>
               </w:rPr>
-              <w:t xml:space="preserve">mis-pedidos.html</w:t>
-            </w:r>
-          </w:p>
-        </w:tc>
-        <w:tc>
-          <w:tcPr>
-            <w:tcW w:type="dxa" w:w="2135"/>
-            <w:tcBorders>
-              <w:top w:val="single" w:color="CBD5E1" w:sz="4"/>
-              <w:left w:val="single" w:color="CBD5E1" w:sz="4"/>
-              <w:bottom w:val="single" w:color="CBD5E1" w:sz="4"/>
-              <w:right w:val="single" w:color="CBD5E1" w:sz="4"/>
-            </w:tcBorders>
-            <w:tcMar>
-              <w:top w:type="dxa" w:w="60"/>
-              <w:left w:type="dxa" w:w="90"/>
-              <w:bottom w:type="dxa" w:w="60"/>
-              <w:right w:type="dxa" w:w="90"/>
-            </w:tcMar>
-            <w:vAlign w:val="top"/>
-          </w:tcPr>
-          <w:p>
-            <w:r>
-              <w:rPr>
-                <w:sz w:val="15"/>
-                <w:szCs w:val="15"/>
-              </w:rPr>
-              <w:t xml:space="preserve">IMPLEMENTADO, NO VERIFICADO</w:t>
-            </w:r>
-          </w:p>
-        </w:tc>
-      </w:tr>
-      <w:tr>
-        <w:tc>
-          <w:tcPr>
-            <w:tcW w:type="dxa" w:w="925"/>
-            <w:tcBorders>
-              <w:top w:val="single" w:color="CBD5E1" w:sz="4"/>
-              <w:left w:val="single" w:color="CBD5E1" w:sz="4"/>
-              <w:bottom w:val="single" w:color="CBD5E1" w:sz="4"/>
-              <w:right w:val="single" w:color="CBD5E1" w:sz="4"/>
-            </w:tcBorders>
-            <w:tcMar>
-              <w:top w:type="dxa" w:w="60"/>
-              <w:left w:type="dxa" w:w="90"/>
-              <w:bottom w:type="dxa" w:w="60"/>
-              <w:right w:type="dxa" w:w="90"/>
-            </w:tcMar>
-            <w:vAlign w:val="top"/>
-          </w:tcPr>
-          <w:p>
-            <w:r>
-              <w:rPr>
-                <w:sz w:val="15"/>
-                <w:szCs w:val="15"/>
-              </w:rPr>
-              <w:t xml:space="preserve">UC</w:t>
-              <w:noBreakHyphen/>
-              <w:t xml:space="preserve">011</w:t>
-            </w:r>
-          </w:p>
-        </w:tc>
-        <w:tc>
-          <w:tcPr>
-            <w:tcW w:type="dxa" w:w="2217"/>
-            <w:tcBorders>
-              <w:top w:val="single" w:color="CBD5E1" w:sz="4"/>
-              <w:left w:val="single" w:color="CBD5E1" w:sz="4"/>
-              <w:bottom w:val="single" w:color="CBD5E1" w:sz="4"/>
-              <w:right w:val="single" w:color="CBD5E1" w:sz="4"/>
-            </w:tcBorders>
-            <w:tcMar>
-              <w:top w:type="dxa" w:w="60"/>
-              <w:left w:type="dxa" w:w="90"/>
-              <w:bottom w:type="dxa" w:w="60"/>
-              <w:right w:type="dxa" w:w="90"/>
-            </w:tcMar>
-            <w:vAlign w:val="top"/>
-          </w:tcPr>
-          <w:p>
-            <w:r>
-              <w:rPr>
-                <w:sz w:val="15"/>
-                <w:szCs w:val="15"/>
-              </w:rPr>
-              <w:t xml:space="preserve">Obtener y reenviar comprobante</w:t>
-            </w:r>
-          </w:p>
-        </w:tc>
-        <w:tc>
-          <w:tcPr>
-            <w:tcW w:type="dxa" w:w="2043"/>
-            <w:tcBorders>
-              <w:top w:val="single" w:color="CBD5E1" w:sz="4"/>
-              <w:left w:val="single" w:color="CBD5E1" w:sz="4"/>
-              <w:bottom w:val="single" w:color="CBD5E1" w:sz="4"/>
-              <w:right w:val="single" w:color="CBD5E1" w:sz="4"/>
-            </w:tcBorders>
-            <w:tcMar>
-              <w:top w:type="dxa" w:w="60"/>
-              <w:left w:type="dxa" w:w="90"/>
-              <w:bottom w:type="dxa" w:w="60"/>
-              <w:right w:type="dxa" w:w="90"/>
-            </w:tcMar>
-            <w:vAlign w:val="top"/>
-          </w:tcPr>
-          <w:p>
-            <w:r>
-              <w:rPr>
-                <w:sz w:val="15"/>
-                <w:szCs w:val="15"/>
-              </w:rPr>
-              <w:t xml:space="preserve">ACT</w:t>
-              <w:noBreakHyphen/>
-              <w:t xml:space="preserve">03 / ACT</w:t>
-              <w:noBreakHyphen/>
-              <w:t xml:space="preserve">04</w:t>
-            </w:r>
-          </w:p>
-        </w:tc>
-        <w:tc>
-          <w:tcPr>
-            <w:tcW w:type="dxa" w:w="1639"/>
-            <w:tcBorders>
-              <w:top w:val="single" w:color="CBD5E1" w:sz="4"/>
-              <w:left w:val="single" w:color="CBD5E1" w:sz="4"/>
-              <w:bottom w:val="single" w:color="CBD5E1" w:sz="4"/>
-              <w:right w:val="single" w:color="CBD5E1" w:sz="4"/>
-            </w:tcBorders>
-            <w:tcMar>
-              <w:top w:type="dxa" w:w="60"/>
-              <w:left w:type="dxa" w:w="90"/>
-              <w:bottom w:type="dxa" w:w="60"/>
-              <w:right w:type="dxa" w:w="90"/>
-            </w:tcMar>
-            <w:vAlign w:val="top"/>
-          </w:tcPr>
-          <w:p>
-            <w:r>
-              <w:rPr>
-                <w:sz w:val="15"/>
-                <w:szCs w:val="15"/>
-              </w:rPr>
-              <w:t xml:space="preserve">ACT</w:t>
-              <w:noBreakHyphen/>
-              <w:t xml:space="preserve">10</w:t>
-            </w:r>
-          </w:p>
-        </w:tc>
-        <w:tc>
-          <w:tcPr>
-            <w:tcW w:type="dxa" w:w="857"/>
-            <w:tcBorders>
-              <w:top w:val="single" w:color="CBD5E1" w:sz="4"/>
-              <w:left w:val="single" w:color="CBD5E1" w:sz="4"/>
-              <w:bottom w:val="single" w:color="CBD5E1" w:sz="4"/>
-              <w:right w:val="single" w:color="CBD5E1" w:sz="4"/>
-            </w:tcBorders>
-            <w:tcMar>
-              <w:top w:type="dxa" w:w="60"/>
-              <w:left w:type="dxa" w:w="90"/>
-              <w:bottom w:type="dxa" w:w="60"/>
-              <w:right w:type="dxa" w:w="90"/>
-            </w:tcMar>
-            <w:vAlign w:val="top"/>
-          </w:tcPr>
-          <w:p>
-            <w:r>
-              <w:rPr>
-                <w:sz w:val="15"/>
-                <w:szCs w:val="15"/>
-              </w:rPr>
-              <w:t xml:space="preserve">025</w:t>
-            </w:r>
-          </w:p>
-        </w:tc>
-        <w:tc>
-          <w:tcPr>
-            <w:tcW w:type="dxa" w:w="3144"/>
-            <w:tcBorders>
-              <w:top w:val="single" w:color="CBD5E1" w:sz="4"/>
-              <w:left w:val="single" w:color="CBD5E1" w:sz="4"/>
-              <w:bottom w:val="single" w:color="CBD5E1" w:sz="4"/>
-              <w:right w:val="single" w:color="CBD5E1" w:sz="4"/>
-            </w:tcBorders>
-            <w:tcMar>
-              <w:top w:type="dxa" w:w="60"/>
-              <w:left w:type="dxa" w:w="90"/>
-              <w:bottom w:type="dxa" w:w="60"/>
-              <w:right w:type="dxa" w:w="90"/>
-            </w:tcMar>
-            <w:vAlign w:val="top"/>
-          </w:tcPr>
-          <w:p>
+              <w:t xml:space="preserve">historial.html</w:t>
+            </w:r>
+            <w:r>
+              <w:rPr>
+                <w:sz w:val="15"/>
+                <w:szCs w:val="15"/>
+              </w:rPr>
+              <w:t xml:space="preserve">, </w:t>
+            </w:r>
             <w:r>
               <w:rPr>
                 <w:rFonts w:ascii="Consolas" w:cs="Consolas" w:eastAsia="Consolas" w:hAnsi="Consolas"/>
@@ -2997,15 +2810,200 @@
                 <w:szCs w:val="14"/>
                 <w:shd w:fill="F1F5F9" w:color="auto" w:val="clear"/>
               </w:rPr>
-              <w:t xml:space="preserve">checkout.html</w:t>
-            </w:r>
-            <w:r>
-              <w:rPr>
-                <w:sz w:val="15"/>
-                <w:szCs w:val="15"/>
-              </w:rPr>
-              <w:t xml:space="preserve">, </w:t>
-            </w:r>
+              <w:t xml:space="preserve">mis-pedidos.html</w:t>
+            </w:r>
+          </w:p>
+        </w:tc>
+        <w:tc>
+          <w:tcPr>
+            <w:tcW w:type="dxa" w:w="2131"/>
+            <w:tcBorders>
+              <w:top w:val="single" w:color="CBD5E1" w:sz="4"/>
+              <w:left w:val="single" w:color="CBD5E1" w:sz="4"/>
+              <w:bottom w:val="single" w:color="CBD5E1" w:sz="4"/>
+              <w:right w:val="single" w:color="CBD5E1" w:sz="4"/>
+            </w:tcBorders>
+            <w:tcMar>
+              <w:top w:type="dxa" w:w="60"/>
+              <w:left w:type="dxa" w:w="90"/>
+              <w:bottom w:type="dxa" w:w="60"/>
+              <w:right w:type="dxa" w:w="90"/>
+            </w:tcMar>
+            <w:vAlign w:val="top"/>
+          </w:tcPr>
+          <w:p>
+            <w:r>
+              <w:rPr>
+                <w:sz w:val="15"/>
+                <w:szCs w:val="15"/>
+              </w:rPr>
+              <w:t xml:space="preserve">IMPLEMENTADO, NO VERIFICADO</w:t>
+            </w:r>
+          </w:p>
+        </w:tc>
+      </w:tr>
+      <w:tr>
+        <w:tc>
+          <w:tcPr>
+            <w:tcW w:type="dxa" w:w="924"/>
+            <w:tcBorders>
+              <w:top w:val="single" w:color="CBD5E1" w:sz="4"/>
+              <w:left w:val="single" w:color="CBD5E1" w:sz="4"/>
+              <w:bottom w:val="single" w:color="CBD5E1" w:sz="4"/>
+              <w:right w:val="single" w:color="CBD5E1" w:sz="4"/>
+            </w:tcBorders>
+            <w:tcMar>
+              <w:top w:type="dxa" w:w="60"/>
+              <w:left w:type="dxa" w:w="90"/>
+              <w:bottom w:type="dxa" w:w="60"/>
+              <w:right w:type="dxa" w:w="90"/>
+            </w:tcMar>
+            <w:vAlign w:val="top"/>
+          </w:tcPr>
+          <w:p>
+            <w:r>
+              <w:rPr>
+                <w:sz w:val="15"/>
+                <w:szCs w:val="15"/>
+              </w:rPr>
+              <w:t xml:space="preserve">UC</w:t>
+              <w:noBreakHyphen/>
+              <w:t xml:space="preserve">011</w:t>
+            </w:r>
+          </w:p>
+        </w:tc>
+        <w:tc>
+          <w:tcPr>
+            <w:tcW w:type="dxa" w:w="2213"/>
+            <w:tcBorders>
+              <w:top w:val="single" w:color="CBD5E1" w:sz="4"/>
+              <w:left w:val="single" w:color="CBD5E1" w:sz="4"/>
+              <w:bottom w:val="single" w:color="CBD5E1" w:sz="4"/>
+              <w:right w:val="single" w:color="CBD5E1" w:sz="4"/>
+            </w:tcBorders>
+            <w:tcMar>
+              <w:top w:type="dxa" w:w="60"/>
+              <w:left w:type="dxa" w:w="90"/>
+              <w:bottom w:type="dxa" w:w="60"/>
+              <w:right w:type="dxa" w:w="90"/>
+            </w:tcMar>
+            <w:vAlign w:val="top"/>
+          </w:tcPr>
+          <w:p>
+            <w:r>
+              <w:rPr>
+                <w:sz w:val="15"/>
+                <w:szCs w:val="15"/>
+              </w:rPr>
+              <w:t xml:space="preserve">Obtener y reenviar comprobante</w:t>
+            </w:r>
+          </w:p>
+        </w:tc>
+        <w:tc>
+          <w:tcPr>
+            <w:tcW w:type="dxa" w:w="2042"/>
+            <w:tcBorders>
+              <w:top w:val="single" w:color="CBD5E1" w:sz="4"/>
+              <w:left w:val="single" w:color="CBD5E1" w:sz="4"/>
+              <w:bottom w:val="single" w:color="CBD5E1" w:sz="4"/>
+              <w:right w:val="single" w:color="CBD5E1" w:sz="4"/>
+            </w:tcBorders>
+            <w:tcMar>
+              <w:top w:type="dxa" w:w="60"/>
+              <w:left w:type="dxa" w:w="90"/>
+              <w:bottom w:type="dxa" w:w="60"/>
+              <w:right w:type="dxa" w:w="90"/>
+            </w:tcMar>
+            <w:vAlign w:val="top"/>
+          </w:tcPr>
+          <w:p>
+            <w:r>
+              <w:rPr>
+                <w:sz w:val="15"/>
+                <w:szCs w:val="15"/>
+              </w:rPr>
+              <w:t xml:space="preserve">ACT</w:t>
+              <w:noBreakHyphen/>
+              <w:t xml:space="preserve">03 / ACT</w:t>
+              <w:noBreakHyphen/>
+              <w:t xml:space="preserve">04</w:t>
+            </w:r>
+          </w:p>
+        </w:tc>
+        <w:tc>
+          <w:tcPr>
+            <w:tcW w:type="dxa" w:w="1637"/>
+            <w:tcBorders>
+              <w:top w:val="single" w:color="CBD5E1" w:sz="4"/>
+              <w:left w:val="single" w:color="CBD5E1" w:sz="4"/>
+              <w:bottom w:val="single" w:color="CBD5E1" w:sz="4"/>
+              <w:right w:val="single" w:color="CBD5E1" w:sz="4"/>
+            </w:tcBorders>
+            <w:tcMar>
+              <w:top w:type="dxa" w:w="60"/>
+              <w:left w:type="dxa" w:w="90"/>
+              <w:bottom w:type="dxa" w:w="60"/>
+              <w:right w:type="dxa" w:w="90"/>
+            </w:tcMar>
+            <w:vAlign w:val="top"/>
+          </w:tcPr>
+          <w:p>
+            <w:r>
+              <w:rPr>
+                <w:sz w:val="15"/>
+                <w:szCs w:val="15"/>
+              </w:rPr>
+              <w:t xml:space="preserve">ACT</w:t>
+              <w:noBreakHyphen/>
+              <w:t xml:space="preserve">10</w:t>
+            </w:r>
+          </w:p>
+        </w:tc>
+        <w:tc>
+          <w:tcPr>
+            <w:tcW w:type="dxa" w:w="856"/>
+            <w:tcBorders>
+              <w:top w:val="single" w:color="CBD5E1" w:sz="4"/>
+              <w:left w:val="single" w:color="CBD5E1" w:sz="4"/>
+              <w:bottom w:val="single" w:color="CBD5E1" w:sz="4"/>
+              <w:right w:val="single" w:color="CBD5E1" w:sz="4"/>
+            </w:tcBorders>
+            <w:tcMar>
+              <w:top w:type="dxa" w:w="60"/>
+              <w:left w:type="dxa" w:w="90"/>
+              <w:bottom w:type="dxa" w:w="60"/>
+              <w:right w:type="dxa" w:w="90"/>
+            </w:tcMar>
+            <w:vAlign w:val="top"/>
+          </w:tcPr>
+          <w:p>
+            <w:r>
+              <w:rPr>
+                <w:sz w:val="15"/>
+                <w:szCs w:val="15"/>
+              </w:rPr>
+              <w:t xml:space="preserve">025</w:t>
+            </w:r>
+          </w:p>
+        </w:tc>
+        <w:tc>
+          <w:tcPr>
+            <w:tcW w:type="dxa" w:w="3157"/>
+            <w:tcBorders>
+              <w:top w:val="single" w:color="CBD5E1" w:sz="4"/>
+              <w:left w:val="single" w:color="CBD5E1" w:sz="4"/>
+              <w:bottom w:val="single" w:color="CBD5E1" w:sz="4"/>
+              <w:right w:val="single" w:color="CBD5E1" w:sz="4"/>
+            </w:tcBorders>
+            <w:tcMar>
+              <w:top w:type="dxa" w:w="60"/>
+              <w:left w:type="dxa" w:w="90"/>
+              <w:bottom w:type="dxa" w:w="60"/>
+              <w:right w:type="dxa" w:w="90"/>
+            </w:tcMar>
+            <w:vAlign w:val="top"/>
+          </w:tcPr>
+          <w:p>
             <w:r>
               <w:rPr>
                 <w:rFonts w:ascii="Consolas" w:cs="Consolas" w:eastAsia="Consolas" w:hAnsi="Consolas"/>
@@ -3013,198 +3011,15 @@
                 <w:szCs w:val="14"/>
                 <w:shd w:fill="F1F5F9" w:color="auto" w:val="clear"/>
               </w:rPr>
-              <w:t xml:space="preserve">historial.html</w:t>
-            </w:r>
-          </w:p>
-        </w:tc>
-        <w:tc>
-          <w:tcPr>
-            <w:tcW w:type="dxa" w:w="2135"/>
-            <w:tcBorders>
-              <w:top w:val="single" w:color="CBD5E1" w:sz="4"/>
-              <w:left w:val="single" w:color="CBD5E1" w:sz="4"/>
-              <w:bottom w:val="single" w:color="CBD5E1" w:sz="4"/>
-              <w:right w:val="single" w:color="CBD5E1" w:sz="4"/>
-            </w:tcBorders>
-            <w:tcMar>
-              <w:top w:type="dxa" w:w="60"/>
-              <w:left w:type="dxa" w:w="90"/>
-              <w:bottom w:type="dxa" w:w="60"/>
-              <w:right w:type="dxa" w:w="90"/>
-            </w:tcMar>
-            <w:vAlign w:val="top"/>
-          </w:tcPr>
-          <w:p>
-            <w:r>
-              <w:rPr>
-                <w:sz w:val="15"/>
-                <w:szCs w:val="15"/>
-              </w:rPr>
-              <w:t xml:space="preserve">IMPLEMENTADO Y VERIFICADO</w:t>
-            </w:r>
-          </w:p>
-        </w:tc>
-      </w:tr>
-      <w:tr>
-        <w:tc>
-          <w:tcPr>
-            <w:tcW w:type="dxa" w:w="925"/>
-            <w:tcBorders>
-              <w:top w:val="single" w:color="CBD5E1" w:sz="4"/>
-              <w:left w:val="single" w:color="CBD5E1" w:sz="4"/>
-              <w:bottom w:val="single" w:color="CBD5E1" w:sz="4"/>
-              <w:right w:val="single" w:color="CBD5E1" w:sz="4"/>
-            </w:tcBorders>
-            <w:tcMar>
-              <w:top w:type="dxa" w:w="60"/>
-              <w:left w:type="dxa" w:w="90"/>
-              <w:bottom w:type="dxa" w:w="60"/>
-              <w:right w:type="dxa" w:w="90"/>
-            </w:tcMar>
-            <w:vAlign w:val="top"/>
-          </w:tcPr>
-          <w:p>
-            <w:r>
-              <w:rPr>
-                <w:sz w:val="15"/>
-                <w:szCs w:val="15"/>
-              </w:rPr>
-              <w:t xml:space="preserve">UC</w:t>
-              <w:noBreakHyphen/>
-              <w:t xml:space="preserve">012</w:t>
-            </w:r>
-          </w:p>
-        </w:tc>
-        <w:tc>
-          <w:tcPr>
-            <w:tcW w:type="dxa" w:w="2217"/>
-            <w:tcBorders>
-              <w:top w:val="single" w:color="CBD5E1" w:sz="4"/>
-              <w:left w:val="single" w:color="CBD5E1" w:sz="4"/>
-              <w:bottom w:val="single" w:color="CBD5E1" w:sz="4"/>
-              <w:right w:val="single" w:color="CBD5E1" w:sz="4"/>
-            </w:tcBorders>
-            <w:tcMar>
-              <w:top w:type="dxa" w:w="60"/>
-              <w:left w:type="dxa" w:w="90"/>
-              <w:bottom w:type="dxa" w:w="60"/>
-              <w:right w:type="dxa" w:w="90"/>
-            </w:tcMar>
-            <w:vAlign w:val="top"/>
-          </w:tcPr>
-          <w:p>
-            <w:r>
-              <w:rPr>
-                <w:sz w:val="15"/>
-                <w:szCs w:val="15"/>
-              </w:rPr>
-              <w:t xml:space="preserve">Solicitar verificación institucional</w:t>
-            </w:r>
-          </w:p>
-        </w:tc>
-        <w:tc>
-          <w:tcPr>
-            <w:tcW w:type="dxa" w:w="2043"/>
-            <w:tcBorders>
-              <w:top w:val="single" w:color="CBD5E1" w:sz="4"/>
-              <w:left w:val="single" w:color="CBD5E1" w:sz="4"/>
-              <w:bottom w:val="single" w:color="CBD5E1" w:sz="4"/>
-              <w:right w:val="single" w:color="CBD5E1" w:sz="4"/>
-            </w:tcBorders>
-            <w:tcMar>
-              <w:top w:type="dxa" w:w="60"/>
-              <w:left w:type="dxa" w:w="90"/>
-              <w:bottom w:type="dxa" w:w="60"/>
-              <w:right w:type="dxa" w:w="90"/>
-            </w:tcMar>
-            <w:vAlign w:val="top"/>
-          </w:tcPr>
-          <w:p>
-            <w:r>
-              <w:rPr>
-                <w:sz w:val="15"/>
-                <w:szCs w:val="15"/>
-              </w:rPr>
-              <w:t xml:space="preserve">ACT</w:t>
-              <w:noBreakHyphen/>
-              <w:t xml:space="preserve">03</w:t>
-            </w:r>
-          </w:p>
-        </w:tc>
-        <w:tc>
-          <w:tcPr>
-            <w:tcW w:type="dxa" w:w="1639"/>
-            <w:tcBorders>
-              <w:top w:val="single" w:color="CBD5E1" w:sz="4"/>
-              <w:left w:val="single" w:color="CBD5E1" w:sz="4"/>
-              <w:bottom w:val="single" w:color="CBD5E1" w:sz="4"/>
-              <w:right w:val="single" w:color="CBD5E1" w:sz="4"/>
-            </w:tcBorders>
-            <w:tcMar>
-              <w:top w:type="dxa" w:w="60"/>
-              <w:left w:type="dxa" w:w="90"/>
-              <w:bottom w:type="dxa" w:w="60"/>
-              <w:right w:type="dxa" w:w="90"/>
-            </w:tcMar>
-            <w:vAlign w:val="top"/>
-          </w:tcPr>
-          <w:p>
-            <w:r>
-              <w:rPr>
-                <w:sz w:val="15"/>
-                <w:szCs w:val="15"/>
-              </w:rPr>
-              <w:t xml:space="preserve">ACT</w:t>
-              <w:noBreakHyphen/>
-              <w:t xml:space="preserve">07</w:t>
-            </w:r>
-          </w:p>
-        </w:tc>
-        <w:tc>
-          <w:tcPr>
-            <w:tcW w:type="dxa" w:w="857"/>
-            <w:tcBorders>
-              <w:top w:val="single" w:color="CBD5E1" w:sz="4"/>
-              <w:left w:val="single" w:color="CBD5E1" w:sz="4"/>
-              <w:bottom w:val="single" w:color="CBD5E1" w:sz="4"/>
-              <w:right w:val="single" w:color="CBD5E1" w:sz="4"/>
-            </w:tcBorders>
-            <w:tcMar>
-              <w:top w:type="dxa" w:w="60"/>
-              <w:left w:type="dxa" w:w="90"/>
-              <w:bottom w:type="dxa" w:w="60"/>
-              <w:right w:type="dxa" w:w="90"/>
-            </w:tcMar>
-            <w:vAlign w:val="top"/>
-          </w:tcPr>
-          <w:p>
-            <w:r>
-              <w:rPr>
-                <w:sz w:val="15"/>
-                <w:szCs w:val="15"/>
-              </w:rPr>
-              <w:t xml:space="preserve">027</w:t>
-            </w:r>
-          </w:p>
-        </w:tc>
-        <w:tc>
-          <w:tcPr>
-            <w:tcW w:type="dxa" w:w="3144"/>
-            <w:tcBorders>
-              <w:top w:val="single" w:color="CBD5E1" w:sz="4"/>
-              <w:left w:val="single" w:color="CBD5E1" w:sz="4"/>
-              <w:bottom w:val="single" w:color="CBD5E1" w:sz="4"/>
-              <w:right w:val="single" w:color="CBD5E1" w:sz="4"/>
-            </w:tcBorders>
-            <w:tcMar>
-              <w:top w:type="dxa" w:w="60"/>
-              <w:left w:type="dxa" w:w="90"/>
-              <w:bottom w:type="dxa" w:w="60"/>
-              <w:right w:type="dxa" w:w="90"/>
-            </w:tcMar>
-            <w:vAlign w:val="top"/>
-          </w:tcPr>
-          <w:p>
+              <w:t xml:space="preserve">checkout.html</w:t>
+            </w:r>
+            <w:r>
+              <w:rPr>
+                <w:sz w:val="15"/>
+                <w:szCs w:val="15"/>
+              </w:rPr>
+              <w:t xml:space="preserve">, </w:t>
+            </w:r>
             <w:r>
               <w:rPr>
                 <w:rFonts w:ascii="Consolas" w:cs="Consolas" w:eastAsia="Consolas" w:hAnsi="Consolas"/>
@@ -3212,34 +3027,34 @@
                 <w:szCs w:val="14"/>
                 <w:shd w:fill="F1F5F9" w:color="auto" w:val="clear"/>
               </w:rPr>
-              <w:t xml:space="preserve">mi-verificacion.html</w:t>
-            </w:r>
-          </w:p>
-        </w:tc>
-        <w:tc>
-          <w:tcPr>
-            <w:tcW w:type="dxa" w:w="2135"/>
-            <w:tcBorders>
-              <w:top w:val="single" w:color="CBD5E1" w:sz="4"/>
-              <w:left w:val="single" w:color="CBD5E1" w:sz="4"/>
-              <w:bottom w:val="single" w:color="CBD5E1" w:sz="4"/>
-              <w:right w:val="single" w:color="CBD5E1" w:sz="4"/>
-            </w:tcBorders>
-            <w:tcMar>
-              <w:top w:type="dxa" w:w="60"/>
-              <w:left w:type="dxa" w:w="90"/>
-              <w:bottom w:type="dxa" w:w="60"/>
-              <w:right w:type="dxa" w:w="90"/>
-            </w:tcMar>
-            <w:vAlign w:val="top"/>
-          </w:tcPr>
-          <w:p>
-            <w:r>
-              <w:rPr>
-                <w:sz w:val="15"/>
-                <w:szCs w:val="15"/>
-              </w:rPr>
-              <w:t xml:space="preserve">IMPLEMENTADO, NO VERIFICADO</w:t>
+              <w:t xml:space="preserve">historial.html</w:t>
+            </w:r>
+          </w:p>
+        </w:tc>
+        <w:tc>
+          <w:tcPr>
+            <w:tcW w:type="dxa" w:w="2131"/>
+            <w:tcBorders>
+              <w:top w:val="single" w:color="CBD5E1" w:sz="4"/>
+              <w:left w:val="single" w:color="CBD5E1" w:sz="4"/>
+              <w:bottom w:val="single" w:color="CBD5E1" w:sz="4"/>
+              <w:right w:val="single" w:color="CBD5E1" w:sz="4"/>
+            </w:tcBorders>
+            <w:tcMar>
+              <w:top w:type="dxa" w:w="60"/>
+              <w:left w:type="dxa" w:w="90"/>
+              <w:bottom w:type="dxa" w:w="60"/>
+              <w:right w:type="dxa" w:w="90"/>
+            </w:tcMar>
+            <w:vAlign w:val="top"/>
+          </w:tcPr>
+          <w:p>
+            <w:r>
+              <w:rPr>
+                <w:sz w:val="15"/>
+                <w:szCs w:val="15"/>
+              </w:rPr>
+              <w:t xml:space="preserve">IMPLEMENTADO Y VERIFICADO</w:t>
             </w:r>
           </w:p>
         </w:tc>
@@ -3247,7 +3062,7 @@
       <w:tr>
         <w:tc>
           <w:tcPr>
-            <w:tcW w:type="dxa" w:w="925"/>
+            <w:tcW w:type="dxa" w:w="924"/>
             <w:tcBorders>
               <w:top w:val="single" w:color="CBD5E1" w:sz="4"/>
               <w:left w:val="single" w:color="CBD5E1" w:sz="4"/>
@@ -3270,40 +3085,40 @@
               </w:rPr>
               <w:t xml:space="preserve">UC</w:t>
               <w:noBreakHyphen/>
-              <w:t xml:space="preserve">013</w:t>
-            </w:r>
-          </w:p>
-        </w:tc>
-        <w:tc>
-          <w:tcPr>
-            <w:tcW w:type="dxa" w:w="2217"/>
-            <w:tcBorders>
-              <w:top w:val="single" w:color="CBD5E1" w:sz="4"/>
-              <w:left w:val="single" w:color="CBD5E1" w:sz="4"/>
-              <w:bottom w:val="single" w:color="CBD5E1" w:sz="4"/>
-              <w:right w:val="single" w:color="CBD5E1" w:sz="4"/>
-            </w:tcBorders>
-            <w:tcMar>
-              <w:top w:type="dxa" w:w="60"/>
-              <w:left w:type="dxa" w:w="90"/>
-              <w:bottom w:type="dxa" w:w="60"/>
-              <w:right w:type="dxa" w:w="90"/>
-            </w:tcMar>
-            <w:vAlign w:val="top"/>
-          </w:tcPr>
-          <w:p>
-            <w:r>
-              <w:rPr>
-                <w:sz w:val="15"/>
-                <w:szCs w:val="15"/>
-              </w:rPr>
-              <w:t xml:space="preserve">Revisar verificación y decidir</w:t>
-            </w:r>
-          </w:p>
-        </w:tc>
-        <w:tc>
-          <w:tcPr>
-            <w:tcW w:type="dxa" w:w="2043"/>
+              <w:t xml:space="preserve">012</w:t>
+            </w:r>
+          </w:p>
+        </w:tc>
+        <w:tc>
+          <w:tcPr>
+            <w:tcW w:type="dxa" w:w="2213"/>
+            <w:tcBorders>
+              <w:top w:val="single" w:color="CBD5E1" w:sz="4"/>
+              <w:left w:val="single" w:color="CBD5E1" w:sz="4"/>
+              <w:bottom w:val="single" w:color="CBD5E1" w:sz="4"/>
+              <w:right w:val="single" w:color="CBD5E1" w:sz="4"/>
+            </w:tcBorders>
+            <w:tcMar>
+              <w:top w:type="dxa" w:w="60"/>
+              <w:left w:type="dxa" w:w="90"/>
+              <w:bottom w:type="dxa" w:w="60"/>
+              <w:right w:type="dxa" w:w="90"/>
+            </w:tcMar>
+            <w:vAlign w:val="top"/>
+          </w:tcPr>
+          <w:p>
+            <w:r>
+              <w:rPr>
+                <w:sz w:val="15"/>
+                <w:szCs w:val="15"/>
+              </w:rPr>
+              <w:t xml:space="preserve">Solicitar verificación institucional</w:t>
+            </w:r>
+          </w:p>
+        </w:tc>
+        <w:tc>
+          <w:tcPr>
+            <w:tcW w:type="dxa" w:w="2042"/>
             <w:tcBorders>
               <w:top w:val="single" w:color="CBD5E1" w:sz="4"/>
               <w:left w:val="single" w:color="CBD5E1" w:sz="4"/>
@@ -3326,13 +3141,13 @@
               </w:rPr>
               <w:t xml:space="preserve">ACT</w:t>
               <w:noBreakHyphen/>
-              <w:t xml:space="preserve">05</w:t>
-            </w:r>
-          </w:p>
-        </w:tc>
-        <w:tc>
-          <w:tcPr>
-            <w:tcW w:type="dxa" w:w="1639"/>
+              <w:t xml:space="preserve">03</w:t>
+            </w:r>
+          </w:p>
+        </w:tc>
+        <w:tc>
+          <w:tcPr>
+            <w:tcW w:type="dxa" w:w="1637"/>
             <w:tcBorders>
               <w:top w:val="single" w:color="CBD5E1" w:sz="4"/>
               <w:left w:val="single" w:color="CBD5E1" w:sz="4"/>
@@ -3355,42 +3170,40 @@
               </w:rPr>
               <w:t xml:space="preserve">ACT</w:t>
               <w:noBreakHyphen/>
-              <w:t xml:space="preserve">07, ACT</w:t>
-              <w:noBreakHyphen/>
-              <w:t xml:space="preserve">10</w:t>
-            </w:r>
-          </w:p>
-        </w:tc>
-        <w:tc>
-          <w:tcPr>
-            <w:tcW w:type="dxa" w:w="857"/>
-            <w:tcBorders>
-              <w:top w:val="single" w:color="CBD5E1" w:sz="4"/>
-              <w:left w:val="single" w:color="CBD5E1" w:sz="4"/>
-              <w:bottom w:val="single" w:color="CBD5E1" w:sz="4"/>
-              <w:right w:val="single" w:color="CBD5E1" w:sz="4"/>
-            </w:tcBorders>
-            <w:tcMar>
-              <w:top w:type="dxa" w:w="60"/>
-              <w:left w:type="dxa" w:w="90"/>
-              <w:bottom w:type="dxa" w:w="60"/>
-              <w:right w:type="dxa" w:w="90"/>
-            </w:tcMar>
-            <w:vAlign w:val="top"/>
-          </w:tcPr>
-          <w:p>
-            <w:r>
-              <w:rPr>
-                <w:sz w:val="15"/>
-                <w:szCs w:val="15"/>
-              </w:rPr>
-              <w:t xml:space="preserve">028</w:t>
-            </w:r>
-          </w:p>
-        </w:tc>
-        <w:tc>
-          <w:tcPr>
-            <w:tcW w:type="dxa" w:w="3144"/>
+              <w:t xml:space="preserve">07</w:t>
+            </w:r>
+          </w:p>
+        </w:tc>
+        <w:tc>
+          <w:tcPr>
+            <w:tcW w:type="dxa" w:w="856"/>
+            <w:tcBorders>
+              <w:top w:val="single" w:color="CBD5E1" w:sz="4"/>
+              <w:left w:val="single" w:color="CBD5E1" w:sz="4"/>
+              <w:bottom w:val="single" w:color="CBD5E1" w:sz="4"/>
+              <w:right w:val="single" w:color="CBD5E1" w:sz="4"/>
+            </w:tcBorders>
+            <w:tcMar>
+              <w:top w:type="dxa" w:w="60"/>
+              <w:left w:type="dxa" w:w="90"/>
+              <w:bottom w:type="dxa" w:w="60"/>
+              <w:right w:type="dxa" w:w="90"/>
+            </w:tcMar>
+            <w:vAlign w:val="top"/>
+          </w:tcPr>
+          <w:p>
+            <w:r>
+              <w:rPr>
+                <w:sz w:val="15"/>
+                <w:szCs w:val="15"/>
+              </w:rPr>
+              <w:t xml:space="preserve">027</w:t>
+            </w:r>
+          </w:p>
+        </w:tc>
+        <w:tc>
+          <w:tcPr>
+            <w:tcW w:type="dxa" w:w="3157"/>
             <w:tcBorders>
               <w:top w:val="single" w:color="CBD5E1" w:sz="4"/>
               <w:left w:val="single" w:color="CBD5E1" w:sz="4"/>
@@ -3413,34 +3226,34 @@
                 <w:szCs w:val="14"/>
                 <w:shd w:fill="F1F5F9" w:color="auto" w:val="clear"/>
               </w:rPr>
-              <w:t xml:space="preserve">admin-verificaciones.html</w:t>
-            </w:r>
-          </w:p>
-        </w:tc>
-        <w:tc>
-          <w:tcPr>
-            <w:tcW w:type="dxa" w:w="2135"/>
-            <w:tcBorders>
-              <w:top w:val="single" w:color="CBD5E1" w:sz="4"/>
-              <w:left w:val="single" w:color="CBD5E1" w:sz="4"/>
-              <w:bottom w:val="single" w:color="CBD5E1" w:sz="4"/>
-              <w:right w:val="single" w:color="CBD5E1" w:sz="4"/>
-            </w:tcBorders>
-            <w:tcMar>
-              <w:top w:type="dxa" w:w="60"/>
-              <w:left w:type="dxa" w:w="90"/>
-              <w:bottom w:type="dxa" w:w="60"/>
-              <w:right w:type="dxa" w:w="90"/>
-            </w:tcMar>
-            <w:vAlign w:val="top"/>
-          </w:tcPr>
-          <w:p>
-            <w:r>
-              <w:rPr>
-                <w:sz w:val="15"/>
-                <w:szCs w:val="15"/>
-              </w:rPr>
-              <w:t xml:space="preserve">IMPLEMENTADO Y VERIFICADO (tabla de decisión)</w:t>
+              <w:t xml:space="preserve">mi-verificacion.html</w:t>
+            </w:r>
+          </w:p>
+        </w:tc>
+        <w:tc>
+          <w:tcPr>
+            <w:tcW w:type="dxa" w:w="2131"/>
+            <w:tcBorders>
+              <w:top w:val="single" w:color="CBD5E1" w:sz="4"/>
+              <w:left w:val="single" w:color="CBD5E1" w:sz="4"/>
+              <w:bottom w:val="single" w:color="CBD5E1" w:sz="4"/>
+              <w:right w:val="single" w:color="CBD5E1" w:sz="4"/>
+            </w:tcBorders>
+            <w:tcMar>
+              <w:top w:type="dxa" w:w="60"/>
+              <w:left w:type="dxa" w:w="90"/>
+              <w:bottom w:type="dxa" w:w="60"/>
+              <w:right w:type="dxa" w:w="90"/>
+            </w:tcMar>
+            <w:vAlign w:val="top"/>
+          </w:tcPr>
+          <w:p>
+            <w:r>
+              <w:rPr>
+                <w:sz w:val="15"/>
+                <w:szCs w:val="15"/>
+              </w:rPr>
+              <w:t xml:space="preserve">IMPLEMENTADO, NO VERIFICADO</w:t>
             </w:r>
           </w:p>
         </w:tc>
@@ -3448,7 +3261,7 @@
       <w:tr>
         <w:tc>
           <w:tcPr>
-            <w:tcW w:type="dxa" w:w="925"/>
+            <w:tcW w:type="dxa" w:w="924"/>
             <w:tcBorders>
               <w:top w:val="single" w:color="CBD5E1" w:sz="4"/>
               <w:left w:val="single" w:color="CBD5E1" w:sz="4"/>
@@ -3471,40 +3284,40 @@
               </w:rPr>
               <w:t xml:space="preserve">UC</w:t>
               <w:noBreakHyphen/>
-              <w:t xml:space="preserve">014</w:t>
-            </w:r>
-          </w:p>
-        </w:tc>
-        <w:tc>
-          <w:tcPr>
-            <w:tcW w:type="dxa" w:w="2217"/>
-            <w:tcBorders>
-              <w:top w:val="single" w:color="CBD5E1" w:sz="4"/>
-              <w:left w:val="single" w:color="CBD5E1" w:sz="4"/>
-              <w:bottom w:val="single" w:color="CBD5E1" w:sz="4"/>
-              <w:right w:val="single" w:color="CBD5E1" w:sz="4"/>
-            </w:tcBorders>
-            <w:tcMar>
-              <w:top w:type="dxa" w:w="60"/>
-              <w:left w:type="dxa" w:w="90"/>
-              <w:bottom w:type="dxa" w:w="60"/>
-              <w:right w:type="dxa" w:w="90"/>
-            </w:tcMar>
-            <w:vAlign w:val="top"/>
-          </w:tcPr>
-          <w:p>
-            <w:r>
-              <w:rPr>
-                <w:sz w:val="15"/>
-                <w:szCs w:val="15"/>
-              </w:rPr>
-              <w:t xml:space="preserve">Autorizar compra con restringidos</w:t>
-            </w:r>
-          </w:p>
-        </w:tc>
-        <w:tc>
-          <w:tcPr>
-            <w:tcW w:type="dxa" w:w="2043"/>
+              <w:t xml:space="preserve">013</w:t>
+            </w:r>
+          </w:p>
+        </w:tc>
+        <w:tc>
+          <w:tcPr>
+            <w:tcW w:type="dxa" w:w="2213"/>
+            <w:tcBorders>
+              <w:top w:val="single" w:color="CBD5E1" w:sz="4"/>
+              <w:left w:val="single" w:color="CBD5E1" w:sz="4"/>
+              <w:bottom w:val="single" w:color="CBD5E1" w:sz="4"/>
+              <w:right w:val="single" w:color="CBD5E1" w:sz="4"/>
+            </w:tcBorders>
+            <w:tcMar>
+              <w:top w:type="dxa" w:w="60"/>
+              <w:left w:type="dxa" w:w="90"/>
+              <w:bottom w:type="dxa" w:w="60"/>
+              <w:right w:type="dxa" w:w="90"/>
+            </w:tcMar>
+            <w:vAlign w:val="top"/>
+          </w:tcPr>
+          <w:p>
+            <w:r>
+              <w:rPr>
+                <w:sz w:val="15"/>
+                <w:szCs w:val="15"/>
+              </w:rPr>
+              <w:t xml:space="preserve">Revisar verificación y decidir</w:t>
+            </w:r>
+          </w:p>
+        </w:tc>
+        <w:tc>
+          <w:tcPr>
+            <w:tcW w:type="dxa" w:w="2042"/>
             <w:tcBorders>
               <w:top w:val="single" w:color="CBD5E1" w:sz="4"/>
               <w:left w:val="single" w:color="CBD5E1" w:sz="4"/>
@@ -3527,13 +3340,13 @@
               </w:rPr>
               <w:t xml:space="preserve">ACT</w:t>
               <w:noBreakHyphen/>
-              <w:t xml:space="preserve">04</w:t>
-            </w:r>
-          </w:p>
-        </w:tc>
-        <w:tc>
-          <w:tcPr>
-            <w:tcW w:type="dxa" w:w="1639"/>
+              <w:t xml:space="preserve">05</w:t>
+            </w:r>
+          </w:p>
+        </w:tc>
+        <w:tc>
+          <w:tcPr>
+            <w:tcW w:type="dxa" w:w="1637"/>
             <w:tcBorders>
               <w:top w:val="single" w:color="CBD5E1" w:sz="4"/>
               <w:left w:val="single" w:color="CBD5E1" w:sz="4"/>
@@ -3556,40 +3369,42 @@
               </w:rPr>
               <w:t xml:space="preserve">ACT</w:t>
               <w:noBreakHyphen/>
+              <w:t xml:space="preserve">07, ACT</w:t>
+              <w:noBreakHyphen/>
               <w:t xml:space="preserve">10</w:t>
             </w:r>
           </w:p>
         </w:tc>
         <w:tc>
           <w:tcPr>
-            <w:tcW w:type="dxa" w:w="857"/>
-            <w:tcBorders>
-              <w:top w:val="single" w:color="CBD5E1" w:sz="4"/>
-              <w:left w:val="single" w:color="CBD5E1" w:sz="4"/>
-              <w:bottom w:val="single" w:color="CBD5E1" w:sz="4"/>
-              <w:right w:val="single" w:color="CBD5E1" w:sz="4"/>
-            </w:tcBorders>
-            <w:tcMar>
-              <w:top w:type="dxa" w:w="60"/>
-              <w:left w:type="dxa" w:w="90"/>
-              <w:bottom w:type="dxa" w:w="60"/>
-              <w:right w:type="dxa" w:w="90"/>
-            </w:tcMar>
-            <w:vAlign w:val="top"/>
-          </w:tcPr>
-          <w:p>
-            <w:r>
-              <w:rPr>
-                <w:sz w:val="15"/>
-                <w:szCs w:val="15"/>
-              </w:rPr>
-              <w:t xml:space="preserve">029</w:t>
-            </w:r>
-          </w:p>
-        </w:tc>
-        <w:tc>
-          <w:tcPr>
-            <w:tcW w:type="dxa" w:w="3144"/>
+            <w:tcW w:type="dxa" w:w="856"/>
+            <w:tcBorders>
+              <w:top w:val="single" w:color="CBD5E1" w:sz="4"/>
+              <w:left w:val="single" w:color="CBD5E1" w:sz="4"/>
+              <w:bottom w:val="single" w:color="CBD5E1" w:sz="4"/>
+              <w:right w:val="single" w:color="CBD5E1" w:sz="4"/>
+            </w:tcBorders>
+            <w:tcMar>
+              <w:top w:type="dxa" w:w="60"/>
+              <w:left w:type="dxa" w:w="90"/>
+              <w:bottom w:type="dxa" w:w="60"/>
+              <w:right w:type="dxa" w:w="90"/>
+            </w:tcMar>
+            <w:vAlign w:val="top"/>
+          </w:tcPr>
+          <w:p>
+            <w:r>
+              <w:rPr>
+                <w:sz w:val="15"/>
+                <w:szCs w:val="15"/>
+              </w:rPr>
+              <w:t xml:space="preserve">028</w:t>
+            </w:r>
+          </w:p>
+        </w:tc>
+        <w:tc>
+          <w:tcPr>
+            <w:tcW w:type="dxa" w:w="3157"/>
             <w:tcBorders>
               <w:top w:val="single" w:color="CBD5E1" w:sz="4"/>
               <w:left w:val="single" w:color="CBD5E1" w:sz="4"/>
@@ -3612,34 +3427,34 @@
                 <w:szCs w:val="14"/>
                 <w:shd w:fill="F1F5F9" w:color="auto" w:val="clear"/>
               </w:rPr>
-              <w:t xml:space="preserve">checkout.html</w:t>
-            </w:r>
-          </w:p>
-        </w:tc>
-        <w:tc>
-          <w:tcPr>
-            <w:tcW w:type="dxa" w:w="2135"/>
-            <w:tcBorders>
-              <w:top w:val="single" w:color="CBD5E1" w:sz="4"/>
-              <w:left w:val="single" w:color="CBD5E1" w:sz="4"/>
-              <w:bottom w:val="single" w:color="CBD5E1" w:sz="4"/>
-              <w:right w:val="single" w:color="CBD5E1" w:sz="4"/>
-            </w:tcBorders>
-            <w:tcMar>
-              <w:top w:type="dxa" w:w="60"/>
-              <w:left w:type="dxa" w:w="90"/>
-              <w:bottom w:type="dxa" w:w="60"/>
-              <w:right w:type="dxa" w:w="90"/>
-            </w:tcMar>
-            <w:vAlign w:val="top"/>
-          </w:tcPr>
-          <w:p>
-            <w:r>
-              <w:rPr>
-                <w:sz w:val="15"/>
-                <w:szCs w:val="15"/>
-              </w:rPr>
-              <w:t xml:space="preserve">IMPLEMENTADO, NO VERIFICADO</w:t>
+              <w:t xml:space="preserve">admin-verificaciones.html</w:t>
+            </w:r>
+          </w:p>
+        </w:tc>
+        <w:tc>
+          <w:tcPr>
+            <w:tcW w:type="dxa" w:w="2131"/>
+            <w:tcBorders>
+              <w:top w:val="single" w:color="CBD5E1" w:sz="4"/>
+              <w:left w:val="single" w:color="CBD5E1" w:sz="4"/>
+              <w:bottom w:val="single" w:color="CBD5E1" w:sz="4"/>
+              <w:right w:val="single" w:color="CBD5E1" w:sz="4"/>
+            </w:tcBorders>
+            <w:tcMar>
+              <w:top w:type="dxa" w:w="60"/>
+              <w:left w:type="dxa" w:w="90"/>
+              <w:bottom w:type="dxa" w:w="60"/>
+              <w:right w:type="dxa" w:w="90"/>
+            </w:tcMar>
+            <w:vAlign w:val="top"/>
+          </w:tcPr>
+          <w:p>
+            <w:r>
+              <w:rPr>
+                <w:sz w:val="15"/>
+                <w:szCs w:val="15"/>
+              </w:rPr>
+              <w:t xml:space="preserve">IMPLEMENTADO Y VERIFICADO (tabla de decisión)</w:t>
             </w:r>
           </w:p>
         </w:tc>
@@ -3647,7 +3462,7 @@
       <w:tr>
         <w:tc>
           <w:tcPr>
-            <w:tcW w:type="dxa" w:w="925"/>
+            <w:tcW w:type="dxa" w:w="924"/>
             <w:tcBorders>
               <w:top w:val="single" w:color="CBD5E1" w:sz="4"/>
               <w:left w:val="single" w:color="CBD5E1" w:sz="4"/>
@@ -3670,40 +3485,40 @@
               </w:rPr>
               <w:t xml:space="preserve">UC</w:t>
               <w:noBreakHyphen/>
-              <w:t xml:space="preserve">015</w:t>
-            </w:r>
-          </w:p>
-        </w:tc>
-        <w:tc>
-          <w:tcPr>
-            <w:tcW w:type="dxa" w:w="2217"/>
-            <w:tcBorders>
-              <w:top w:val="single" w:color="CBD5E1" w:sz="4"/>
-              <w:left w:val="single" w:color="CBD5E1" w:sz="4"/>
-              <w:bottom w:val="single" w:color="CBD5E1" w:sz="4"/>
-              <w:right w:val="single" w:color="CBD5E1" w:sz="4"/>
-            </w:tcBorders>
-            <w:tcMar>
-              <w:top w:type="dxa" w:w="60"/>
-              <w:left w:type="dxa" w:w="90"/>
-              <w:bottom w:type="dxa" w:w="60"/>
-              <w:right w:type="dxa" w:w="90"/>
-            </w:tcMar>
-            <w:vAlign w:val="top"/>
-          </w:tcPr>
-          <w:p>
-            <w:r>
-              <w:rPr>
-                <w:sz w:val="15"/>
-                <w:szCs w:val="15"/>
-              </w:rPr>
-              <w:t xml:space="preserve">Administrar catálogo y cumplimiento</w:t>
-            </w:r>
-          </w:p>
-        </w:tc>
-        <w:tc>
-          <w:tcPr>
-            <w:tcW w:type="dxa" w:w="2043"/>
+              <w:t xml:space="preserve">014</w:t>
+            </w:r>
+          </w:p>
+        </w:tc>
+        <w:tc>
+          <w:tcPr>
+            <w:tcW w:type="dxa" w:w="2213"/>
+            <w:tcBorders>
+              <w:top w:val="single" w:color="CBD5E1" w:sz="4"/>
+              <w:left w:val="single" w:color="CBD5E1" w:sz="4"/>
+              <w:bottom w:val="single" w:color="CBD5E1" w:sz="4"/>
+              <w:right w:val="single" w:color="CBD5E1" w:sz="4"/>
+            </w:tcBorders>
+            <w:tcMar>
+              <w:top w:type="dxa" w:w="60"/>
+              <w:left w:type="dxa" w:w="90"/>
+              <w:bottom w:type="dxa" w:w="60"/>
+              <w:right w:type="dxa" w:w="90"/>
+            </w:tcMar>
+            <w:vAlign w:val="top"/>
+          </w:tcPr>
+          <w:p>
+            <w:r>
+              <w:rPr>
+                <w:sz w:val="15"/>
+                <w:szCs w:val="15"/>
+              </w:rPr>
+              <w:t xml:space="preserve">Autorizar compra con restringidos</w:t>
+            </w:r>
+          </w:p>
+        </w:tc>
+        <w:tc>
+          <w:tcPr>
+            <w:tcW w:type="dxa" w:w="2042"/>
             <w:tcBorders>
               <w:top w:val="single" w:color="CBD5E1" w:sz="4"/>
               <w:left w:val="single" w:color="CBD5E1" w:sz="4"/>
@@ -3726,67 +3541,69 @@
               </w:rPr>
               <w:t xml:space="preserve">ACT</w:t>
               <w:noBreakHyphen/>
-              <w:t xml:space="preserve">05</w:t>
-            </w:r>
-          </w:p>
-        </w:tc>
-        <w:tc>
-          <w:tcPr>
-            <w:tcW w:type="dxa" w:w="1639"/>
-            <w:tcBorders>
-              <w:top w:val="single" w:color="CBD5E1" w:sz="4"/>
-              <w:left w:val="single" w:color="CBD5E1" w:sz="4"/>
-              <w:bottom w:val="single" w:color="CBD5E1" w:sz="4"/>
-              <w:right w:val="single" w:color="CBD5E1" w:sz="4"/>
-            </w:tcBorders>
-            <w:tcMar>
-              <w:top w:type="dxa" w:w="60"/>
-              <w:left w:type="dxa" w:w="90"/>
-              <w:bottom w:type="dxa" w:w="60"/>
-              <w:right w:type="dxa" w:w="90"/>
-            </w:tcMar>
-            <w:vAlign w:val="top"/>
-          </w:tcPr>
-          <w:p>
-            <w:r>
-              <w:rPr>
-                <w:sz w:val="15"/>
-                <w:szCs w:val="15"/>
-              </w:rPr>
-              <w:t xml:space="preserve">—</w:t>
-            </w:r>
-          </w:p>
-        </w:tc>
-        <w:tc>
-          <w:tcPr>
-            <w:tcW w:type="dxa" w:w="857"/>
-            <w:tcBorders>
-              <w:top w:val="single" w:color="CBD5E1" w:sz="4"/>
-              <w:left w:val="single" w:color="CBD5E1" w:sz="4"/>
-              <w:bottom w:val="single" w:color="CBD5E1" w:sz="4"/>
-              <w:right w:val="single" w:color="CBD5E1" w:sz="4"/>
-            </w:tcBorders>
-            <w:tcMar>
-              <w:top w:type="dxa" w:w="60"/>
-              <w:left w:type="dxa" w:w="90"/>
-              <w:bottom w:type="dxa" w:w="60"/>
-              <w:right w:type="dxa" w:w="90"/>
-            </w:tcMar>
-            <w:vAlign w:val="top"/>
-          </w:tcPr>
-          <w:p>
-            <w:r>
-              <w:rPr>
-                <w:sz w:val="15"/>
-                <w:szCs w:val="15"/>
-              </w:rPr>
-              <w:t xml:space="preserve">016, 017</w:t>
-            </w:r>
-          </w:p>
-        </w:tc>
-        <w:tc>
-          <w:tcPr>
-            <w:tcW w:type="dxa" w:w="3144"/>
+              <w:t xml:space="preserve">04</w:t>
+            </w:r>
+          </w:p>
+        </w:tc>
+        <w:tc>
+          <w:tcPr>
+            <w:tcW w:type="dxa" w:w="1637"/>
+            <w:tcBorders>
+              <w:top w:val="single" w:color="CBD5E1" w:sz="4"/>
+              <w:left w:val="single" w:color="CBD5E1" w:sz="4"/>
+              <w:bottom w:val="single" w:color="CBD5E1" w:sz="4"/>
+              <w:right w:val="single" w:color="CBD5E1" w:sz="4"/>
+            </w:tcBorders>
+            <w:tcMar>
+              <w:top w:type="dxa" w:w="60"/>
+              <w:left w:type="dxa" w:w="90"/>
+              <w:bottom w:type="dxa" w:w="60"/>
+              <w:right w:type="dxa" w:w="90"/>
+            </w:tcMar>
+            <w:vAlign w:val="top"/>
+          </w:tcPr>
+          <w:p>
+            <w:r>
+              <w:rPr>
+                <w:sz w:val="15"/>
+                <w:szCs w:val="15"/>
+              </w:rPr>
+              <w:t xml:space="preserve">ACT</w:t>
+              <w:noBreakHyphen/>
+              <w:t xml:space="preserve">10</w:t>
+            </w:r>
+          </w:p>
+        </w:tc>
+        <w:tc>
+          <w:tcPr>
+            <w:tcW w:type="dxa" w:w="856"/>
+            <w:tcBorders>
+              <w:top w:val="single" w:color="CBD5E1" w:sz="4"/>
+              <w:left w:val="single" w:color="CBD5E1" w:sz="4"/>
+              <w:bottom w:val="single" w:color="CBD5E1" w:sz="4"/>
+              <w:right w:val="single" w:color="CBD5E1" w:sz="4"/>
+            </w:tcBorders>
+            <w:tcMar>
+              <w:top w:type="dxa" w:w="60"/>
+              <w:left w:type="dxa" w:w="90"/>
+              <w:bottom w:type="dxa" w:w="60"/>
+              <w:right w:type="dxa" w:w="90"/>
+            </w:tcMar>
+            <w:vAlign w:val="top"/>
+          </w:tcPr>
+          <w:p>
+            <w:r>
+              <w:rPr>
+                <w:sz w:val="15"/>
+                <w:szCs w:val="15"/>
+              </w:rPr>
+              <w:t xml:space="preserve">029</w:t>
+            </w:r>
+          </w:p>
+        </w:tc>
+        <w:tc>
+          <w:tcPr>
+            <w:tcW w:type="dxa" w:w="3157"/>
             <w:tcBorders>
               <w:top w:val="single" w:color="CBD5E1" w:sz="4"/>
               <w:left w:val="single" w:color="CBD5E1" w:sz="4"/>
@@ -3809,15 +3626,196 @@
                 <w:szCs w:val="14"/>
                 <w:shd w:fill="F1F5F9" w:color="auto" w:val="clear"/>
               </w:rPr>
-              <w:t xml:space="preserve">admin-productos.html</w:t>
-            </w:r>
-            <w:r>
-              <w:rPr>
-                <w:sz w:val="15"/>
-                <w:szCs w:val="15"/>
-              </w:rPr>
-              <w:t xml:space="preserve">, </w:t>
-            </w:r>
+              <w:t xml:space="preserve">checkout.html</w:t>
+            </w:r>
+          </w:p>
+        </w:tc>
+        <w:tc>
+          <w:tcPr>
+            <w:tcW w:type="dxa" w:w="2131"/>
+            <w:tcBorders>
+              <w:top w:val="single" w:color="CBD5E1" w:sz="4"/>
+              <w:left w:val="single" w:color="CBD5E1" w:sz="4"/>
+              <w:bottom w:val="single" w:color="CBD5E1" w:sz="4"/>
+              <w:right w:val="single" w:color="CBD5E1" w:sz="4"/>
+            </w:tcBorders>
+            <w:tcMar>
+              <w:top w:type="dxa" w:w="60"/>
+              <w:left w:type="dxa" w:w="90"/>
+              <w:bottom w:type="dxa" w:w="60"/>
+              <w:right w:type="dxa" w:w="90"/>
+            </w:tcMar>
+            <w:vAlign w:val="top"/>
+          </w:tcPr>
+          <w:p>
+            <w:r>
+              <w:rPr>
+                <w:sz w:val="15"/>
+                <w:szCs w:val="15"/>
+              </w:rPr>
+              <w:t xml:space="preserve">IMPLEMENTADO, NO VERIFICADO</w:t>
+            </w:r>
+          </w:p>
+        </w:tc>
+      </w:tr>
+      <w:tr>
+        <w:tc>
+          <w:tcPr>
+            <w:tcW w:type="dxa" w:w="924"/>
+            <w:tcBorders>
+              <w:top w:val="single" w:color="CBD5E1" w:sz="4"/>
+              <w:left w:val="single" w:color="CBD5E1" w:sz="4"/>
+              <w:bottom w:val="single" w:color="CBD5E1" w:sz="4"/>
+              <w:right w:val="single" w:color="CBD5E1" w:sz="4"/>
+            </w:tcBorders>
+            <w:tcMar>
+              <w:top w:type="dxa" w:w="60"/>
+              <w:left w:type="dxa" w:w="90"/>
+              <w:bottom w:type="dxa" w:w="60"/>
+              <w:right w:type="dxa" w:w="90"/>
+            </w:tcMar>
+            <w:vAlign w:val="top"/>
+          </w:tcPr>
+          <w:p>
+            <w:r>
+              <w:rPr>
+                <w:sz w:val="15"/>
+                <w:szCs w:val="15"/>
+              </w:rPr>
+              <w:t xml:space="preserve">UC</w:t>
+              <w:noBreakHyphen/>
+              <w:t xml:space="preserve">015</w:t>
+            </w:r>
+          </w:p>
+        </w:tc>
+        <w:tc>
+          <w:tcPr>
+            <w:tcW w:type="dxa" w:w="2213"/>
+            <w:tcBorders>
+              <w:top w:val="single" w:color="CBD5E1" w:sz="4"/>
+              <w:left w:val="single" w:color="CBD5E1" w:sz="4"/>
+              <w:bottom w:val="single" w:color="CBD5E1" w:sz="4"/>
+              <w:right w:val="single" w:color="CBD5E1" w:sz="4"/>
+            </w:tcBorders>
+            <w:tcMar>
+              <w:top w:type="dxa" w:w="60"/>
+              <w:left w:type="dxa" w:w="90"/>
+              <w:bottom w:type="dxa" w:w="60"/>
+              <w:right w:type="dxa" w:w="90"/>
+            </w:tcMar>
+            <w:vAlign w:val="top"/>
+          </w:tcPr>
+          <w:p>
+            <w:r>
+              <w:rPr>
+                <w:sz w:val="15"/>
+                <w:szCs w:val="15"/>
+              </w:rPr>
+              <w:t xml:space="preserve">Administrar catálogo y cumplimiento</w:t>
+            </w:r>
+          </w:p>
+        </w:tc>
+        <w:tc>
+          <w:tcPr>
+            <w:tcW w:type="dxa" w:w="2042"/>
+            <w:tcBorders>
+              <w:top w:val="single" w:color="CBD5E1" w:sz="4"/>
+              <w:left w:val="single" w:color="CBD5E1" w:sz="4"/>
+              <w:bottom w:val="single" w:color="CBD5E1" w:sz="4"/>
+              <w:right w:val="single" w:color="CBD5E1" w:sz="4"/>
+            </w:tcBorders>
+            <w:tcMar>
+              <w:top w:type="dxa" w:w="60"/>
+              <w:left w:type="dxa" w:w="90"/>
+              <w:bottom w:type="dxa" w:w="60"/>
+              <w:right w:type="dxa" w:w="90"/>
+            </w:tcMar>
+            <w:vAlign w:val="top"/>
+          </w:tcPr>
+          <w:p>
+            <w:r>
+              <w:rPr>
+                <w:sz w:val="15"/>
+                <w:szCs w:val="15"/>
+              </w:rPr>
+              <w:t xml:space="preserve">ACT</w:t>
+              <w:noBreakHyphen/>
+              <w:t xml:space="preserve">05</w:t>
+            </w:r>
+          </w:p>
+        </w:tc>
+        <w:tc>
+          <w:tcPr>
+            <w:tcW w:type="dxa" w:w="1637"/>
+            <w:tcBorders>
+              <w:top w:val="single" w:color="CBD5E1" w:sz="4"/>
+              <w:left w:val="single" w:color="CBD5E1" w:sz="4"/>
+              <w:bottom w:val="single" w:color="CBD5E1" w:sz="4"/>
+              <w:right w:val="single" w:color="CBD5E1" w:sz="4"/>
+            </w:tcBorders>
+            <w:tcMar>
+              <w:top w:type="dxa" w:w="60"/>
+              <w:left w:type="dxa" w:w="90"/>
+              <w:bottom w:type="dxa" w:w="60"/>
+              <w:right w:type="dxa" w:w="90"/>
+            </w:tcMar>
+            <w:vAlign w:val="top"/>
+          </w:tcPr>
+          <w:p>
+            <w:r>
+              <w:rPr>
+                <w:sz w:val="15"/>
+                <w:szCs w:val="15"/>
+              </w:rPr>
+              <w:t xml:space="preserve">—</w:t>
+            </w:r>
+          </w:p>
+        </w:tc>
+        <w:tc>
+          <w:tcPr>
+            <w:tcW w:type="dxa" w:w="856"/>
+            <w:tcBorders>
+              <w:top w:val="single" w:color="CBD5E1" w:sz="4"/>
+              <w:left w:val="single" w:color="CBD5E1" w:sz="4"/>
+              <w:bottom w:val="single" w:color="CBD5E1" w:sz="4"/>
+              <w:right w:val="single" w:color="CBD5E1" w:sz="4"/>
+            </w:tcBorders>
+            <w:tcMar>
+              <w:top w:type="dxa" w:w="60"/>
+              <w:left w:type="dxa" w:w="90"/>
+              <w:bottom w:type="dxa" w:w="60"/>
+              <w:right w:type="dxa" w:w="90"/>
+            </w:tcMar>
+            <w:vAlign w:val="top"/>
+          </w:tcPr>
+          <w:p>
+            <w:r>
+              <w:rPr>
+                <w:sz w:val="15"/>
+                <w:szCs w:val="15"/>
+              </w:rPr>
+              <w:t xml:space="preserve">016, 017</w:t>
+            </w:r>
+          </w:p>
+        </w:tc>
+        <w:tc>
+          <w:tcPr>
+            <w:tcW w:type="dxa" w:w="3157"/>
+            <w:tcBorders>
+              <w:top w:val="single" w:color="CBD5E1" w:sz="4"/>
+              <w:left w:val="single" w:color="CBD5E1" w:sz="4"/>
+              <w:bottom w:val="single" w:color="CBD5E1" w:sz="4"/>
+              <w:right w:val="single" w:color="CBD5E1" w:sz="4"/>
+            </w:tcBorders>
+            <w:tcMar>
+              <w:top w:type="dxa" w:w="60"/>
+              <w:left w:type="dxa" w:w="90"/>
+              <w:bottom w:type="dxa" w:w="60"/>
+              <w:right w:type="dxa" w:w="90"/>
+            </w:tcMar>
+            <w:vAlign w:val="top"/>
+          </w:tcPr>
+          <w:p>
             <w:r>
               <w:rPr>
                 <w:rFonts w:ascii="Consolas" w:cs="Consolas" w:eastAsia="Consolas" w:hAnsi="Consolas"/>
@@ -3825,196 +3823,15 @@
                 <w:szCs w:val="14"/>
                 <w:shd w:fill="F1F5F9" w:color="auto" w:val="clear"/>
               </w:rPr>
-              <w:t xml:space="preserve">admin-verificaciones.html</w:t>
-            </w:r>
-          </w:p>
-        </w:tc>
-        <w:tc>
-          <w:tcPr>
-            <w:tcW w:type="dxa" w:w="2135"/>
-            <w:tcBorders>
-              <w:top w:val="single" w:color="CBD5E1" w:sz="4"/>
-              <w:left w:val="single" w:color="CBD5E1" w:sz="4"/>
-              <w:bottom w:val="single" w:color="CBD5E1" w:sz="4"/>
-              <w:right w:val="single" w:color="CBD5E1" w:sz="4"/>
-            </w:tcBorders>
-            <w:tcMar>
-              <w:top w:type="dxa" w:w="60"/>
-              <w:left w:type="dxa" w:w="90"/>
-              <w:bottom w:type="dxa" w:w="60"/>
-              <w:right w:type="dxa" w:w="90"/>
-            </w:tcMar>
-            <w:vAlign w:val="top"/>
-          </w:tcPr>
-          <w:p>
-            <w:r>
-              <w:rPr>
-                <w:sz w:val="15"/>
-                <w:szCs w:val="15"/>
-              </w:rPr>
-              <w:t xml:space="preserve">IMPLEMENTADO, NO VERIFICADO</w:t>
-            </w:r>
-          </w:p>
-        </w:tc>
-      </w:tr>
-      <w:tr>
-        <w:tc>
-          <w:tcPr>
-            <w:tcW w:type="dxa" w:w="925"/>
-            <w:tcBorders>
-              <w:top w:val="single" w:color="CBD5E1" w:sz="4"/>
-              <w:left w:val="single" w:color="CBD5E1" w:sz="4"/>
-              <w:bottom w:val="single" w:color="CBD5E1" w:sz="4"/>
-              <w:right w:val="single" w:color="CBD5E1" w:sz="4"/>
-            </w:tcBorders>
-            <w:tcMar>
-              <w:top w:type="dxa" w:w="60"/>
-              <w:left w:type="dxa" w:w="90"/>
-              <w:bottom w:type="dxa" w:w="60"/>
-              <w:right w:type="dxa" w:w="90"/>
-            </w:tcMar>
-            <w:vAlign w:val="top"/>
-          </w:tcPr>
-          <w:p>
-            <w:r>
-              <w:rPr>
-                <w:sz w:val="15"/>
-                <w:szCs w:val="15"/>
-              </w:rPr>
-              <w:t xml:space="preserve">UC</w:t>
-              <w:noBreakHyphen/>
-              <w:t xml:space="preserve">016</w:t>
-            </w:r>
-          </w:p>
-        </w:tc>
-        <w:tc>
-          <w:tcPr>
-            <w:tcW w:type="dxa" w:w="2217"/>
-            <w:tcBorders>
-              <w:top w:val="single" w:color="CBD5E1" w:sz="4"/>
-              <w:left w:val="single" w:color="CBD5E1" w:sz="4"/>
-              <w:bottom w:val="single" w:color="CBD5E1" w:sz="4"/>
-              <w:right w:val="single" w:color="CBD5E1" w:sz="4"/>
-            </w:tcBorders>
-            <w:tcMar>
-              <w:top w:type="dxa" w:w="60"/>
-              <w:left w:type="dxa" w:w="90"/>
-              <w:bottom w:type="dxa" w:w="60"/>
-              <w:right w:type="dxa" w:w="90"/>
-            </w:tcMar>
-            <w:vAlign w:val="top"/>
-          </w:tcPr>
-          <w:p>
-            <w:r>
-              <w:rPr>
-                <w:sz w:val="15"/>
-                <w:szCs w:val="15"/>
-              </w:rPr>
-              <w:t xml:space="preserve">Gestionar pedidos (admin)</w:t>
-            </w:r>
-          </w:p>
-        </w:tc>
-        <w:tc>
-          <w:tcPr>
-            <w:tcW w:type="dxa" w:w="2043"/>
-            <w:tcBorders>
-              <w:top w:val="single" w:color="CBD5E1" w:sz="4"/>
-              <w:left w:val="single" w:color="CBD5E1" w:sz="4"/>
-              <w:bottom w:val="single" w:color="CBD5E1" w:sz="4"/>
-              <w:right w:val="single" w:color="CBD5E1" w:sz="4"/>
-            </w:tcBorders>
-            <w:tcMar>
-              <w:top w:type="dxa" w:w="60"/>
-              <w:left w:type="dxa" w:w="90"/>
-              <w:bottom w:type="dxa" w:w="60"/>
-              <w:right w:type="dxa" w:w="90"/>
-            </w:tcMar>
-            <w:vAlign w:val="top"/>
-          </w:tcPr>
-          <w:p>
-            <w:r>
-              <w:rPr>
-                <w:sz w:val="15"/>
-                <w:szCs w:val="15"/>
-              </w:rPr>
-              <w:t xml:space="preserve">ACT</w:t>
-              <w:noBreakHyphen/>
-              <w:t xml:space="preserve">05</w:t>
-            </w:r>
-          </w:p>
-        </w:tc>
-        <w:tc>
-          <w:tcPr>
-            <w:tcW w:type="dxa" w:w="1639"/>
-            <w:tcBorders>
-              <w:top w:val="single" w:color="CBD5E1" w:sz="4"/>
-              <w:left w:val="single" w:color="CBD5E1" w:sz="4"/>
-              <w:bottom w:val="single" w:color="CBD5E1" w:sz="4"/>
-              <w:right w:val="single" w:color="CBD5E1" w:sz="4"/>
-            </w:tcBorders>
-            <w:tcMar>
-              <w:top w:type="dxa" w:w="60"/>
-              <w:left w:type="dxa" w:w="90"/>
-              <w:bottom w:type="dxa" w:w="60"/>
-              <w:right w:type="dxa" w:w="90"/>
-            </w:tcMar>
-            <w:vAlign w:val="top"/>
-          </w:tcPr>
-          <w:p>
-            <w:r>
-              <w:rPr>
-                <w:sz w:val="15"/>
-                <w:szCs w:val="15"/>
-              </w:rPr>
-              <w:t xml:space="preserve">—</w:t>
-            </w:r>
-          </w:p>
-        </w:tc>
-        <w:tc>
-          <w:tcPr>
-            <w:tcW w:type="dxa" w:w="857"/>
-            <w:tcBorders>
-              <w:top w:val="single" w:color="CBD5E1" w:sz="4"/>
-              <w:left w:val="single" w:color="CBD5E1" w:sz="4"/>
-              <w:bottom w:val="single" w:color="CBD5E1" w:sz="4"/>
-              <w:right w:val="single" w:color="CBD5E1" w:sz="4"/>
-            </w:tcBorders>
-            <w:tcMar>
-              <w:top w:type="dxa" w:w="60"/>
-              <w:left w:type="dxa" w:w="90"/>
-              <w:bottom w:type="dxa" w:w="60"/>
-              <w:right w:type="dxa" w:w="90"/>
-            </w:tcMar>
-            <w:vAlign w:val="top"/>
-          </w:tcPr>
-          <w:p>
-            <w:r>
-              <w:rPr>
-                <w:sz w:val="15"/>
-                <w:szCs w:val="15"/>
-              </w:rPr>
-              <w:t xml:space="preserve">024</w:t>
-            </w:r>
-          </w:p>
-        </w:tc>
-        <w:tc>
-          <w:tcPr>
-            <w:tcW w:type="dxa" w:w="3144"/>
-            <w:tcBorders>
-              <w:top w:val="single" w:color="CBD5E1" w:sz="4"/>
-              <w:left w:val="single" w:color="CBD5E1" w:sz="4"/>
-              <w:bottom w:val="single" w:color="CBD5E1" w:sz="4"/>
-              <w:right w:val="single" w:color="CBD5E1" w:sz="4"/>
-            </w:tcBorders>
-            <w:tcMar>
-              <w:top w:type="dxa" w:w="60"/>
-              <w:left w:type="dxa" w:w="90"/>
-              <w:bottom w:type="dxa" w:w="60"/>
-              <w:right w:type="dxa" w:w="90"/>
-            </w:tcMar>
-            <w:vAlign w:val="top"/>
-          </w:tcPr>
-          <w:p>
+              <w:t xml:space="preserve">admin-productos.html</w:t>
+            </w:r>
+            <w:r>
+              <w:rPr>
+                <w:sz w:val="15"/>
+                <w:szCs w:val="15"/>
+              </w:rPr>
+              <w:t xml:space="preserve">, </w:t>
+            </w:r>
             <w:r>
               <w:rPr>
                 <w:rFonts w:ascii="Consolas" w:cs="Consolas" w:eastAsia="Consolas" w:hAnsi="Consolas"/>
@@ -4022,15 +3839,196 @@
                 <w:szCs w:val="14"/>
                 <w:shd w:fill="F1F5F9" w:color="auto" w:val="clear"/>
               </w:rPr>
-              <w:t xml:space="preserve">admin-pedidos.html</w:t>
-            </w:r>
-            <w:r>
-              <w:rPr>
-                <w:sz w:val="15"/>
-                <w:szCs w:val="15"/>
-              </w:rPr>
-              <w:t xml:space="preserve">, </w:t>
-            </w:r>
+              <w:t xml:space="preserve">admin-verificaciones.html</w:t>
+            </w:r>
+          </w:p>
+        </w:tc>
+        <w:tc>
+          <w:tcPr>
+            <w:tcW w:type="dxa" w:w="2131"/>
+            <w:tcBorders>
+              <w:top w:val="single" w:color="CBD5E1" w:sz="4"/>
+              <w:left w:val="single" w:color="CBD5E1" w:sz="4"/>
+              <w:bottom w:val="single" w:color="CBD5E1" w:sz="4"/>
+              <w:right w:val="single" w:color="CBD5E1" w:sz="4"/>
+            </w:tcBorders>
+            <w:tcMar>
+              <w:top w:type="dxa" w:w="60"/>
+              <w:left w:type="dxa" w:w="90"/>
+              <w:bottom w:type="dxa" w:w="60"/>
+              <w:right w:type="dxa" w:w="90"/>
+            </w:tcMar>
+            <w:vAlign w:val="top"/>
+          </w:tcPr>
+          <w:p>
+            <w:r>
+              <w:rPr>
+                <w:sz w:val="15"/>
+                <w:szCs w:val="15"/>
+              </w:rPr>
+              <w:t xml:space="preserve">IMPLEMENTADO, NO VERIFICADO</w:t>
+            </w:r>
+          </w:p>
+        </w:tc>
+      </w:tr>
+      <w:tr>
+        <w:tc>
+          <w:tcPr>
+            <w:tcW w:type="dxa" w:w="924"/>
+            <w:tcBorders>
+              <w:top w:val="single" w:color="CBD5E1" w:sz="4"/>
+              <w:left w:val="single" w:color="CBD5E1" w:sz="4"/>
+              <w:bottom w:val="single" w:color="CBD5E1" w:sz="4"/>
+              <w:right w:val="single" w:color="CBD5E1" w:sz="4"/>
+            </w:tcBorders>
+            <w:tcMar>
+              <w:top w:type="dxa" w:w="60"/>
+              <w:left w:type="dxa" w:w="90"/>
+              <w:bottom w:type="dxa" w:w="60"/>
+              <w:right w:type="dxa" w:w="90"/>
+            </w:tcMar>
+            <w:vAlign w:val="top"/>
+          </w:tcPr>
+          <w:p>
+            <w:r>
+              <w:rPr>
+                <w:sz w:val="15"/>
+                <w:szCs w:val="15"/>
+              </w:rPr>
+              <w:t xml:space="preserve">UC</w:t>
+              <w:noBreakHyphen/>
+              <w:t xml:space="preserve">016</w:t>
+            </w:r>
+          </w:p>
+        </w:tc>
+        <w:tc>
+          <w:tcPr>
+            <w:tcW w:type="dxa" w:w="2213"/>
+            <w:tcBorders>
+              <w:top w:val="single" w:color="CBD5E1" w:sz="4"/>
+              <w:left w:val="single" w:color="CBD5E1" w:sz="4"/>
+              <w:bottom w:val="single" w:color="CBD5E1" w:sz="4"/>
+              <w:right w:val="single" w:color="CBD5E1" w:sz="4"/>
+            </w:tcBorders>
+            <w:tcMar>
+              <w:top w:type="dxa" w:w="60"/>
+              <w:left w:type="dxa" w:w="90"/>
+              <w:bottom w:type="dxa" w:w="60"/>
+              <w:right w:type="dxa" w:w="90"/>
+            </w:tcMar>
+            <w:vAlign w:val="top"/>
+          </w:tcPr>
+          <w:p>
+            <w:r>
+              <w:rPr>
+                <w:sz w:val="15"/>
+                <w:szCs w:val="15"/>
+              </w:rPr>
+              <w:t xml:space="preserve">Gestionar pedidos (admin)</w:t>
+            </w:r>
+          </w:p>
+        </w:tc>
+        <w:tc>
+          <w:tcPr>
+            <w:tcW w:type="dxa" w:w="2042"/>
+            <w:tcBorders>
+              <w:top w:val="single" w:color="CBD5E1" w:sz="4"/>
+              <w:left w:val="single" w:color="CBD5E1" w:sz="4"/>
+              <w:bottom w:val="single" w:color="CBD5E1" w:sz="4"/>
+              <w:right w:val="single" w:color="CBD5E1" w:sz="4"/>
+            </w:tcBorders>
+            <w:tcMar>
+              <w:top w:type="dxa" w:w="60"/>
+              <w:left w:type="dxa" w:w="90"/>
+              <w:bottom w:type="dxa" w:w="60"/>
+              <w:right w:type="dxa" w:w="90"/>
+            </w:tcMar>
+            <w:vAlign w:val="top"/>
+          </w:tcPr>
+          <w:p>
+            <w:r>
+              <w:rPr>
+                <w:sz w:val="15"/>
+                <w:szCs w:val="15"/>
+              </w:rPr>
+              <w:t xml:space="preserve">ACT</w:t>
+              <w:noBreakHyphen/>
+              <w:t xml:space="preserve">05</w:t>
+            </w:r>
+          </w:p>
+        </w:tc>
+        <w:tc>
+          <w:tcPr>
+            <w:tcW w:type="dxa" w:w="1637"/>
+            <w:tcBorders>
+              <w:top w:val="single" w:color="CBD5E1" w:sz="4"/>
+              <w:left w:val="single" w:color="CBD5E1" w:sz="4"/>
+              <w:bottom w:val="single" w:color="CBD5E1" w:sz="4"/>
+              <w:right w:val="single" w:color="CBD5E1" w:sz="4"/>
+            </w:tcBorders>
+            <w:tcMar>
+              <w:top w:type="dxa" w:w="60"/>
+              <w:left w:type="dxa" w:w="90"/>
+              <w:bottom w:type="dxa" w:w="60"/>
+              <w:right w:type="dxa" w:w="90"/>
+            </w:tcMar>
+            <w:vAlign w:val="top"/>
+          </w:tcPr>
+          <w:p>
+            <w:r>
+              <w:rPr>
+                <w:sz w:val="15"/>
+                <w:szCs w:val="15"/>
+              </w:rPr>
+              <w:t xml:space="preserve">—</w:t>
+            </w:r>
+          </w:p>
+        </w:tc>
+        <w:tc>
+          <w:tcPr>
+            <w:tcW w:type="dxa" w:w="856"/>
+            <w:tcBorders>
+              <w:top w:val="single" w:color="CBD5E1" w:sz="4"/>
+              <w:left w:val="single" w:color="CBD5E1" w:sz="4"/>
+              <w:bottom w:val="single" w:color="CBD5E1" w:sz="4"/>
+              <w:right w:val="single" w:color="CBD5E1" w:sz="4"/>
+            </w:tcBorders>
+            <w:tcMar>
+              <w:top w:type="dxa" w:w="60"/>
+              <w:left w:type="dxa" w:w="90"/>
+              <w:bottom w:type="dxa" w:w="60"/>
+              <w:right w:type="dxa" w:w="90"/>
+            </w:tcMar>
+            <w:vAlign w:val="top"/>
+          </w:tcPr>
+          <w:p>
+            <w:r>
+              <w:rPr>
+                <w:sz w:val="15"/>
+                <w:szCs w:val="15"/>
+              </w:rPr>
+              <w:t xml:space="preserve">024</w:t>
+            </w:r>
+          </w:p>
+        </w:tc>
+        <w:tc>
+          <w:tcPr>
+            <w:tcW w:type="dxa" w:w="3157"/>
+            <w:tcBorders>
+              <w:top w:val="single" w:color="CBD5E1" w:sz="4"/>
+              <w:left w:val="single" w:color="CBD5E1" w:sz="4"/>
+              <w:bottom w:val="single" w:color="CBD5E1" w:sz="4"/>
+              <w:right w:val="single" w:color="CBD5E1" w:sz="4"/>
+            </w:tcBorders>
+            <w:tcMar>
+              <w:top w:type="dxa" w:w="60"/>
+              <w:left w:type="dxa" w:w="90"/>
+              <w:bottom w:type="dxa" w:w="60"/>
+              <w:right w:type="dxa" w:w="90"/>
+            </w:tcMar>
+            <w:vAlign w:val="top"/>
+          </w:tcPr>
+          <w:p>
             <w:r>
               <w:rPr>
                 <w:rFonts w:ascii="Consolas" w:cs="Consolas" w:eastAsia="Consolas" w:hAnsi="Consolas"/>
@@ -4038,196 +4036,15 @@
                 <w:szCs w:val="14"/>
                 <w:shd w:fill="F1F5F9" w:color="auto" w:val="clear"/>
               </w:rPr>
-              <w:t xml:space="preserve">admin-dashboard.html</w:t>
-            </w:r>
-          </w:p>
-        </w:tc>
-        <w:tc>
-          <w:tcPr>
-            <w:tcW w:type="dxa" w:w="2135"/>
-            <w:tcBorders>
-              <w:top w:val="single" w:color="CBD5E1" w:sz="4"/>
-              <w:left w:val="single" w:color="CBD5E1" w:sz="4"/>
-              <w:bottom w:val="single" w:color="CBD5E1" w:sz="4"/>
-              <w:right w:val="single" w:color="CBD5E1" w:sz="4"/>
-            </w:tcBorders>
-            <w:tcMar>
-              <w:top w:type="dxa" w:w="60"/>
-              <w:left w:type="dxa" w:w="90"/>
-              <w:bottom w:type="dxa" w:w="60"/>
-              <w:right w:type="dxa" w:w="90"/>
-            </w:tcMar>
-            <w:vAlign w:val="top"/>
-          </w:tcPr>
-          <w:p>
-            <w:r>
-              <w:rPr>
-                <w:sz w:val="15"/>
-                <w:szCs w:val="15"/>
-              </w:rPr>
-              <w:t xml:space="preserve">IMPLEMENTADO, NO VERIFICADO</w:t>
-            </w:r>
-          </w:p>
-        </w:tc>
-      </w:tr>
-      <w:tr>
-        <w:tc>
-          <w:tcPr>
-            <w:tcW w:type="dxa" w:w="925"/>
-            <w:tcBorders>
-              <w:top w:val="single" w:color="CBD5E1" w:sz="4"/>
-              <w:left w:val="single" w:color="CBD5E1" w:sz="4"/>
-              <w:bottom w:val="single" w:color="CBD5E1" w:sz="4"/>
-              <w:right w:val="single" w:color="CBD5E1" w:sz="4"/>
-            </w:tcBorders>
-            <w:tcMar>
-              <w:top w:type="dxa" w:w="60"/>
-              <w:left w:type="dxa" w:w="90"/>
-              <w:bottom w:type="dxa" w:w="60"/>
-              <w:right w:type="dxa" w:w="90"/>
-            </w:tcMar>
-            <w:vAlign w:val="top"/>
-          </w:tcPr>
-          <w:p>
-            <w:r>
-              <w:rPr>
-                <w:sz w:val="15"/>
-                <w:szCs w:val="15"/>
-              </w:rPr>
-              <w:t xml:space="preserve">UC</w:t>
-              <w:noBreakHyphen/>
-              <w:t xml:space="preserve">017</w:t>
-            </w:r>
-          </w:p>
-        </w:tc>
-        <w:tc>
-          <w:tcPr>
-            <w:tcW w:type="dxa" w:w="2217"/>
-            <w:tcBorders>
-              <w:top w:val="single" w:color="CBD5E1" w:sz="4"/>
-              <w:left w:val="single" w:color="CBD5E1" w:sz="4"/>
-              <w:bottom w:val="single" w:color="CBD5E1" w:sz="4"/>
-              <w:right w:val="single" w:color="CBD5E1" w:sz="4"/>
-            </w:tcBorders>
-            <w:tcMar>
-              <w:top w:type="dxa" w:w="60"/>
-              <w:left w:type="dxa" w:w="90"/>
-              <w:bottom w:type="dxa" w:w="60"/>
-              <w:right w:type="dxa" w:w="90"/>
-            </w:tcMar>
-            <w:vAlign w:val="top"/>
-          </w:tcPr>
-          <w:p>
-            <w:r>
-              <w:rPr>
-                <w:sz w:val="15"/>
-                <w:szCs w:val="15"/>
-              </w:rPr>
-              <w:t xml:space="preserve">Gestionar clientes (admin)</w:t>
-            </w:r>
-          </w:p>
-        </w:tc>
-        <w:tc>
-          <w:tcPr>
-            <w:tcW w:type="dxa" w:w="2043"/>
-            <w:tcBorders>
-              <w:top w:val="single" w:color="CBD5E1" w:sz="4"/>
-              <w:left w:val="single" w:color="CBD5E1" w:sz="4"/>
-              <w:bottom w:val="single" w:color="CBD5E1" w:sz="4"/>
-              <w:right w:val="single" w:color="CBD5E1" w:sz="4"/>
-            </w:tcBorders>
-            <w:tcMar>
-              <w:top w:type="dxa" w:w="60"/>
-              <w:left w:type="dxa" w:w="90"/>
-              <w:bottom w:type="dxa" w:w="60"/>
-              <w:right w:type="dxa" w:w="90"/>
-            </w:tcMar>
-            <w:vAlign w:val="top"/>
-          </w:tcPr>
-          <w:p>
-            <w:r>
-              <w:rPr>
-                <w:sz w:val="15"/>
-                <w:szCs w:val="15"/>
-              </w:rPr>
-              <w:t xml:space="preserve">ACT</w:t>
-              <w:noBreakHyphen/>
-              <w:t xml:space="preserve">05</w:t>
-            </w:r>
-          </w:p>
-        </w:tc>
-        <w:tc>
-          <w:tcPr>
-            <w:tcW w:type="dxa" w:w="1639"/>
-            <w:tcBorders>
-              <w:top w:val="single" w:color="CBD5E1" w:sz="4"/>
-              <w:left w:val="single" w:color="CBD5E1" w:sz="4"/>
-              <w:bottom w:val="single" w:color="CBD5E1" w:sz="4"/>
-              <w:right w:val="single" w:color="CBD5E1" w:sz="4"/>
-            </w:tcBorders>
-            <w:tcMar>
-              <w:top w:type="dxa" w:w="60"/>
-              <w:left w:type="dxa" w:w="90"/>
-              <w:bottom w:type="dxa" w:w="60"/>
-              <w:right w:type="dxa" w:w="90"/>
-            </w:tcMar>
-            <w:vAlign w:val="top"/>
-          </w:tcPr>
-          <w:p>
-            <w:r>
-              <w:rPr>
-                <w:sz w:val="15"/>
-                <w:szCs w:val="15"/>
-              </w:rPr>
-              <w:t xml:space="preserve">—</w:t>
-            </w:r>
-          </w:p>
-        </w:tc>
-        <w:tc>
-          <w:tcPr>
-            <w:tcW w:type="dxa" w:w="857"/>
-            <w:tcBorders>
-              <w:top w:val="single" w:color="CBD5E1" w:sz="4"/>
-              <w:left w:val="single" w:color="CBD5E1" w:sz="4"/>
-              <w:bottom w:val="single" w:color="CBD5E1" w:sz="4"/>
-              <w:right w:val="single" w:color="CBD5E1" w:sz="4"/>
-            </w:tcBorders>
-            <w:tcMar>
-              <w:top w:type="dxa" w:w="60"/>
-              <w:left w:type="dxa" w:w="90"/>
-              <w:bottom w:type="dxa" w:w="60"/>
-              <w:right w:type="dxa" w:w="90"/>
-            </w:tcMar>
-            <w:vAlign w:val="top"/>
-          </w:tcPr>
-          <w:p>
-            <w:r>
-              <w:rPr>
-                <w:sz w:val="15"/>
-                <w:szCs w:val="15"/>
-              </w:rPr>
-              <w:t xml:space="preserve">026</w:t>
-            </w:r>
-          </w:p>
-        </w:tc>
-        <w:tc>
-          <w:tcPr>
-            <w:tcW w:type="dxa" w:w="3144"/>
-            <w:tcBorders>
-              <w:top w:val="single" w:color="CBD5E1" w:sz="4"/>
-              <w:left w:val="single" w:color="CBD5E1" w:sz="4"/>
-              <w:bottom w:val="single" w:color="CBD5E1" w:sz="4"/>
-              <w:right w:val="single" w:color="CBD5E1" w:sz="4"/>
-            </w:tcBorders>
-            <w:tcMar>
-              <w:top w:type="dxa" w:w="60"/>
-              <w:left w:type="dxa" w:w="90"/>
-              <w:bottom w:type="dxa" w:w="60"/>
-              <w:right w:type="dxa" w:w="90"/>
-            </w:tcMar>
-            <w:vAlign w:val="top"/>
-          </w:tcPr>
-          <w:p>
+              <w:t xml:space="preserve">admin-pedidos.html</w:t>
+            </w:r>
+            <w:r>
+              <w:rPr>
+                <w:sz w:val="15"/>
+                <w:szCs w:val="15"/>
+              </w:rPr>
+              <w:t xml:space="preserve">, </w:t>
+            </w:r>
             <w:r>
               <w:rPr>
                 <w:rFonts w:ascii="Consolas" w:cs="Consolas" w:eastAsia="Consolas" w:hAnsi="Consolas"/>
@@ -4235,15 +4052,196 @@
                 <w:szCs w:val="14"/>
                 <w:shd w:fill="F1F5F9" w:color="auto" w:val="clear"/>
               </w:rPr>
-              <w:t xml:space="preserve">admin-clientes.html</w:t>
-            </w:r>
-            <w:r>
-              <w:rPr>
-                <w:sz w:val="15"/>
-                <w:szCs w:val="15"/>
-              </w:rPr>
-              <w:t xml:space="preserve">, </w:t>
-            </w:r>
+              <w:t xml:space="preserve">admin-dashboard.html</w:t>
+            </w:r>
+          </w:p>
+        </w:tc>
+        <w:tc>
+          <w:tcPr>
+            <w:tcW w:type="dxa" w:w="2131"/>
+            <w:tcBorders>
+              <w:top w:val="single" w:color="CBD5E1" w:sz="4"/>
+              <w:left w:val="single" w:color="CBD5E1" w:sz="4"/>
+              <w:bottom w:val="single" w:color="CBD5E1" w:sz="4"/>
+              <w:right w:val="single" w:color="CBD5E1" w:sz="4"/>
+            </w:tcBorders>
+            <w:tcMar>
+              <w:top w:type="dxa" w:w="60"/>
+              <w:left w:type="dxa" w:w="90"/>
+              <w:bottom w:type="dxa" w:w="60"/>
+              <w:right w:type="dxa" w:w="90"/>
+            </w:tcMar>
+            <w:vAlign w:val="top"/>
+          </w:tcPr>
+          <w:p>
+            <w:r>
+              <w:rPr>
+                <w:sz w:val="15"/>
+                <w:szCs w:val="15"/>
+              </w:rPr>
+              <w:t xml:space="preserve">IMPLEMENTADO, NO VERIFICADO</w:t>
+            </w:r>
+          </w:p>
+        </w:tc>
+      </w:tr>
+      <w:tr>
+        <w:tc>
+          <w:tcPr>
+            <w:tcW w:type="dxa" w:w="924"/>
+            <w:tcBorders>
+              <w:top w:val="single" w:color="CBD5E1" w:sz="4"/>
+              <w:left w:val="single" w:color="CBD5E1" w:sz="4"/>
+              <w:bottom w:val="single" w:color="CBD5E1" w:sz="4"/>
+              <w:right w:val="single" w:color="CBD5E1" w:sz="4"/>
+            </w:tcBorders>
+            <w:tcMar>
+              <w:top w:type="dxa" w:w="60"/>
+              <w:left w:type="dxa" w:w="90"/>
+              <w:bottom w:type="dxa" w:w="60"/>
+              <w:right w:type="dxa" w:w="90"/>
+            </w:tcMar>
+            <w:vAlign w:val="top"/>
+          </w:tcPr>
+          <w:p>
+            <w:r>
+              <w:rPr>
+                <w:sz w:val="15"/>
+                <w:szCs w:val="15"/>
+              </w:rPr>
+              <w:t xml:space="preserve">UC</w:t>
+              <w:noBreakHyphen/>
+              <w:t xml:space="preserve">017</w:t>
+            </w:r>
+          </w:p>
+        </w:tc>
+        <w:tc>
+          <w:tcPr>
+            <w:tcW w:type="dxa" w:w="2213"/>
+            <w:tcBorders>
+              <w:top w:val="single" w:color="CBD5E1" w:sz="4"/>
+              <w:left w:val="single" w:color="CBD5E1" w:sz="4"/>
+              <w:bottom w:val="single" w:color="CBD5E1" w:sz="4"/>
+              <w:right w:val="single" w:color="CBD5E1" w:sz="4"/>
+            </w:tcBorders>
+            <w:tcMar>
+              <w:top w:type="dxa" w:w="60"/>
+              <w:left w:type="dxa" w:w="90"/>
+              <w:bottom w:type="dxa" w:w="60"/>
+              <w:right w:type="dxa" w:w="90"/>
+            </w:tcMar>
+            <w:vAlign w:val="top"/>
+          </w:tcPr>
+          <w:p>
+            <w:r>
+              <w:rPr>
+                <w:sz w:val="15"/>
+                <w:szCs w:val="15"/>
+              </w:rPr>
+              <w:t xml:space="preserve">Gestionar clientes (admin)</w:t>
+            </w:r>
+          </w:p>
+        </w:tc>
+        <w:tc>
+          <w:tcPr>
+            <w:tcW w:type="dxa" w:w="2042"/>
+            <w:tcBorders>
+              <w:top w:val="single" w:color="CBD5E1" w:sz="4"/>
+              <w:left w:val="single" w:color="CBD5E1" w:sz="4"/>
+              <w:bottom w:val="single" w:color="CBD5E1" w:sz="4"/>
+              <w:right w:val="single" w:color="CBD5E1" w:sz="4"/>
+            </w:tcBorders>
+            <w:tcMar>
+              <w:top w:type="dxa" w:w="60"/>
+              <w:left w:type="dxa" w:w="90"/>
+              <w:bottom w:type="dxa" w:w="60"/>
+              <w:right w:type="dxa" w:w="90"/>
+            </w:tcMar>
+            <w:vAlign w:val="top"/>
+          </w:tcPr>
+          <w:p>
+            <w:r>
+              <w:rPr>
+                <w:sz w:val="15"/>
+                <w:szCs w:val="15"/>
+              </w:rPr>
+              <w:t xml:space="preserve">ACT</w:t>
+              <w:noBreakHyphen/>
+              <w:t xml:space="preserve">05</w:t>
+            </w:r>
+          </w:p>
+        </w:tc>
+        <w:tc>
+          <w:tcPr>
+            <w:tcW w:type="dxa" w:w="1637"/>
+            <w:tcBorders>
+              <w:top w:val="single" w:color="CBD5E1" w:sz="4"/>
+              <w:left w:val="single" w:color="CBD5E1" w:sz="4"/>
+              <w:bottom w:val="single" w:color="CBD5E1" w:sz="4"/>
+              <w:right w:val="single" w:color="CBD5E1" w:sz="4"/>
+            </w:tcBorders>
+            <w:tcMar>
+              <w:top w:type="dxa" w:w="60"/>
+              <w:left w:type="dxa" w:w="90"/>
+              <w:bottom w:type="dxa" w:w="60"/>
+              <w:right w:type="dxa" w:w="90"/>
+            </w:tcMar>
+            <w:vAlign w:val="top"/>
+          </w:tcPr>
+          <w:p>
+            <w:r>
+              <w:rPr>
+                <w:sz w:val="15"/>
+                <w:szCs w:val="15"/>
+              </w:rPr>
+              <w:t xml:space="preserve">—</w:t>
+            </w:r>
+          </w:p>
+        </w:tc>
+        <w:tc>
+          <w:tcPr>
+            <w:tcW w:type="dxa" w:w="856"/>
+            <w:tcBorders>
+              <w:top w:val="single" w:color="CBD5E1" w:sz="4"/>
+              <w:left w:val="single" w:color="CBD5E1" w:sz="4"/>
+              <w:bottom w:val="single" w:color="CBD5E1" w:sz="4"/>
+              <w:right w:val="single" w:color="CBD5E1" w:sz="4"/>
+            </w:tcBorders>
+            <w:tcMar>
+              <w:top w:type="dxa" w:w="60"/>
+              <w:left w:type="dxa" w:w="90"/>
+              <w:bottom w:type="dxa" w:w="60"/>
+              <w:right w:type="dxa" w:w="90"/>
+            </w:tcMar>
+            <w:vAlign w:val="top"/>
+          </w:tcPr>
+          <w:p>
+            <w:r>
+              <w:rPr>
+                <w:sz w:val="15"/>
+                <w:szCs w:val="15"/>
+              </w:rPr>
+              <w:t xml:space="preserve">026</w:t>
+            </w:r>
+          </w:p>
+        </w:tc>
+        <w:tc>
+          <w:tcPr>
+            <w:tcW w:type="dxa" w:w="3157"/>
+            <w:tcBorders>
+              <w:top w:val="single" w:color="CBD5E1" w:sz="4"/>
+              <w:left w:val="single" w:color="CBD5E1" w:sz="4"/>
+              <w:bottom w:val="single" w:color="CBD5E1" w:sz="4"/>
+              <w:right w:val="single" w:color="CBD5E1" w:sz="4"/>
+            </w:tcBorders>
+            <w:tcMar>
+              <w:top w:type="dxa" w:w="60"/>
+              <w:left w:type="dxa" w:w="90"/>
+              <w:bottom w:type="dxa" w:w="60"/>
+              <w:right w:type="dxa" w:w="90"/>
+            </w:tcMar>
+            <w:vAlign w:val="top"/>
+          </w:tcPr>
+          <w:p>
             <w:r>
               <w:rPr>
                 <w:rFonts w:ascii="Consolas" w:cs="Consolas" w:eastAsia="Consolas" w:hAnsi="Consolas"/>
@@ -4251,128 +4249,14 @@
                 <w:szCs w:val="14"/>
                 <w:shd w:fill="F1F5F9" w:color="auto" w:val="clear"/>
               </w:rPr>
-              <w:t xml:space="preserve">registro.html</w:t>
-            </w:r>
-            <w:r>
-              <w:rPr>
-                <w:sz w:val="15"/>
-                <w:szCs w:val="15"/>
-              </w:rPr>
-              <w:t xml:space="preserve"> (modo edición)</w:t>
-            </w:r>
-          </w:p>
-        </w:tc>
-        <w:tc>
-          <w:tcPr>
-            <w:tcW w:type="dxa" w:w="2135"/>
-            <w:tcBorders>
-              <w:top w:val="single" w:color="CBD5E1" w:sz="4"/>
-              <w:left w:val="single" w:color="CBD5E1" w:sz="4"/>
-              <w:bottom w:val="single" w:color="CBD5E1" w:sz="4"/>
-              <w:right w:val="single" w:color="CBD5E1" w:sz="4"/>
-            </w:tcBorders>
-            <w:tcMar>
-              <w:top w:type="dxa" w:w="60"/>
-              <w:left w:type="dxa" w:w="90"/>
-              <w:bottom w:type="dxa" w:w="60"/>
-              <w:right w:type="dxa" w:w="90"/>
-            </w:tcMar>
-            <w:vAlign w:val="top"/>
-          </w:tcPr>
-          <w:p>
-            <w:r>
-              <w:rPr>
-                <w:sz w:val="15"/>
-                <w:szCs w:val="15"/>
-              </w:rPr>
-              <w:t xml:space="preserve">IMPLEMENTADO Y VERIFICADO</w:t>
-            </w:r>
-          </w:p>
-        </w:tc>
-      </w:tr>
-      <w:tr>
-        <w:tc>
-          <w:tcPr>
-            <w:tcW w:type="dxa" w:w="925"/>
-            <w:tcBorders>
-              <w:top w:val="single" w:color="CBD5E1" w:sz="4"/>
-              <w:left w:val="single" w:color="CBD5E1" w:sz="4"/>
-              <w:bottom w:val="single" w:color="CBD5E1" w:sz="4"/>
-              <w:right w:val="single" w:color="CBD5E1" w:sz="4"/>
-            </w:tcBorders>
-            <w:tcMar>
-              <w:top w:type="dxa" w:w="60"/>
-              <w:left w:type="dxa" w:w="90"/>
-              <w:bottom w:type="dxa" w:w="60"/>
-              <w:right w:type="dxa" w:w="90"/>
-            </w:tcMar>
-            <w:vAlign w:val="top"/>
-          </w:tcPr>
-          <w:p>
-            <w:r>
-              <w:rPr>
-                <w:sz w:val="15"/>
-                <w:szCs w:val="15"/>
-              </w:rPr>
-              <w:t xml:space="preserve">UC</w:t>
-              <w:noBreakHyphen/>
-              <w:t xml:space="preserve">018</w:t>
-            </w:r>
-          </w:p>
-        </w:tc>
-        <w:tc>
-          <w:tcPr>
-            <w:tcW w:type="dxa" w:w="2217"/>
-            <w:tcBorders>
-              <w:top w:val="single" w:color="CBD5E1" w:sz="4"/>
-              <w:left w:val="single" w:color="CBD5E1" w:sz="4"/>
-              <w:bottom w:val="single" w:color="CBD5E1" w:sz="4"/>
-              <w:right w:val="single" w:color="CBD5E1" w:sz="4"/>
-            </w:tcBorders>
-            <w:tcMar>
-              <w:top w:type="dxa" w:w="60"/>
-              <w:left w:type="dxa" w:w="90"/>
-              <w:bottom w:type="dxa" w:w="60"/>
-              <w:right w:type="dxa" w:w="90"/>
-            </w:tcMar>
-            <w:vAlign w:val="top"/>
-          </w:tcPr>
-          <w:p>
-            <w:r>
-              <w:rPr>
-                <w:sz w:val="15"/>
-                <w:szCs w:val="15"/>
-              </w:rPr>
-              <w:t xml:space="preserve">Gestionar personal, permisos y diagnóstico</w:t>
-            </w:r>
-          </w:p>
-        </w:tc>
-        <w:tc>
-          <w:tcPr>
-            <w:tcW w:type="dxa" w:w="2043"/>
-            <w:tcBorders>
-              <w:top w:val="single" w:color="CBD5E1" w:sz="4"/>
-              <w:left w:val="single" w:color="CBD5E1" w:sz="4"/>
-              <w:bottom w:val="single" w:color="CBD5E1" w:sz="4"/>
-              <w:right w:val="single" w:color="CBD5E1" w:sz="4"/>
-            </w:tcBorders>
-            <w:tcMar>
-              <w:top w:type="dxa" w:w="60"/>
-              <w:left w:type="dxa" w:w="90"/>
-              <w:bottom w:type="dxa" w:w="60"/>
-              <w:right w:type="dxa" w:w="90"/>
-            </w:tcMar>
-            <w:vAlign w:val="top"/>
-          </w:tcPr>
-          <w:p>
-            <w:r>
-              <w:rPr>
-                <w:sz w:val="15"/>
-                <w:szCs w:val="15"/>
-              </w:rPr>
-              <w:t xml:space="preserve">ACT</w:t>
-              <w:noBreakHyphen/>
-              <w:t xml:space="preserve">05 (</w:t>
+              <w:t xml:space="preserve">admin-clientes.html</w:t>
+            </w:r>
+            <w:r>
+              <w:rPr>
+                <w:sz w:val="15"/>
+                <w:szCs w:val="15"/>
+              </w:rPr>
+              <w:t xml:space="preserve">, </w:t>
             </w:r>
             <w:r>
               <w:rPr>
@@ -4381,91 +4265,129 @@
                 <w:szCs w:val="14"/>
                 <w:shd w:fill="F1F5F9" w:color="auto" w:val="clear"/>
               </w:rPr>
-              <w:t xml:space="preserve">staff.permisos</w:t>
-            </w:r>
-            <w:r>
-              <w:rPr>
-                <w:sz w:val="15"/>
-                <w:szCs w:val="15"/>
-              </w:rPr>
-              <w:t xml:space="preserve">) / ACT</w:t>
-              <w:noBreakHyphen/>
-              <w:t xml:space="preserve">06</w:t>
-            </w:r>
-          </w:p>
-        </w:tc>
-        <w:tc>
-          <w:tcPr>
-            <w:tcW w:type="dxa" w:w="1639"/>
-            <w:tcBorders>
-              <w:top w:val="single" w:color="CBD5E1" w:sz="4"/>
-              <w:left w:val="single" w:color="CBD5E1" w:sz="4"/>
-              <w:bottom w:val="single" w:color="CBD5E1" w:sz="4"/>
-              <w:right w:val="single" w:color="CBD5E1" w:sz="4"/>
-            </w:tcBorders>
-            <w:tcMar>
-              <w:top w:type="dxa" w:w="60"/>
-              <w:left w:type="dxa" w:w="90"/>
-              <w:bottom w:type="dxa" w:w="60"/>
-              <w:right w:type="dxa" w:w="90"/>
-            </w:tcMar>
-            <w:vAlign w:val="top"/>
-          </w:tcPr>
-          <w:p>
-            <w:r>
-              <w:rPr>
-                <w:sz w:val="15"/>
-                <w:szCs w:val="15"/>
-              </w:rPr>
-              <w:t xml:space="preserve">—</w:t>
-            </w:r>
-          </w:p>
-        </w:tc>
-        <w:tc>
-          <w:tcPr>
-            <w:tcW w:type="dxa" w:w="857"/>
-            <w:tcBorders>
-              <w:top w:val="single" w:color="CBD5E1" w:sz="4"/>
-              <w:left w:val="single" w:color="CBD5E1" w:sz="4"/>
-              <w:bottom w:val="single" w:color="CBD5E1" w:sz="4"/>
-              <w:right w:val="single" w:color="CBD5E1" w:sz="4"/>
-            </w:tcBorders>
-            <w:tcMar>
-              <w:top w:type="dxa" w:w="60"/>
-              <w:left w:type="dxa" w:w="90"/>
-              <w:bottom w:type="dxa" w:w="60"/>
-              <w:right w:type="dxa" w:w="90"/>
-            </w:tcMar>
-            <w:vAlign w:val="top"/>
-          </w:tcPr>
-          <w:p>
-            <w:r>
-              <w:rPr>
-                <w:sz w:val="15"/>
-                <w:szCs w:val="15"/>
-              </w:rPr>
-              <w:t xml:space="preserve">030</w:t>
-            </w:r>
-          </w:p>
-        </w:tc>
-        <w:tc>
-          <w:tcPr>
-            <w:tcW w:type="dxa" w:w="3144"/>
-            <w:tcBorders>
-              <w:top w:val="single" w:color="CBD5E1" w:sz="4"/>
-              <w:left w:val="single" w:color="CBD5E1" w:sz="4"/>
-              <w:bottom w:val="single" w:color="CBD5E1" w:sz="4"/>
-              <w:right w:val="single" w:color="CBD5E1" w:sz="4"/>
-            </w:tcBorders>
-            <w:tcMar>
-              <w:top w:type="dxa" w:w="60"/>
-              <w:left w:type="dxa" w:w="90"/>
-              <w:bottom w:type="dxa" w:w="60"/>
-              <w:right w:type="dxa" w:w="90"/>
-            </w:tcMar>
-            <w:vAlign w:val="top"/>
-          </w:tcPr>
-          <w:p>
+              <w:t xml:space="preserve">registro.html</w:t>
+            </w:r>
+            <w:r>
+              <w:rPr>
+                <w:sz w:val="15"/>
+                <w:szCs w:val="15"/>
+              </w:rPr>
+              <w:t xml:space="preserve"> (modo edición)</w:t>
+            </w:r>
+          </w:p>
+        </w:tc>
+        <w:tc>
+          <w:tcPr>
+            <w:tcW w:type="dxa" w:w="2131"/>
+            <w:tcBorders>
+              <w:top w:val="single" w:color="CBD5E1" w:sz="4"/>
+              <w:left w:val="single" w:color="CBD5E1" w:sz="4"/>
+              <w:bottom w:val="single" w:color="CBD5E1" w:sz="4"/>
+              <w:right w:val="single" w:color="CBD5E1" w:sz="4"/>
+            </w:tcBorders>
+            <w:tcMar>
+              <w:top w:type="dxa" w:w="60"/>
+              <w:left w:type="dxa" w:w="90"/>
+              <w:bottom w:type="dxa" w:w="60"/>
+              <w:right w:type="dxa" w:w="90"/>
+            </w:tcMar>
+            <w:vAlign w:val="top"/>
+          </w:tcPr>
+          <w:p>
+            <w:r>
+              <w:rPr>
+                <w:sz w:val="15"/>
+                <w:szCs w:val="15"/>
+              </w:rPr>
+              <w:t xml:space="preserve">IMPLEMENTADO Y VERIFICADO</w:t>
+            </w:r>
+          </w:p>
+        </w:tc>
+      </w:tr>
+      <w:tr>
+        <w:tc>
+          <w:tcPr>
+            <w:tcW w:type="dxa" w:w="924"/>
+            <w:tcBorders>
+              <w:top w:val="single" w:color="CBD5E1" w:sz="4"/>
+              <w:left w:val="single" w:color="CBD5E1" w:sz="4"/>
+              <w:bottom w:val="single" w:color="CBD5E1" w:sz="4"/>
+              <w:right w:val="single" w:color="CBD5E1" w:sz="4"/>
+            </w:tcBorders>
+            <w:tcMar>
+              <w:top w:type="dxa" w:w="60"/>
+              <w:left w:type="dxa" w:w="90"/>
+              <w:bottom w:type="dxa" w:w="60"/>
+              <w:right w:type="dxa" w:w="90"/>
+            </w:tcMar>
+            <w:vAlign w:val="top"/>
+          </w:tcPr>
+          <w:p>
+            <w:r>
+              <w:rPr>
+                <w:sz w:val="15"/>
+                <w:szCs w:val="15"/>
+              </w:rPr>
+              <w:t xml:space="preserve">UC</w:t>
+              <w:noBreakHyphen/>
+              <w:t xml:space="preserve">018</w:t>
+            </w:r>
+          </w:p>
+        </w:tc>
+        <w:tc>
+          <w:tcPr>
+            <w:tcW w:type="dxa" w:w="2213"/>
+            <w:tcBorders>
+              <w:top w:val="single" w:color="CBD5E1" w:sz="4"/>
+              <w:left w:val="single" w:color="CBD5E1" w:sz="4"/>
+              <w:bottom w:val="single" w:color="CBD5E1" w:sz="4"/>
+              <w:right w:val="single" w:color="CBD5E1" w:sz="4"/>
+            </w:tcBorders>
+            <w:tcMar>
+              <w:top w:type="dxa" w:w="60"/>
+              <w:left w:type="dxa" w:w="90"/>
+              <w:bottom w:type="dxa" w:w="60"/>
+              <w:right w:type="dxa" w:w="90"/>
+            </w:tcMar>
+            <w:vAlign w:val="top"/>
+          </w:tcPr>
+          <w:p>
+            <w:r>
+              <w:rPr>
+                <w:sz w:val="15"/>
+                <w:szCs w:val="15"/>
+              </w:rPr>
+              <w:t xml:space="preserve">Gestionar personal, permisos y diagnóstico</w:t>
+            </w:r>
+          </w:p>
+        </w:tc>
+        <w:tc>
+          <w:tcPr>
+            <w:tcW w:type="dxa" w:w="2042"/>
+            <w:tcBorders>
+              <w:top w:val="single" w:color="CBD5E1" w:sz="4"/>
+              <w:left w:val="single" w:color="CBD5E1" w:sz="4"/>
+              <w:bottom w:val="single" w:color="CBD5E1" w:sz="4"/>
+              <w:right w:val="single" w:color="CBD5E1" w:sz="4"/>
+            </w:tcBorders>
+            <w:tcMar>
+              <w:top w:type="dxa" w:w="60"/>
+              <w:left w:type="dxa" w:w="90"/>
+              <w:bottom w:type="dxa" w:w="60"/>
+              <w:right w:type="dxa" w:w="90"/>
+            </w:tcMar>
+            <w:vAlign w:val="top"/>
+          </w:tcPr>
+          <w:p>
+            <w:r>
+              <w:rPr>
+                <w:sz w:val="15"/>
+                <w:szCs w:val="15"/>
+              </w:rPr>
+              <w:t xml:space="preserve">ACT</w:t>
+              <w:noBreakHyphen/>
+              <w:t xml:space="preserve">05 (</w:t>
+            </w:r>
             <w:r>
               <w:rPr>
                 <w:rFonts w:ascii="Consolas" w:cs="Consolas" w:eastAsia="Consolas" w:hAnsi="Consolas"/>
@@ -4473,181 +4395,76 @@
                 <w:szCs w:val="14"/>
                 <w:shd w:fill="F1F5F9" w:color="auto" w:val="clear"/>
               </w:rPr>
-              <w:t xml:space="preserve">admin-verificaciones.html</w:t>
-            </w:r>
-          </w:p>
-        </w:tc>
-        <w:tc>
-          <w:tcPr>
-            <w:tcW w:type="dxa" w:w="2135"/>
-            <w:tcBorders>
-              <w:top w:val="single" w:color="CBD5E1" w:sz="4"/>
-              <w:left w:val="single" w:color="CBD5E1" w:sz="4"/>
-              <w:bottom w:val="single" w:color="CBD5E1" w:sz="4"/>
-              <w:right w:val="single" w:color="CBD5E1" w:sz="4"/>
-            </w:tcBorders>
-            <w:tcMar>
-              <w:top w:type="dxa" w:w="60"/>
-              <w:left w:type="dxa" w:w="90"/>
-              <w:bottom w:type="dxa" w:w="60"/>
-              <w:right w:type="dxa" w:w="90"/>
-            </w:tcMar>
-            <w:vAlign w:val="top"/>
-          </w:tcPr>
-          <w:p>
-            <w:r>
-              <w:rPr>
-                <w:sz w:val="15"/>
-                <w:szCs w:val="15"/>
-              </w:rPr>
-              <w:t xml:space="preserve">IMPLEMENTADO, NO VERIFICADO</w:t>
-            </w:r>
-          </w:p>
-        </w:tc>
-      </w:tr>
-      <w:tr>
-        <w:tc>
-          <w:tcPr>
-            <w:tcW w:type="dxa" w:w="925"/>
-            <w:tcBorders>
-              <w:top w:val="single" w:color="CBD5E1" w:sz="4"/>
-              <w:left w:val="single" w:color="CBD5E1" w:sz="4"/>
-              <w:bottom w:val="single" w:color="CBD5E1" w:sz="4"/>
-              <w:right w:val="single" w:color="CBD5E1" w:sz="4"/>
-            </w:tcBorders>
-            <w:tcMar>
-              <w:top w:type="dxa" w:w="60"/>
-              <w:left w:type="dxa" w:w="90"/>
-              <w:bottom w:type="dxa" w:w="60"/>
-              <w:right w:type="dxa" w:w="90"/>
-            </w:tcMar>
-            <w:vAlign w:val="top"/>
-          </w:tcPr>
-          <w:p>
-            <w:r>
-              <w:rPr>
-                <w:sz w:val="15"/>
-                <w:szCs w:val="15"/>
-              </w:rPr>
-              <w:t xml:space="preserve">UC</w:t>
-              <w:noBreakHyphen/>
-              <w:t xml:space="preserve">019</w:t>
-            </w:r>
-          </w:p>
-        </w:tc>
-        <w:tc>
-          <w:tcPr>
-            <w:tcW w:type="dxa" w:w="2217"/>
-            <w:tcBorders>
-              <w:top w:val="single" w:color="CBD5E1" w:sz="4"/>
-              <w:left w:val="single" w:color="CBD5E1" w:sz="4"/>
-              <w:bottom w:val="single" w:color="CBD5E1" w:sz="4"/>
-              <w:right w:val="single" w:color="CBD5E1" w:sz="4"/>
-            </w:tcBorders>
-            <w:tcMar>
-              <w:top w:type="dxa" w:w="60"/>
-              <w:left w:type="dxa" w:w="90"/>
-              <w:bottom w:type="dxa" w:w="60"/>
-              <w:right w:type="dxa" w:w="90"/>
-            </w:tcMar>
-            <w:vAlign w:val="top"/>
-          </w:tcPr>
-          <w:p>
-            <w:r>
-              <w:rPr>
-                <w:sz w:val="15"/>
-                <w:szCs w:val="15"/>
-              </w:rPr>
-              <w:t xml:space="preserve">Consultar asistente y calificar atención</w:t>
-            </w:r>
-          </w:p>
-        </w:tc>
-        <w:tc>
-          <w:tcPr>
-            <w:tcW w:type="dxa" w:w="2043"/>
-            <w:tcBorders>
-              <w:top w:val="single" w:color="CBD5E1" w:sz="4"/>
-              <w:left w:val="single" w:color="CBD5E1" w:sz="4"/>
-              <w:bottom w:val="single" w:color="CBD5E1" w:sz="4"/>
-              <w:right w:val="single" w:color="CBD5E1" w:sz="4"/>
-            </w:tcBorders>
-            <w:tcMar>
-              <w:top w:type="dxa" w:w="60"/>
-              <w:left w:type="dxa" w:w="90"/>
-              <w:bottom w:type="dxa" w:w="60"/>
-              <w:right w:type="dxa" w:w="90"/>
-            </w:tcMar>
-            <w:vAlign w:val="top"/>
-          </w:tcPr>
-          <w:p>
-            <w:r>
-              <w:rPr>
-                <w:sz w:val="15"/>
-                <w:szCs w:val="15"/>
-              </w:rPr>
-              <w:t xml:space="preserve">Todos</w:t>
-            </w:r>
-          </w:p>
-        </w:tc>
-        <w:tc>
-          <w:tcPr>
-            <w:tcW w:type="dxa" w:w="1639"/>
-            <w:tcBorders>
-              <w:top w:val="single" w:color="CBD5E1" w:sz="4"/>
-              <w:left w:val="single" w:color="CBD5E1" w:sz="4"/>
-              <w:bottom w:val="single" w:color="CBD5E1" w:sz="4"/>
-              <w:right w:val="single" w:color="CBD5E1" w:sz="4"/>
-            </w:tcBorders>
-            <w:tcMar>
-              <w:top w:type="dxa" w:w="60"/>
-              <w:left w:type="dxa" w:w="90"/>
-              <w:bottom w:type="dxa" w:w="60"/>
-              <w:right w:type="dxa" w:w="90"/>
-            </w:tcMar>
-            <w:vAlign w:val="top"/>
-          </w:tcPr>
-          <w:p>
-            <w:r>
-              <w:rPr>
-                <w:sz w:val="15"/>
-                <w:szCs w:val="15"/>
-              </w:rPr>
-              <w:t xml:space="preserve">ACT</w:t>
-              <w:noBreakHyphen/>
-              <w:t xml:space="preserve">07 (W6)</w:t>
-            </w:r>
-          </w:p>
-        </w:tc>
-        <w:tc>
-          <w:tcPr>
-            <w:tcW w:type="dxa" w:w="857"/>
-            <w:tcBorders>
-              <w:top w:val="single" w:color="CBD5E1" w:sz="4"/>
-              <w:left w:val="single" w:color="CBD5E1" w:sz="4"/>
-              <w:bottom w:val="single" w:color="CBD5E1" w:sz="4"/>
-              <w:right w:val="single" w:color="CBD5E1" w:sz="4"/>
-            </w:tcBorders>
-            <w:tcMar>
-              <w:top w:type="dxa" w:w="60"/>
-              <w:left w:type="dxa" w:w="90"/>
-              <w:bottom w:type="dxa" w:w="60"/>
-              <w:right w:type="dxa" w:w="90"/>
-            </w:tcMar>
-            <w:vAlign w:val="top"/>
-          </w:tcPr>
-          <w:p>
-            <w:r>
-              <w:rPr>
-                <w:sz w:val="15"/>
-                <w:szCs w:val="15"/>
-              </w:rPr>
-              <w:t xml:space="preserve">031, 032</w:t>
-            </w:r>
-          </w:p>
-        </w:tc>
-        <w:tc>
-          <w:tcPr>
-            <w:tcW w:type="dxa" w:w="3144"/>
+              <w:t xml:space="preserve">staff.permisos</w:t>
+            </w:r>
+            <w:r>
+              <w:rPr>
+                <w:sz w:val="15"/>
+                <w:szCs w:val="15"/>
+              </w:rPr>
+              <w:t xml:space="preserve">) / ACT</w:t>
+              <w:noBreakHyphen/>
+              <w:t xml:space="preserve">06</w:t>
+            </w:r>
+          </w:p>
+        </w:tc>
+        <w:tc>
+          <w:tcPr>
+            <w:tcW w:type="dxa" w:w="1637"/>
+            <w:tcBorders>
+              <w:top w:val="single" w:color="CBD5E1" w:sz="4"/>
+              <w:left w:val="single" w:color="CBD5E1" w:sz="4"/>
+              <w:bottom w:val="single" w:color="CBD5E1" w:sz="4"/>
+              <w:right w:val="single" w:color="CBD5E1" w:sz="4"/>
+            </w:tcBorders>
+            <w:tcMar>
+              <w:top w:type="dxa" w:w="60"/>
+              <w:left w:type="dxa" w:w="90"/>
+              <w:bottom w:type="dxa" w:w="60"/>
+              <w:right w:type="dxa" w:w="90"/>
+            </w:tcMar>
+            <w:vAlign w:val="top"/>
+          </w:tcPr>
+          <w:p>
+            <w:r>
+              <w:rPr>
+                <w:sz w:val="15"/>
+                <w:szCs w:val="15"/>
+              </w:rPr>
+              <w:t xml:space="preserve">—</w:t>
+            </w:r>
+          </w:p>
+        </w:tc>
+        <w:tc>
+          <w:tcPr>
+            <w:tcW w:type="dxa" w:w="856"/>
+            <w:tcBorders>
+              <w:top w:val="single" w:color="CBD5E1" w:sz="4"/>
+              <w:left w:val="single" w:color="CBD5E1" w:sz="4"/>
+              <w:bottom w:val="single" w:color="CBD5E1" w:sz="4"/>
+              <w:right w:val="single" w:color="CBD5E1" w:sz="4"/>
+            </w:tcBorders>
+            <w:tcMar>
+              <w:top w:type="dxa" w:w="60"/>
+              <w:left w:type="dxa" w:w="90"/>
+              <w:bottom w:type="dxa" w:w="60"/>
+              <w:right w:type="dxa" w:w="90"/>
+            </w:tcMar>
+            <w:vAlign w:val="top"/>
+          </w:tcPr>
+          <w:p>
+            <w:r>
+              <w:rPr>
+                <w:sz w:val="15"/>
+                <w:szCs w:val="15"/>
+              </w:rPr>
+              <w:t xml:space="preserve">030</w:t>
+            </w:r>
+          </w:p>
+        </w:tc>
+        <w:tc>
+          <w:tcPr>
+            <w:tcW w:type="dxa" w:w="3157"/>
             <w:tcBorders>
               <w:top w:val="single" w:color="CBD5E1" w:sz="4"/>
               <w:left w:val="single" w:color="CBD5E1" w:sz="4"/>
@@ -4670,41 +4487,34 @@
                 <w:szCs w:val="14"/>
                 <w:shd w:fill="F1F5F9" w:color="auto" w:val="clear"/>
               </w:rPr>
-              <w:t xml:space="preserve">js/chatbot.js</w:t>
-            </w:r>
-            <w:r>
-              <w:rPr>
-                <w:sz w:val="15"/>
-                <w:szCs w:val="15"/>
-              </w:rPr>
-              <w:t xml:space="preserve"> en varias páginas</w:t>
-            </w:r>
-          </w:p>
-        </w:tc>
-        <w:tc>
-          <w:tcPr>
-            <w:tcW w:type="dxa" w:w="2135"/>
-            <w:tcBorders>
-              <w:top w:val="single" w:color="CBD5E1" w:sz="4"/>
-              <w:left w:val="single" w:color="CBD5E1" w:sz="4"/>
-              <w:bottom w:val="single" w:color="CBD5E1" w:sz="4"/>
-              <w:right w:val="single" w:color="CBD5E1" w:sz="4"/>
-            </w:tcBorders>
-            <w:tcMar>
-              <w:top w:type="dxa" w:w="60"/>
-              <w:left w:type="dxa" w:w="90"/>
-              <w:bottom w:type="dxa" w:w="60"/>
-              <w:right w:type="dxa" w:w="90"/>
-            </w:tcMar>
-            <w:vAlign w:val="top"/>
-          </w:tcPr>
-          <w:p>
-            <w:r>
-              <w:rPr>
-                <w:sz w:val="15"/>
-                <w:szCs w:val="15"/>
-              </w:rPr>
-              <w:t xml:space="preserve">031 VERIFICADO; 032 NO VERIFICADO</w:t>
+              <w:t xml:space="preserve">admin-verificaciones.html</w:t>
+            </w:r>
+          </w:p>
+        </w:tc>
+        <w:tc>
+          <w:tcPr>
+            <w:tcW w:type="dxa" w:w="2131"/>
+            <w:tcBorders>
+              <w:top w:val="single" w:color="CBD5E1" w:sz="4"/>
+              <w:left w:val="single" w:color="CBD5E1" w:sz="4"/>
+              <w:bottom w:val="single" w:color="CBD5E1" w:sz="4"/>
+              <w:right w:val="single" w:color="CBD5E1" w:sz="4"/>
+            </w:tcBorders>
+            <w:tcMar>
+              <w:top w:type="dxa" w:w="60"/>
+              <w:left w:type="dxa" w:w="90"/>
+              <w:bottom w:type="dxa" w:w="60"/>
+              <w:right w:type="dxa" w:w="90"/>
+            </w:tcMar>
+            <w:vAlign w:val="top"/>
+          </w:tcPr>
+          <w:p>
+            <w:r>
+              <w:rPr>
+                <w:sz w:val="15"/>
+                <w:szCs w:val="15"/>
+              </w:rPr>
+              <w:t xml:space="preserve">IMPLEMENTADO, NO VERIFICADO</w:t>
             </w:r>
           </w:p>
         </w:tc>
@@ -4712,7 +4522,7 @@
       <w:tr>
         <w:tc>
           <w:tcPr>
-            <w:tcW w:type="dxa" w:w="925"/>
+            <w:tcW w:type="dxa" w:w="924"/>
             <w:tcBorders>
               <w:top w:val="single" w:color="CBD5E1" w:sz="4"/>
               <w:left w:val="single" w:color="CBD5E1" w:sz="4"/>
@@ -4735,40 +4545,67 @@
               </w:rPr>
               <w:t xml:space="preserve">UC</w:t>
               <w:noBreakHyphen/>
-              <w:t xml:space="preserve">020</w:t>
-            </w:r>
-          </w:p>
-        </w:tc>
-        <w:tc>
-          <w:tcPr>
-            <w:tcW w:type="dxa" w:w="2217"/>
-            <w:tcBorders>
-              <w:top w:val="single" w:color="CBD5E1" w:sz="4"/>
-              <w:left w:val="single" w:color="CBD5E1" w:sz="4"/>
-              <w:bottom w:val="single" w:color="CBD5E1" w:sz="4"/>
-              <w:right w:val="single" w:color="CBD5E1" w:sz="4"/>
-            </w:tcBorders>
-            <w:tcMar>
-              <w:top w:type="dxa" w:w="60"/>
-              <w:left w:type="dxa" w:w="90"/>
-              <w:bottom w:type="dxa" w:w="60"/>
-              <w:right w:type="dxa" w:w="90"/>
-            </w:tcMar>
-            <w:vAlign w:val="top"/>
-          </w:tcPr>
-          <w:p>
-            <w:r>
-              <w:rPr>
-                <w:sz w:val="15"/>
-                <w:szCs w:val="15"/>
-              </w:rPr>
-              <w:t xml:space="preserve">Radicar solicitud de contacto</w:t>
-            </w:r>
-          </w:p>
-        </w:tc>
-        <w:tc>
-          <w:tcPr>
-            <w:tcW w:type="dxa" w:w="2043"/>
+              <w:t xml:space="preserve">019</w:t>
+            </w:r>
+          </w:p>
+        </w:tc>
+        <w:tc>
+          <w:tcPr>
+            <w:tcW w:type="dxa" w:w="2213"/>
+            <w:tcBorders>
+              <w:top w:val="single" w:color="CBD5E1" w:sz="4"/>
+              <w:left w:val="single" w:color="CBD5E1" w:sz="4"/>
+              <w:bottom w:val="single" w:color="CBD5E1" w:sz="4"/>
+              <w:right w:val="single" w:color="CBD5E1" w:sz="4"/>
+            </w:tcBorders>
+            <w:tcMar>
+              <w:top w:type="dxa" w:w="60"/>
+              <w:left w:type="dxa" w:w="90"/>
+              <w:bottom w:type="dxa" w:w="60"/>
+              <w:right w:type="dxa" w:w="90"/>
+            </w:tcMar>
+            <w:vAlign w:val="top"/>
+          </w:tcPr>
+          <w:p>
+            <w:r>
+              <w:rPr>
+                <w:sz w:val="15"/>
+                <w:szCs w:val="15"/>
+              </w:rPr>
+              <w:t xml:space="preserve">Consultar asistente y calificar atención</w:t>
+            </w:r>
+          </w:p>
+        </w:tc>
+        <w:tc>
+          <w:tcPr>
+            <w:tcW w:type="dxa" w:w="2042"/>
+            <w:tcBorders>
+              <w:top w:val="single" w:color="CBD5E1" w:sz="4"/>
+              <w:left w:val="single" w:color="CBD5E1" w:sz="4"/>
+              <w:bottom w:val="single" w:color="CBD5E1" w:sz="4"/>
+              <w:right w:val="single" w:color="CBD5E1" w:sz="4"/>
+            </w:tcBorders>
+            <w:tcMar>
+              <w:top w:type="dxa" w:w="60"/>
+              <w:left w:type="dxa" w:w="90"/>
+              <w:bottom w:type="dxa" w:w="60"/>
+              <w:right w:type="dxa" w:w="90"/>
+            </w:tcMar>
+            <w:vAlign w:val="top"/>
+          </w:tcPr>
+          <w:p>
+            <w:r>
+              <w:rPr>
+                <w:sz w:val="15"/>
+                <w:szCs w:val="15"/>
+              </w:rPr>
+              <w:t xml:space="preserve">Todos</w:t>
+            </w:r>
+          </w:p>
+        </w:tc>
+        <w:tc>
+          <w:tcPr>
+            <w:tcW w:type="dxa" w:w="1637"/>
             <w:tcBorders>
               <w:top w:val="single" w:color="CBD5E1" w:sz="4"/>
               <w:left w:val="single" w:color="CBD5E1" w:sz="4"/>
@@ -4791,67 +4628,40 @@
               </w:rPr>
               <w:t xml:space="preserve">ACT</w:t>
               <w:noBreakHyphen/>
-              <w:t xml:space="preserve">01 y otros</w:t>
-            </w:r>
-          </w:p>
-        </w:tc>
-        <w:tc>
-          <w:tcPr>
-            <w:tcW w:type="dxa" w:w="1639"/>
-            <w:tcBorders>
-              <w:top w:val="single" w:color="CBD5E1" w:sz="4"/>
-              <w:left w:val="single" w:color="CBD5E1" w:sz="4"/>
-              <w:bottom w:val="single" w:color="CBD5E1" w:sz="4"/>
-              <w:right w:val="single" w:color="CBD5E1" w:sz="4"/>
-            </w:tcBorders>
-            <w:tcMar>
-              <w:top w:type="dxa" w:w="60"/>
-              <w:left w:type="dxa" w:w="90"/>
-              <w:bottom w:type="dxa" w:w="60"/>
-              <w:right w:type="dxa" w:w="90"/>
-            </w:tcMar>
-            <w:vAlign w:val="top"/>
-          </w:tcPr>
-          <w:p>
-            <w:r>
-              <w:rPr>
-                <w:sz w:val="15"/>
-                <w:szCs w:val="15"/>
-              </w:rPr>
-              <w:t xml:space="preserve">—</w:t>
-            </w:r>
-          </w:p>
-        </w:tc>
-        <w:tc>
-          <w:tcPr>
-            <w:tcW w:type="dxa" w:w="857"/>
-            <w:tcBorders>
-              <w:top w:val="single" w:color="CBD5E1" w:sz="4"/>
-              <w:left w:val="single" w:color="CBD5E1" w:sz="4"/>
-              <w:bottom w:val="single" w:color="CBD5E1" w:sz="4"/>
-              <w:right w:val="single" w:color="CBD5E1" w:sz="4"/>
-            </w:tcBorders>
-            <w:tcMar>
-              <w:top w:type="dxa" w:w="60"/>
-              <w:left w:type="dxa" w:w="90"/>
-              <w:bottom w:type="dxa" w:w="60"/>
-              <w:right w:type="dxa" w:w="90"/>
-            </w:tcMar>
-            <w:vAlign w:val="top"/>
-          </w:tcPr>
-          <w:p>
-            <w:r>
-              <w:rPr>
-                <w:sz w:val="15"/>
-                <w:szCs w:val="15"/>
-              </w:rPr>
-              <w:t xml:space="preserve">032</w:t>
-            </w:r>
-          </w:p>
-        </w:tc>
-        <w:tc>
-          <w:tcPr>
-            <w:tcW w:type="dxa" w:w="3144"/>
+              <w:t xml:space="preserve">07 (W6)</w:t>
+            </w:r>
+          </w:p>
+        </w:tc>
+        <w:tc>
+          <w:tcPr>
+            <w:tcW w:type="dxa" w:w="856"/>
+            <w:tcBorders>
+              <w:top w:val="single" w:color="CBD5E1" w:sz="4"/>
+              <w:left w:val="single" w:color="CBD5E1" w:sz="4"/>
+              <w:bottom w:val="single" w:color="CBD5E1" w:sz="4"/>
+              <w:right w:val="single" w:color="CBD5E1" w:sz="4"/>
+            </w:tcBorders>
+            <w:tcMar>
+              <w:top w:type="dxa" w:w="60"/>
+              <w:left w:type="dxa" w:w="90"/>
+              <w:bottom w:type="dxa" w:w="60"/>
+              <w:right w:type="dxa" w:w="90"/>
+            </w:tcMar>
+            <w:vAlign w:val="top"/>
+          </w:tcPr>
+          <w:p>
+            <w:r>
+              <w:rPr>
+                <w:sz w:val="15"/>
+                <w:szCs w:val="15"/>
+              </w:rPr>
+              <w:t xml:space="preserve">031, 032</w:t>
+            </w:r>
+          </w:p>
+        </w:tc>
+        <w:tc>
+          <w:tcPr>
+            <w:tcW w:type="dxa" w:w="3157"/>
             <w:tcBorders>
               <w:top w:val="single" w:color="CBD5E1" w:sz="4"/>
               <w:left w:val="single" w:color="CBD5E1" w:sz="4"/>
@@ -4874,34 +4684,41 @@
                 <w:szCs w:val="14"/>
                 <w:shd w:fill="F1F5F9" w:color="auto" w:val="clear"/>
               </w:rPr>
-              <w:t xml:space="preserve">contacto.html</w:t>
-            </w:r>
-          </w:p>
-        </w:tc>
-        <w:tc>
-          <w:tcPr>
-            <w:tcW w:type="dxa" w:w="2135"/>
-            <w:tcBorders>
-              <w:top w:val="single" w:color="CBD5E1" w:sz="4"/>
-              <w:left w:val="single" w:color="CBD5E1" w:sz="4"/>
-              <w:bottom w:val="single" w:color="CBD5E1" w:sz="4"/>
-              <w:right w:val="single" w:color="CBD5E1" w:sz="4"/>
-            </w:tcBorders>
-            <w:tcMar>
-              <w:top w:type="dxa" w:w="60"/>
-              <w:left w:type="dxa" w:w="90"/>
-              <w:bottom w:type="dxa" w:w="60"/>
-              <w:right w:type="dxa" w:w="90"/>
-            </w:tcMar>
-            <w:vAlign w:val="top"/>
-          </w:tcPr>
-          <w:p>
-            <w:r>
-              <w:rPr>
-                <w:sz w:val="15"/>
-                <w:szCs w:val="15"/>
-              </w:rPr>
-              <w:t xml:space="preserve">IMPLEMENTADO, NO VERIFICADO</w:t>
+              <w:t xml:space="preserve">js/chatbot.js</w:t>
+            </w:r>
+            <w:r>
+              <w:rPr>
+                <w:sz w:val="15"/>
+                <w:szCs w:val="15"/>
+              </w:rPr>
+              <w:t xml:space="preserve"> en varias páginas</w:t>
+            </w:r>
+          </w:p>
+        </w:tc>
+        <w:tc>
+          <w:tcPr>
+            <w:tcW w:type="dxa" w:w="2131"/>
+            <w:tcBorders>
+              <w:top w:val="single" w:color="CBD5E1" w:sz="4"/>
+              <w:left w:val="single" w:color="CBD5E1" w:sz="4"/>
+              <w:bottom w:val="single" w:color="CBD5E1" w:sz="4"/>
+              <w:right w:val="single" w:color="CBD5E1" w:sz="4"/>
+            </w:tcBorders>
+            <w:tcMar>
+              <w:top w:type="dxa" w:w="60"/>
+              <w:left w:type="dxa" w:w="90"/>
+              <w:bottom w:type="dxa" w:w="60"/>
+              <w:right w:type="dxa" w:w="90"/>
+            </w:tcMar>
+            <w:vAlign w:val="top"/>
+          </w:tcPr>
+          <w:p>
+            <w:r>
+              <w:rPr>
+                <w:sz w:val="15"/>
+                <w:szCs w:val="15"/>
+              </w:rPr>
+              <w:t xml:space="preserve">031 VERIFICADO; 032 NO VERIFICADO</w:t>
             </w:r>
           </w:p>
         </w:tc>
@@ -4909,7 +4726,7 @@
       <w:tr>
         <w:tc>
           <w:tcPr>
-            <w:tcW w:type="dxa" w:w="925"/>
+            <w:tcW w:type="dxa" w:w="924"/>
             <w:tcBorders>
               <w:top w:val="single" w:color="CBD5E1" w:sz="4"/>
               <w:left w:val="single" w:color="CBD5E1" w:sz="4"/>
@@ -4932,40 +4749,40 @@
               </w:rPr>
               <w:t xml:space="preserve">UC</w:t>
               <w:noBreakHyphen/>
-              <w:t xml:space="preserve">021</w:t>
-            </w:r>
-          </w:p>
-        </w:tc>
-        <w:tc>
-          <w:tcPr>
-            <w:tcW w:type="dxa" w:w="2217"/>
-            <w:tcBorders>
-              <w:top w:val="single" w:color="CBD5E1" w:sz="4"/>
-              <w:left w:val="single" w:color="CBD5E1" w:sz="4"/>
-              <w:bottom w:val="single" w:color="CBD5E1" w:sz="4"/>
-              <w:right w:val="single" w:color="CBD5E1" w:sz="4"/>
-            </w:tcBorders>
-            <w:tcMar>
-              <w:top w:type="dxa" w:w="60"/>
-              <w:left w:type="dxa" w:w="90"/>
-              <w:bottom w:type="dxa" w:w="60"/>
-              <w:right w:type="dxa" w:w="90"/>
-            </w:tcMar>
-            <w:vAlign w:val="top"/>
-          </w:tcPr>
-          <w:p>
-            <w:r>
-              <w:rPr>
-                <w:sz w:val="15"/>
-                <w:szCs w:val="15"/>
-              </w:rPr>
-              <w:t xml:space="preserve">Consultar reportes y registrar reporte de cliente</w:t>
-            </w:r>
-          </w:p>
-        </w:tc>
-        <w:tc>
-          <w:tcPr>
-            <w:tcW w:type="dxa" w:w="2043"/>
+              <w:t xml:space="preserve">020</w:t>
+            </w:r>
+          </w:p>
+        </w:tc>
+        <w:tc>
+          <w:tcPr>
+            <w:tcW w:type="dxa" w:w="2213"/>
+            <w:tcBorders>
+              <w:top w:val="single" w:color="CBD5E1" w:sz="4"/>
+              <w:left w:val="single" w:color="CBD5E1" w:sz="4"/>
+              <w:bottom w:val="single" w:color="CBD5E1" w:sz="4"/>
+              <w:right w:val="single" w:color="CBD5E1" w:sz="4"/>
+            </w:tcBorders>
+            <w:tcMar>
+              <w:top w:type="dxa" w:w="60"/>
+              <w:left w:type="dxa" w:w="90"/>
+              <w:bottom w:type="dxa" w:w="60"/>
+              <w:right w:type="dxa" w:w="90"/>
+            </w:tcMar>
+            <w:vAlign w:val="top"/>
+          </w:tcPr>
+          <w:p>
+            <w:r>
+              <w:rPr>
+                <w:sz w:val="15"/>
+                <w:szCs w:val="15"/>
+              </w:rPr>
+              <w:t xml:space="preserve">Radicar solicitud de contacto</w:t>
+            </w:r>
+          </w:p>
+        </w:tc>
+        <w:tc>
+          <w:tcPr>
+            <w:tcW w:type="dxa" w:w="2042"/>
             <w:tcBorders>
               <w:top w:val="single" w:color="CBD5E1" w:sz="4"/>
               <w:left w:val="single" w:color="CBD5E1" w:sz="4"/>
@@ -4988,15 +4805,13 @@
               </w:rPr>
               <w:t xml:space="preserve">ACT</w:t>
               <w:noBreakHyphen/>
-              <w:t xml:space="preserve">05 / ACT</w:t>
-              <w:noBreakHyphen/>
-              <w:t xml:space="preserve">03</w:t>
-            </w:r>
-          </w:p>
-        </w:tc>
-        <w:tc>
-          <w:tcPr>
-            <w:tcW w:type="dxa" w:w="1639"/>
+              <w:t xml:space="preserve">01 y otros</w:t>
+            </w:r>
+          </w:p>
+        </w:tc>
+        <w:tc>
+          <w:tcPr>
+            <w:tcW w:type="dxa" w:w="1637"/>
             <w:tcBorders>
               <w:top w:val="single" w:color="CBD5E1" w:sz="4"/>
               <w:left w:val="single" w:color="CBD5E1" w:sz="4"/>
@@ -5023,34 +4838,34 @@
         </w:tc>
         <w:tc>
           <w:tcPr>
-            <w:tcW w:type="dxa" w:w="857"/>
-            <w:tcBorders>
-              <w:top w:val="single" w:color="CBD5E1" w:sz="4"/>
-              <w:left w:val="single" w:color="CBD5E1" w:sz="4"/>
-              <w:bottom w:val="single" w:color="CBD5E1" w:sz="4"/>
-              <w:right w:val="single" w:color="CBD5E1" w:sz="4"/>
-            </w:tcBorders>
-            <w:tcMar>
-              <w:top w:type="dxa" w:w="60"/>
-              <w:left w:type="dxa" w:w="90"/>
-              <w:bottom w:type="dxa" w:w="60"/>
-              <w:right w:type="dxa" w:w="90"/>
-            </w:tcMar>
-            <w:vAlign w:val="top"/>
-          </w:tcPr>
-          <w:p>
-            <w:r>
-              <w:rPr>
-                <w:sz w:val="15"/>
-                <w:szCs w:val="15"/>
-              </w:rPr>
-              <w:t xml:space="preserve">033</w:t>
-            </w:r>
-          </w:p>
-        </w:tc>
-        <w:tc>
-          <w:tcPr>
-            <w:tcW w:type="dxa" w:w="3144"/>
+            <w:tcW w:type="dxa" w:w="856"/>
+            <w:tcBorders>
+              <w:top w:val="single" w:color="CBD5E1" w:sz="4"/>
+              <w:left w:val="single" w:color="CBD5E1" w:sz="4"/>
+              <w:bottom w:val="single" w:color="CBD5E1" w:sz="4"/>
+              <w:right w:val="single" w:color="CBD5E1" w:sz="4"/>
+            </w:tcBorders>
+            <w:tcMar>
+              <w:top w:type="dxa" w:w="60"/>
+              <w:left w:type="dxa" w:w="90"/>
+              <w:bottom w:type="dxa" w:w="60"/>
+              <w:right w:type="dxa" w:w="90"/>
+            </w:tcMar>
+            <w:vAlign w:val="top"/>
+          </w:tcPr>
+          <w:p>
+            <w:r>
+              <w:rPr>
+                <w:sz w:val="15"/>
+                <w:szCs w:val="15"/>
+              </w:rPr>
+              <w:t xml:space="preserve">032</w:t>
+            </w:r>
+          </w:p>
+        </w:tc>
+        <w:tc>
+          <w:tcPr>
+            <w:tcW w:type="dxa" w:w="3157"/>
             <w:tcBorders>
               <w:top w:val="single" w:color="CBD5E1" w:sz="4"/>
               <w:left w:val="single" w:color="CBD5E1" w:sz="4"/>
@@ -5073,15 +4888,198 @@
                 <w:szCs w:val="14"/>
                 <w:shd w:fill="F1F5F9" w:color="auto" w:val="clear"/>
               </w:rPr>
-              <w:t xml:space="preserve">reportes.html</w:t>
-            </w:r>
-            <w:r>
-              <w:rPr>
-                <w:sz w:val="15"/>
-                <w:szCs w:val="15"/>
-              </w:rPr>
-              <w:t xml:space="preserve">, </w:t>
-            </w:r>
+              <w:t xml:space="preserve">contacto.html</w:t>
+            </w:r>
+          </w:p>
+        </w:tc>
+        <w:tc>
+          <w:tcPr>
+            <w:tcW w:type="dxa" w:w="2131"/>
+            <w:tcBorders>
+              <w:top w:val="single" w:color="CBD5E1" w:sz="4"/>
+              <w:left w:val="single" w:color="CBD5E1" w:sz="4"/>
+              <w:bottom w:val="single" w:color="CBD5E1" w:sz="4"/>
+              <w:right w:val="single" w:color="CBD5E1" w:sz="4"/>
+            </w:tcBorders>
+            <w:tcMar>
+              <w:top w:type="dxa" w:w="60"/>
+              <w:left w:type="dxa" w:w="90"/>
+              <w:bottom w:type="dxa" w:w="60"/>
+              <w:right w:type="dxa" w:w="90"/>
+            </w:tcMar>
+            <w:vAlign w:val="top"/>
+          </w:tcPr>
+          <w:p>
+            <w:r>
+              <w:rPr>
+                <w:sz w:val="15"/>
+                <w:szCs w:val="15"/>
+              </w:rPr>
+              <w:t xml:space="preserve">IMPLEMENTADO, NO VERIFICADO</w:t>
+            </w:r>
+          </w:p>
+        </w:tc>
+      </w:tr>
+      <w:tr>
+        <w:tc>
+          <w:tcPr>
+            <w:tcW w:type="dxa" w:w="924"/>
+            <w:tcBorders>
+              <w:top w:val="single" w:color="CBD5E1" w:sz="4"/>
+              <w:left w:val="single" w:color="CBD5E1" w:sz="4"/>
+              <w:bottom w:val="single" w:color="CBD5E1" w:sz="4"/>
+              <w:right w:val="single" w:color="CBD5E1" w:sz="4"/>
+            </w:tcBorders>
+            <w:tcMar>
+              <w:top w:type="dxa" w:w="60"/>
+              <w:left w:type="dxa" w:w="90"/>
+              <w:bottom w:type="dxa" w:w="60"/>
+              <w:right w:type="dxa" w:w="90"/>
+            </w:tcMar>
+            <w:vAlign w:val="top"/>
+          </w:tcPr>
+          <w:p>
+            <w:r>
+              <w:rPr>
+                <w:sz w:val="15"/>
+                <w:szCs w:val="15"/>
+              </w:rPr>
+              <w:t xml:space="preserve">UC</w:t>
+              <w:noBreakHyphen/>
+              <w:t xml:space="preserve">021</w:t>
+            </w:r>
+          </w:p>
+        </w:tc>
+        <w:tc>
+          <w:tcPr>
+            <w:tcW w:type="dxa" w:w="2213"/>
+            <w:tcBorders>
+              <w:top w:val="single" w:color="CBD5E1" w:sz="4"/>
+              <w:left w:val="single" w:color="CBD5E1" w:sz="4"/>
+              <w:bottom w:val="single" w:color="CBD5E1" w:sz="4"/>
+              <w:right w:val="single" w:color="CBD5E1" w:sz="4"/>
+            </w:tcBorders>
+            <w:tcMar>
+              <w:top w:type="dxa" w:w="60"/>
+              <w:left w:type="dxa" w:w="90"/>
+              <w:bottom w:type="dxa" w:w="60"/>
+              <w:right w:type="dxa" w:w="90"/>
+            </w:tcMar>
+            <w:vAlign w:val="top"/>
+          </w:tcPr>
+          <w:p>
+            <w:r>
+              <w:rPr>
+                <w:sz w:val="15"/>
+                <w:szCs w:val="15"/>
+              </w:rPr>
+              <w:t xml:space="preserve">Consultar reportes y registrar reporte de cliente</w:t>
+            </w:r>
+          </w:p>
+        </w:tc>
+        <w:tc>
+          <w:tcPr>
+            <w:tcW w:type="dxa" w:w="2042"/>
+            <w:tcBorders>
+              <w:top w:val="single" w:color="CBD5E1" w:sz="4"/>
+              <w:left w:val="single" w:color="CBD5E1" w:sz="4"/>
+              <w:bottom w:val="single" w:color="CBD5E1" w:sz="4"/>
+              <w:right w:val="single" w:color="CBD5E1" w:sz="4"/>
+            </w:tcBorders>
+            <w:tcMar>
+              <w:top w:type="dxa" w:w="60"/>
+              <w:left w:type="dxa" w:w="90"/>
+              <w:bottom w:type="dxa" w:w="60"/>
+              <w:right w:type="dxa" w:w="90"/>
+            </w:tcMar>
+            <w:vAlign w:val="top"/>
+          </w:tcPr>
+          <w:p>
+            <w:r>
+              <w:rPr>
+                <w:sz w:val="15"/>
+                <w:szCs w:val="15"/>
+              </w:rPr>
+              <w:t xml:space="preserve">ACT</w:t>
+              <w:noBreakHyphen/>
+              <w:t xml:space="preserve">05 / ACT</w:t>
+              <w:noBreakHyphen/>
+              <w:t xml:space="preserve">03</w:t>
+            </w:r>
+          </w:p>
+        </w:tc>
+        <w:tc>
+          <w:tcPr>
+            <w:tcW w:type="dxa" w:w="1637"/>
+            <w:tcBorders>
+              <w:top w:val="single" w:color="CBD5E1" w:sz="4"/>
+              <w:left w:val="single" w:color="CBD5E1" w:sz="4"/>
+              <w:bottom w:val="single" w:color="CBD5E1" w:sz="4"/>
+              <w:right w:val="single" w:color="CBD5E1" w:sz="4"/>
+            </w:tcBorders>
+            <w:tcMar>
+              <w:top w:type="dxa" w:w="60"/>
+              <w:left w:type="dxa" w:w="90"/>
+              <w:bottom w:type="dxa" w:w="60"/>
+              <w:right w:type="dxa" w:w="90"/>
+            </w:tcMar>
+            <w:vAlign w:val="top"/>
+          </w:tcPr>
+          <w:p>
+            <w:r>
+              <w:rPr>
+                <w:sz w:val="15"/>
+                <w:szCs w:val="15"/>
+              </w:rPr>
+              <w:t xml:space="preserve">—</w:t>
+            </w:r>
+          </w:p>
+        </w:tc>
+        <w:tc>
+          <w:tcPr>
+            <w:tcW w:type="dxa" w:w="856"/>
+            <w:tcBorders>
+              <w:top w:val="single" w:color="CBD5E1" w:sz="4"/>
+              <w:left w:val="single" w:color="CBD5E1" w:sz="4"/>
+              <w:bottom w:val="single" w:color="CBD5E1" w:sz="4"/>
+              <w:right w:val="single" w:color="CBD5E1" w:sz="4"/>
+            </w:tcBorders>
+            <w:tcMar>
+              <w:top w:type="dxa" w:w="60"/>
+              <w:left w:type="dxa" w:w="90"/>
+              <w:bottom w:type="dxa" w:w="60"/>
+              <w:right w:type="dxa" w:w="90"/>
+            </w:tcMar>
+            <w:vAlign w:val="top"/>
+          </w:tcPr>
+          <w:p>
+            <w:r>
+              <w:rPr>
+                <w:sz w:val="15"/>
+                <w:szCs w:val="15"/>
+              </w:rPr>
+              <w:t xml:space="preserve">033</w:t>
+            </w:r>
+          </w:p>
+        </w:tc>
+        <w:tc>
+          <w:tcPr>
+            <w:tcW w:type="dxa" w:w="3157"/>
+            <w:tcBorders>
+              <w:top w:val="single" w:color="CBD5E1" w:sz="4"/>
+              <w:left w:val="single" w:color="CBD5E1" w:sz="4"/>
+              <w:bottom w:val="single" w:color="CBD5E1" w:sz="4"/>
+              <w:right w:val="single" w:color="CBD5E1" w:sz="4"/>
+            </w:tcBorders>
+            <w:tcMar>
+              <w:top w:type="dxa" w:w="60"/>
+              <w:left w:type="dxa" w:w="90"/>
+              <w:bottom w:type="dxa" w:w="60"/>
+              <w:right w:type="dxa" w:w="90"/>
+            </w:tcMar>
+            <w:vAlign w:val="top"/>
+          </w:tcPr>
+          <w:p>
             <w:r>
               <w:rPr>
                 <w:rFonts w:ascii="Consolas" w:cs="Consolas" w:eastAsia="Consolas" w:hAnsi="Consolas"/>
@@ -5089,123 +5087,14 @@
                 <w:szCs w:val="14"/>
                 <w:shd w:fill="F1F5F9" w:color="auto" w:val="clear"/>
               </w:rPr>
-              <w:t xml:space="preserve">mis-reportes.html</w:t>
-            </w:r>
-          </w:p>
-        </w:tc>
-        <w:tc>
-          <w:tcPr>
-            <w:tcW w:type="dxa" w:w="2135"/>
-            <w:tcBorders>
-              <w:top w:val="single" w:color="CBD5E1" w:sz="4"/>
-              <w:left w:val="single" w:color="CBD5E1" w:sz="4"/>
-              <w:bottom w:val="single" w:color="CBD5E1" w:sz="4"/>
-              <w:right w:val="single" w:color="CBD5E1" w:sz="4"/>
-            </w:tcBorders>
-            <w:tcMar>
-              <w:top w:type="dxa" w:w="60"/>
-              <w:left w:type="dxa" w:w="90"/>
-              <w:bottom w:type="dxa" w:w="60"/>
-              <w:right w:type="dxa" w:w="90"/>
-            </w:tcMar>
-            <w:vAlign w:val="top"/>
-          </w:tcPr>
-          <w:p>
-            <w:r>
-              <w:rPr>
-                <w:sz w:val="15"/>
-                <w:szCs w:val="15"/>
-              </w:rPr>
-              <w:t xml:space="preserve">IMPLEMENTADO, NO VERIFICADO (BUG</w:t>
-              <w:noBreakHyphen/>
-              <w:t xml:space="preserve">001)</w:t>
-            </w:r>
-          </w:p>
-        </w:tc>
-      </w:tr>
-      <w:tr>
-        <w:tc>
-          <w:tcPr>
-            <w:tcW w:type="dxa" w:w="925"/>
-            <w:tcBorders>
-              <w:top w:val="single" w:color="CBD5E1" w:sz="4"/>
-              <w:left w:val="single" w:color="CBD5E1" w:sz="4"/>
-              <w:bottom w:val="single" w:color="CBD5E1" w:sz="4"/>
-              <w:right w:val="single" w:color="CBD5E1" w:sz="4"/>
-            </w:tcBorders>
-            <w:tcMar>
-              <w:top w:type="dxa" w:w="60"/>
-              <w:left w:type="dxa" w:w="90"/>
-              <w:bottom w:type="dxa" w:w="60"/>
-              <w:right w:type="dxa" w:w="90"/>
-            </w:tcMar>
-            <w:vAlign w:val="top"/>
-          </w:tcPr>
-          <w:p>
-            <w:r>
-              <w:rPr>
-                <w:sz w:val="15"/>
-                <w:szCs w:val="15"/>
-              </w:rPr>
-              <w:t xml:space="preserve">UC</w:t>
-              <w:noBreakHyphen/>
-              <w:t xml:space="preserve">022</w:t>
-            </w:r>
-          </w:p>
-        </w:tc>
-        <w:tc>
-          <w:tcPr>
-            <w:tcW w:type="dxa" w:w="2217"/>
-            <w:tcBorders>
-              <w:top w:val="single" w:color="CBD5E1" w:sz="4"/>
-              <w:left w:val="single" w:color="CBD5E1" w:sz="4"/>
-              <w:bottom w:val="single" w:color="CBD5E1" w:sz="4"/>
-              <w:right w:val="single" w:color="CBD5E1" w:sz="4"/>
-            </w:tcBorders>
-            <w:tcMar>
-              <w:top w:type="dxa" w:w="60"/>
-              <w:left w:type="dxa" w:w="90"/>
-              <w:bottom w:type="dxa" w:w="60"/>
-              <w:right w:type="dxa" w:w="90"/>
-            </w:tcMar>
-            <w:vAlign w:val="top"/>
-          </w:tcPr>
-          <w:p>
-            <w:r>
-              <w:rPr>
-                <w:sz w:val="15"/>
-                <w:szCs w:val="15"/>
-              </w:rPr>
-              <w:t xml:space="preserve">Consultar auditoría</w:t>
-            </w:r>
-          </w:p>
-        </w:tc>
-        <w:tc>
-          <w:tcPr>
-            <w:tcW w:type="dxa" w:w="2043"/>
-            <w:tcBorders>
-              <w:top w:val="single" w:color="CBD5E1" w:sz="4"/>
-              <w:left w:val="single" w:color="CBD5E1" w:sz="4"/>
-              <w:bottom w:val="single" w:color="CBD5E1" w:sz="4"/>
-              <w:right w:val="single" w:color="CBD5E1" w:sz="4"/>
-            </w:tcBorders>
-            <w:tcMar>
-              <w:top w:type="dxa" w:w="60"/>
-              <w:left w:type="dxa" w:w="90"/>
-              <w:bottom w:type="dxa" w:w="60"/>
-              <w:right w:type="dxa" w:w="90"/>
-            </w:tcMar>
-            <w:vAlign w:val="top"/>
-          </w:tcPr>
-          <w:p>
-            <w:r>
-              <w:rPr>
-                <w:sz w:val="15"/>
-                <w:szCs w:val="15"/>
-              </w:rPr>
-              <w:t xml:space="preserve">ACT</w:t>
-              <w:noBreakHyphen/>
-              <w:t xml:space="preserve">05 (</w:t>
+              <w:t xml:space="preserve">reportes.html</w:t>
+            </w:r>
+            <w:r>
+              <w:rPr>
+                <w:sz w:val="15"/>
+                <w:szCs w:val="15"/>
+              </w:rPr>
+              <w:t xml:space="preserve">, </w:t>
             </w:r>
             <w:r>
               <w:rPr>
@@ -5214,6 +5103,131 @@
                 <w:szCs w:val="14"/>
                 <w:shd w:fill="F1F5F9" w:color="auto" w:val="clear"/>
               </w:rPr>
+              <w:t xml:space="preserve">mis-reportes.html</w:t>
+            </w:r>
+          </w:p>
+        </w:tc>
+        <w:tc>
+          <w:tcPr>
+            <w:tcW w:type="dxa" w:w="2131"/>
+            <w:tcBorders>
+              <w:top w:val="single" w:color="CBD5E1" w:sz="4"/>
+              <w:left w:val="single" w:color="CBD5E1" w:sz="4"/>
+              <w:bottom w:val="single" w:color="CBD5E1" w:sz="4"/>
+              <w:right w:val="single" w:color="CBD5E1" w:sz="4"/>
+            </w:tcBorders>
+            <w:tcMar>
+              <w:top w:type="dxa" w:w="60"/>
+              <w:left w:type="dxa" w:w="90"/>
+              <w:bottom w:type="dxa" w:w="60"/>
+              <w:right w:type="dxa" w:w="90"/>
+            </w:tcMar>
+            <w:vAlign w:val="top"/>
+          </w:tcPr>
+          <w:p>
+            <w:r>
+              <w:rPr>
+                <w:sz w:val="15"/>
+                <w:szCs w:val="15"/>
+              </w:rPr>
+              <w:t xml:space="preserve">IMPLEMENTADO, NO VERIFICADO (BUG</w:t>
+              <w:noBreakHyphen/>
+              <w:t xml:space="preserve">001)</w:t>
+            </w:r>
+          </w:p>
+        </w:tc>
+      </w:tr>
+      <w:tr>
+        <w:tc>
+          <w:tcPr>
+            <w:tcW w:type="dxa" w:w="924"/>
+            <w:tcBorders>
+              <w:top w:val="single" w:color="CBD5E1" w:sz="4"/>
+              <w:left w:val="single" w:color="CBD5E1" w:sz="4"/>
+              <w:bottom w:val="single" w:color="CBD5E1" w:sz="4"/>
+              <w:right w:val="single" w:color="CBD5E1" w:sz="4"/>
+            </w:tcBorders>
+            <w:tcMar>
+              <w:top w:type="dxa" w:w="60"/>
+              <w:left w:type="dxa" w:w="90"/>
+              <w:bottom w:type="dxa" w:w="60"/>
+              <w:right w:type="dxa" w:w="90"/>
+            </w:tcMar>
+            <w:vAlign w:val="top"/>
+          </w:tcPr>
+          <w:p>
+            <w:r>
+              <w:rPr>
+                <w:sz w:val="15"/>
+                <w:szCs w:val="15"/>
+              </w:rPr>
+              <w:t xml:space="preserve">UC</w:t>
+              <w:noBreakHyphen/>
+              <w:t xml:space="preserve">022</w:t>
+            </w:r>
+          </w:p>
+        </w:tc>
+        <w:tc>
+          <w:tcPr>
+            <w:tcW w:type="dxa" w:w="2213"/>
+            <w:tcBorders>
+              <w:top w:val="single" w:color="CBD5E1" w:sz="4"/>
+              <w:left w:val="single" w:color="CBD5E1" w:sz="4"/>
+              <w:bottom w:val="single" w:color="CBD5E1" w:sz="4"/>
+              <w:right w:val="single" w:color="CBD5E1" w:sz="4"/>
+            </w:tcBorders>
+            <w:tcMar>
+              <w:top w:type="dxa" w:w="60"/>
+              <w:left w:type="dxa" w:w="90"/>
+              <w:bottom w:type="dxa" w:w="60"/>
+              <w:right w:type="dxa" w:w="90"/>
+            </w:tcMar>
+            <w:vAlign w:val="top"/>
+          </w:tcPr>
+          <w:p>
+            <w:r>
+              <w:rPr>
+                <w:sz w:val="15"/>
+                <w:szCs w:val="15"/>
+              </w:rPr>
+              <w:t xml:space="preserve">Consultar auditoría</w:t>
+            </w:r>
+          </w:p>
+        </w:tc>
+        <w:tc>
+          <w:tcPr>
+            <w:tcW w:type="dxa" w:w="2042"/>
+            <w:tcBorders>
+              <w:top w:val="single" w:color="CBD5E1" w:sz="4"/>
+              <w:left w:val="single" w:color="CBD5E1" w:sz="4"/>
+              <w:bottom w:val="single" w:color="CBD5E1" w:sz="4"/>
+              <w:right w:val="single" w:color="CBD5E1" w:sz="4"/>
+            </w:tcBorders>
+            <w:tcMar>
+              <w:top w:type="dxa" w:w="60"/>
+              <w:left w:type="dxa" w:w="90"/>
+              <w:bottom w:type="dxa" w:w="60"/>
+              <w:right w:type="dxa" w:w="90"/>
+            </w:tcMar>
+            <w:vAlign w:val="top"/>
+          </w:tcPr>
+          <w:p>
+            <w:r>
+              <w:rPr>
+                <w:sz w:val="15"/>
+                <w:szCs w:val="15"/>
+              </w:rPr>
+              <w:t xml:space="preserve">ACT</w:t>
+              <w:noBreakHyphen/>
+              <w:t xml:space="preserve">05 (</w:t>
+            </w:r>
+            <w:r>
+              <w:rPr>
+                <w:rFonts w:ascii="Consolas" w:cs="Consolas" w:eastAsia="Consolas" w:hAnsi="Consolas"/>
+                <w:sz w:val="14"/>
+                <w:szCs w:val="14"/>
+                <w:shd w:fill="F1F5F9" w:color="auto" w:val="clear"/>
+              </w:rPr>
               <w:t xml:space="preserve">auditoria.ver</w:t>
             </w:r>
             <w:r>
@@ -5227,7 +5241,7 @@
         </w:tc>
         <w:tc>
           <w:tcPr>
-            <w:tcW w:type="dxa" w:w="1639"/>
+            <w:tcW w:type="dxa" w:w="1637"/>
             <w:tcBorders>
               <w:top w:val="single" w:color="CBD5E1" w:sz="4"/>
               <w:left w:val="single" w:color="CBD5E1" w:sz="4"/>
@@ -5254,7 +5268,7 @@
         </w:tc>
         <w:tc>
           <w:tcPr>
-            <w:tcW w:type="dxa" w:w="857"/>
+            <w:tcW w:type="dxa" w:w="856"/>
             <w:tcBorders>
               <w:top w:val="single" w:color="CBD5E1" w:sz="4"/>
               <w:left w:val="single" w:color="CBD5E1" w:sz="4"/>
@@ -5281,7 +5295,7 @@
         </w:tc>
         <w:tc>
           <w:tcPr>
-            <w:tcW w:type="dxa" w:w="3144"/>
+            <w:tcW w:type="dxa" w:w="3157"/>
             <w:tcBorders>
               <w:top w:val="single" w:color="CBD5E1" w:sz="4"/>
               <w:left w:val="single" w:color="CBD5E1" w:sz="4"/>
@@ -5317,7 +5331,7 @@
         </w:tc>
         <w:tc>
           <w:tcPr>
-            <w:tcW w:type="dxa" w:w="2135"/>
+            <w:tcW w:type="dxa" w:w="2131"/>
             <w:tcBorders>
               <w:top w:val="single" w:color="CBD5E1" w:sz="4"/>
               <w:left w:val="single" w:color="CBD5E1" w:sz="4"/>
@@ -5346,7 +5360,7 @@
       <w:tr>
         <w:tc>
           <w:tcPr>
-            <w:tcW w:type="dxa" w:w="925"/>
+            <w:tcW w:type="dxa" w:w="924"/>
             <w:tcBorders>
               <w:top w:val="single" w:color="CBD5E1" w:sz="4"/>
               <w:left w:val="single" w:color="CBD5E1" w:sz="4"/>
@@ -5375,7 +5389,7 @@
         </w:tc>
         <w:tc>
           <w:tcPr>
-            <w:tcW w:type="dxa" w:w="2217"/>
+            <w:tcW w:type="dxa" w:w="2213"/>
             <w:tcBorders>
               <w:top w:val="single" w:color="CBD5E1" w:sz="4"/>
               <w:left w:val="single" w:color="CBD5E1" w:sz="4"/>
@@ -5402,7 +5416,7 @@
         </w:tc>
         <w:tc>
           <w:tcPr>
-            <w:tcW w:type="dxa" w:w="2043"/>
+            <w:tcW w:type="dxa" w:w="2042"/>
             <w:tcBorders>
               <w:top w:val="single" w:color="CBD5E1" w:sz="4"/>
               <w:left w:val="single" w:color="CBD5E1" w:sz="4"/>
@@ -5433,7 +5447,7 @@
         </w:tc>
         <w:tc>
           <w:tcPr>
-            <w:tcW w:type="dxa" w:w="1639"/>
+            <w:tcW w:type="dxa" w:w="1637"/>
             <w:tcBorders>
               <w:top w:val="single" w:color="CBD5E1" w:sz="4"/>
               <w:left w:val="single" w:color="CBD5E1" w:sz="4"/>
@@ -5464,7 +5478,7 @@
         </w:tc>
         <w:tc>
           <w:tcPr>
-            <w:tcW w:type="dxa" w:w="857"/>
+            <w:tcW w:type="dxa" w:w="856"/>
             <w:tcBorders>
               <w:top w:val="single" w:color="CBD5E1" w:sz="4"/>
               <w:left w:val="single" w:color="CBD5E1" w:sz="4"/>
@@ -5491,7 +5505,7 @@
         </w:tc>
         <w:tc>
           <w:tcPr>
-            <w:tcW w:type="dxa" w:w="3144"/>
+            <w:tcW w:type="dxa" w:w="3157"/>
             <w:tcBorders>
               <w:top w:val="single" w:color="CBD5E1" w:sz="4"/>
               <w:left w:val="single" w:color="CBD5E1" w:sz="4"/>
@@ -5518,7 +5532,7 @@
         </w:tc>
         <w:tc>
           <w:tcPr>
-            <w:tcW w:type="dxa" w:w="2135"/>
+            <w:tcW w:type="dxa" w:w="2131"/>
             <w:tcBorders>
               <w:top w:val="single" w:color="CBD5E1" w:sz="4"/>
               <w:left w:val="single" w:color="CBD5E1" w:sz="4"/>
@@ -5636,7 +5650,7 @@
           <wp:inline distT="0" distB="0" distL="0" distR="0">
             <wp:extent cx="4105275" cy="11811000"/>
             <wp:effectExtent t="0" r="0" b="0" l="0"/>
-            <wp:docPr id="11" name="diagrama" descr="Diagrama generado a partir de Mermaid" title="Diagrama"/>
+            <wp:docPr id="2" name="diagrama" descr="Diagrama generado a partir de Mermaid" title="Diagrama"/>
             <wp:cNvGraphicFramePr>
               <a:graphicFrameLocks xmlns:a="http://schemas.openxmlformats.org/drawingml/2006/main" noChangeAspect="1"/>
             </wp:cNvGraphicFramePr>
@@ -5691,7 +5705,7 @@
           <wp:inline distT="0" distB="0" distL="0" distR="0">
             <wp:extent cx="8191500" cy="2828925"/>
             <wp:effectExtent t="0" r="0" b="0" l="0"/>
-            <wp:docPr id="12" name="diagrama" descr="Diagrama generado a partir de Mermaid" title="Diagrama"/>
+            <wp:docPr id="3" name="diagrama" descr="Diagrama generado a partir de Mermaid" title="Diagrama"/>
             <wp:cNvGraphicFramePr>
               <a:graphicFrameLocks xmlns:a="http://schemas.openxmlformats.org/drawingml/2006/main" noChangeAspect="1"/>
             </wp:cNvGraphicFramePr>
@@ -6416,7 +6430,7 @@
         </w:numPr>
         <w:spacing w:after="40"/>
       </w:pPr>
-      <w:hyperlink w:history="1" r:id="rIdka9gno54mb9nflclhdcaz">
+      <w:hyperlink w:history="1" r:id="rId1ryxspaohc2dywr8-xluq">
         <w:r>
           <w:rPr>
             <w:color w:val="1D4ED8"/>
@@ -6435,7 +6449,7 @@
         </w:numPr>
         <w:spacing w:after="40"/>
       </w:pPr>
-      <w:hyperlink w:history="1" r:id="rIdc0nqbl6mcsskmmdzjuw8a">
+      <w:hyperlink w:history="1" r:id="rIdn1xiguzgpnhqk1ta27gkq">
         <w:r>
           <w:rPr>
             <w:color w:val="1D4ED8"/>
@@ -6454,7 +6468,7 @@
         </w:numPr>
         <w:spacing w:after="40"/>
       </w:pPr>
-      <w:hyperlink w:history="1" r:id="rIdnwz4mlwwbhtpjckdtjfp7">
+      <w:hyperlink w:history="1" r:id="rIdicj7bokaofbqknqdf4btx">
         <w:r>
           <w:rPr>
             <w:color w:val="1D4ED8"/>
